--- a/work/docs/пробна история.docx
+++ b/work/docs/пробна история.docx
@@ -902,6 +902,11 @@
           <w:color w:val="A9B7C6"/>
         </w:rPr>
         <w:t>admin</w:t>
+      </w:r>
+      <w:r>
+        <w:rPr>
+          <w:color w:val="A9B7C6"/>
+        </w:rPr>
         <w:br/>
       </w:r>
       <w:r>
@@ -939,9 +944,24 @@
           <w:color w:val="A9B7C6"/>
         </w:rPr>
         <w:t>include</w:t>
-        <w:br/>
+      </w:r>
+      <w:r>
+        <w:rPr>
+          <w:color w:val="A9B7C6"/>
+        </w:rPr>
+        <w:br/>
+      </w:r>
+      <w:r>
+        <w:rPr>
+          <w:color w:val="A9B7C6"/>
+        </w:rPr>
         <w:br/>
         <w:t>urlpatterns = [</w:t>
+      </w:r>
+      <w:r>
+        <w:rPr>
+          <w:color w:val="A9B7C6"/>
+        </w:rPr>
         <w:br/>
         <w:t xml:space="preserve">    path(</w:t>
       </w:r>
@@ -968,6 +988,11 @@
           <w:color w:val="CC7832"/>
         </w:rPr>
         <w:t>,</w:t>
+      </w:r>
+      <w:r>
+        <w:rPr>
+          <w:color w:val="CC7832"/>
+        </w:rPr>
         <w:br/>
         <w:t xml:space="preserve">    </w:t>
       </w:r>
@@ -1006,7 +1031,17 @@
           <w:color w:val="A9B7C6"/>
         </w:rPr>
         <w:t>))</w:t>
-        <w:br/>
+      </w:r>
+      <w:r>
+        <w:rPr>
+          <w:color w:val="A9B7C6"/>
+        </w:rPr>
+        <w:br/>
+      </w:r>
+      <w:r>
+        <w:rPr>
+          <w:color w:val="A9B7C6"/>
+        </w:rPr>
         <w:br/>
         <w:t>]</w:t>
       </w:r>
@@ -1124,6 +1159,15 @@
           <w:lang w:eastAsia="bg-BG"/>
         </w:rPr>
         <w:t>path</w:t>
+      </w:r>
+      <w:r>
+        <w:rPr>
+          <w:rFonts w:ascii="Courier New" w:eastAsia="Times New Roman" w:hAnsi="Courier New" w:cs="Courier New"/>
+          <w:color w:val="A9B7C6"/>
+          <w:sz w:val="20"/>
+          <w:szCs w:val="20"/>
+          <w:lang w:eastAsia="bg-BG"/>
+        </w:rPr>
         <w:br/>
       </w:r>
       <w:r>
@@ -1165,8 +1209,26 @@
           <w:lang w:eastAsia="bg-BG"/>
         </w:rPr>
         <w:t>views</w:t>
+      </w:r>
+      <w:r>
+        <w:rPr>
+          <w:rFonts w:ascii="Courier New" w:eastAsia="Times New Roman" w:hAnsi="Courier New" w:cs="Courier New"/>
+          <w:color w:val="A9B7C6"/>
+          <w:sz w:val="20"/>
+          <w:szCs w:val="20"/>
+          <w:lang w:eastAsia="bg-BG"/>
+        </w:rPr>
         <w:br/>
         <w:t>urlpatterns = [</w:t>
+      </w:r>
+      <w:r>
+        <w:rPr>
+          <w:rFonts w:ascii="Courier New" w:eastAsia="Times New Roman" w:hAnsi="Courier New" w:cs="Courier New"/>
+          <w:color w:val="A9B7C6"/>
+          <w:sz w:val="20"/>
+          <w:szCs w:val="20"/>
+          <w:lang w:eastAsia="bg-BG"/>
+        </w:rPr>
         <w:br/>
         <w:t xml:space="preserve">    path(</w:t>
       </w:r>
@@ -1199,7 +1261,25 @@
           <w:lang w:eastAsia="bg-BG"/>
         </w:rPr>
         <w:t>views.index)</w:t>
-        <w:br/>
+      </w:r>
+      <w:r>
+        <w:rPr>
+          <w:rFonts w:ascii="Courier New" w:eastAsia="Times New Roman" w:hAnsi="Courier New" w:cs="Courier New"/>
+          <w:color w:val="A9B7C6"/>
+          <w:sz w:val="20"/>
+          <w:szCs w:val="20"/>
+          <w:lang w:eastAsia="bg-BG"/>
+        </w:rPr>
+        <w:br/>
+      </w:r>
+      <w:r>
+        <w:rPr>
+          <w:rFonts w:ascii="Courier New" w:eastAsia="Times New Roman" w:hAnsi="Courier New" w:cs="Courier New"/>
+          <w:color w:val="A9B7C6"/>
+          <w:sz w:val="20"/>
+          <w:szCs w:val="20"/>
+          <w:lang w:eastAsia="bg-BG"/>
+        </w:rPr>
         <w:br/>
         <w:t>]</w:t>
       </w:r>
@@ -1284,6 +1364,11 @@
           <w:color w:val="A9B7C6"/>
         </w:rPr>
         <w:t>render</w:t>
+      </w:r>
+      <w:r>
+        <w:rPr>
+          <w:color w:val="A9B7C6"/>
+        </w:rPr>
         <w:br/>
       </w:r>
       <w:r>
@@ -1309,8 +1394,23 @@
           <w:color w:val="A9B7C6"/>
         </w:rPr>
         <w:t>HttpResponse</w:t>
-        <w:br/>
-        <w:br/>
+      </w:r>
+      <w:r>
+        <w:rPr>
+          <w:color w:val="A9B7C6"/>
+        </w:rPr>
+        <w:br/>
+      </w:r>
+      <w:r>
+        <w:rPr>
+          <w:color w:val="A9B7C6"/>
+        </w:rPr>
+        <w:br/>
+      </w:r>
+      <w:r>
+        <w:rPr>
+          <w:color w:val="A9B7C6"/>
+        </w:rPr>
         <w:br/>
       </w:r>
       <w:r>
@@ -1318,6 +1418,11 @@
           <w:color w:val="808080"/>
         </w:rPr>
         <w:t># Create your views here.</w:t>
+      </w:r>
+      <w:r>
+        <w:rPr>
+          <w:color w:val="808080"/>
+        </w:rPr>
         <w:br/>
       </w:r>
       <w:r>
@@ -1349,6 +1454,11 @@
           <w:color w:val="A9B7C6"/>
         </w:rPr>
         <w:t>):</w:t>
+      </w:r>
+      <w:r>
+        <w:rPr>
+          <w:color w:val="A9B7C6"/>
+        </w:rPr>
         <w:br/>
         <w:t xml:space="preserve">    </w:t>
       </w:r>
@@ -1478,6 +1588,11 @@
           <w:color w:val="A9B7C6"/>
         </w:rPr>
         <w:t>):</w:t>
+      </w:r>
+      <w:r>
+        <w:rPr>
+          <w:color w:val="A9B7C6"/>
+        </w:rPr>
         <w:br/>
         <w:t xml:space="preserve">    </w:t>
       </w:r>
@@ -1704,6 +1819,11 @@
           <w:color w:val="A9B7C6"/>
         </w:rPr>
         <w:t>(request):</w:t>
+      </w:r>
+      <w:r>
+        <w:rPr>
+          <w:color w:val="A9B7C6"/>
+        </w:rPr>
         <w:br/>
         <w:t xml:space="preserve">    </w:t>
       </w:r>
@@ -1926,6 +2046,15 @@
           <w:lang w:eastAsia="bg-BG"/>
         </w:rPr>
         <w:t>{% block content %}</w:t>
+      </w:r>
+      <w:r>
+        <w:rPr>
+          <w:rFonts w:ascii="Courier New" w:eastAsia="Times New Roman" w:hAnsi="Courier New" w:cs="Courier New"/>
+          <w:color w:val="A9B7C6"/>
+          <w:sz w:val="20"/>
+          <w:szCs w:val="20"/>
+          <w:lang w:eastAsia="bg-BG"/>
+        </w:rPr>
         <w:br/>
       </w:r>
       <w:r>
@@ -1957,6 +2086,15 @@
           <w:lang w:eastAsia="bg-BG"/>
         </w:rPr>
         <w:t>&lt;/h4&gt;</w:t>
+      </w:r>
+      <w:r>
+        <w:rPr>
+          <w:rFonts w:ascii="Courier New" w:eastAsia="Times New Roman" w:hAnsi="Courier New" w:cs="Courier New"/>
+          <w:color w:val="E8BF6A"/>
+          <w:sz w:val="20"/>
+          <w:szCs w:val="20"/>
+          <w:lang w:eastAsia="bg-BG"/>
+        </w:rPr>
         <w:br/>
         <w:t>&lt;p&gt;</w:t>
       </w:r>
@@ -1979,6 +2117,15 @@
           <w:lang w:eastAsia="bg-BG"/>
         </w:rPr>
         <w:t>&lt;/p&gt;</w:t>
+      </w:r>
+      <w:r>
+        <w:rPr>
+          <w:rFonts w:ascii="Courier New" w:eastAsia="Times New Roman" w:hAnsi="Courier New" w:cs="Courier New"/>
+          <w:color w:val="E8BF6A"/>
+          <w:sz w:val="20"/>
+          <w:szCs w:val="20"/>
+          <w:lang w:eastAsia="bg-BG"/>
+        </w:rPr>
         <w:br/>
       </w:r>
       <w:r>
@@ -2103,10 +2250,37 @@
           <w:lang w:eastAsia="bg-BG"/>
         </w:rPr>
         <w:t>{% extends 'main/base.html' %}</w:t>
+      </w:r>
+      <w:r>
+        <w:rPr>
+          <w:rFonts w:ascii="Courier New" w:eastAsia="Times New Roman" w:hAnsi="Courier New" w:cs="Courier New"/>
+          <w:color w:val="A9B7C6"/>
+          <w:sz w:val="20"/>
+          <w:szCs w:val="20"/>
+          <w:lang w:eastAsia="bg-BG"/>
+        </w:rPr>
         <w:br/>
         <w:t>{% block title %} ГЛАВНА СТРАНИЦА {% endblock %}</w:t>
+      </w:r>
+      <w:r>
+        <w:rPr>
+          <w:rFonts w:ascii="Courier New" w:eastAsia="Times New Roman" w:hAnsi="Courier New" w:cs="Courier New"/>
+          <w:color w:val="A9B7C6"/>
+          <w:sz w:val="20"/>
+          <w:szCs w:val="20"/>
+          <w:lang w:eastAsia="bg-BG"/>
+        </w:rPr>
         <w:br/>
         <w:t>{% block content %}</w:t>
+      </w:r>
+      <w:r>
+        <w:rPr>
+          <w:rFonts w:ascii="Courier New" w:eastAsia="Times New Roman" w:hAnsi="Courier New" w:cs="Courier New"/>
+          <w:color w:val="A9B7C6"/>
+          <w:sz w:val="20"/>
+          <w:szCs w:val="20"/>
+          <w:lang w:eastAsia="bg-BG"/>
+        </w:rPr>
         <w:br/>
       </w:r>
       <w:r>
@@ -2138,6 +2312,15 @@
           <w:lang w:eastAsia="bg-BG"/>
         </w:rPr>
         <w:t>&lt;/h4&gt;</w:t>
+      </w:r>
+      <w:r>
+        <w:rPr>
+          <w:rFonts w:ascii="Courier New" w:eastAsia="Times New Roman" w:hAnsi="Courier New" w:cs="Courier New"/>
+          <w:color w:val="E8BF6A"/>
+          <w:sz w:val="20"/>
+          <w:szCs w:val="20"/>
+          <w:lang w:eastAsia="bg-BG"/>
+        </w:rPr>
         <w:br/>
         <w:t>&lt;p&gt;</w:t>
       </w:r>
@@ -2160,6 +2343,15 @@
           <w:lang w:eastAsia="bg-BG"/>
         </w:rPr>
         <w:t>&lt;/p&gt;</w:t>
+      </w:r>
+      <w:r>
+        <w:rPr>
+          <w:rFonts w:ascii="Courier New" w:eastAsia="Times New Roman" w:hAnsi="Courier New" w:cs="Courier New"/>
+          <w:color w:val="E8BF6A"/>
+          <w:sz w:val="20"/>
+          <w:szCs w:val="20"/>
+          <w:lang w:eastAsia="bg-BG"/>
+        </w:rPr>
         <w:br/>
       </w:r>
       <w:r>
@@ -2284,19 +2476,221 @@
           <w:lang w:eastAsia="bg-BG"/>
         </w:rPr>
         <w:t>(request):</w:t>
+      </w:r>
+      <w:r>
+        <w:rPr>
+          <w:rFonts w:ascii="Courier New" w:eastAsia="Times New Roman" w:hAnsi="Courier New" w:cs="Courier New"/>
+          <w:color w:val="A9B7C6"/>
+          <w:sz w:val="20"/>
+          <w:szCs w:val="20"/>
+          <w:lang w:eastAsia="bg-BG"/>
+        </w:rPr>
+        <w:br/>
+        <w:t xml:space="preserve">    params = {</w:t>
+      </w:r>
+      <w:r>
+        <w:rPr>
+          <w:rFonts w:ascii="Courier New" w:eastAsia="Times New Roman" w:hAnsi="Courier New" w:cs="Courier New"/>
+          <w:color w:val="6A8759"/>
+          <w:sz w:val="20"/>
+          <w:szCs w:val="20"/>
+          <w:lang w:eastAsia="bg-BG"/>
+        </w:rPr>
+        <w:t>'page_title'</w:t>
+      </w:r>
+      <w:r>
+        <w:rPr>
+          <w:rFonts w:ascii="Courier New" w:eastAsia="Times New Roman" w:hAnsi="Courier New" w:cs="Courier New"/>
+          <w:color w:val="A9B7C6"/>
+          <w:sz w:val="20"/>
+          <w:szCs w:val="20"/>
+          <w:lang w:eastAsia="bg-BG"/>
+        </w:rPr>
+        <w:t xml:space="preserve">: </w:t>
+      </w:r>
+      <w:r>
+        <w:rPr>
+          <w:rFonts w:ascii="Courier New" w:eastAsia="Times New Roman" w:hAnsi="Courier New" w:cs="Courier New"/>
+          <w:color w:val="6A8759"/>
+          <w:sz w:val="20"/>
+          <w:szCs w:val="20"/>
+          <w:lang w:eastAsia="bg-BG"/>
+        </w:rPr>
+        <w:t>'ГЛАВНА СТРАНИЦА'</w:t>
+      </w:r>
+      <w:r>
+        <w:rPr>
+          <w:rFonts w:ascii="Courier New" w:eastAsia="Times New Roman" w:hAnsi="Courier New" w:cs="Courier New"/>
+          <w:color w:val="CC7832"/>
+          <w:sz w:val="20"/>
+          <w:szCs w:val="20"/>
+          <w:lang w:eastAsia="bg-BG"/>
+        </w:rPr>
+        <w:t>,</w:t>
+      </w:r>
+      <w:r>
+        <w:rPr>
+          <w:rFonts w:ascii="Courier New" w:eastAsia="Times New Roman" w:hAnsi="Courier New" w:cs="Courier New"/>
+          <w:color w:val="CC7832"/>
+          <w:sz w:val="20"/>
+          <w:szCs w:val="20"/>
+          <w:lang w:eastAsia="bg-BG"/>
+        </w:rPr>
+        <w:br/>
+        <w:t xml:space="preserve">              </w:t>
+      </w:r>
+      <w:r>
+        <w:rPr>
+          <w:rFonts w:ascii="Courier New" w:eastAsia="Times New Roman" w:hAnsi="Courier New" w:cs="Courier New"/>
+          <w:color w:val="6A8759"/>
+          <w:sz w:val="20"/>
+          <w:szCs w:val="20"/>
+          <w:lang w:eastAsia="bg-BG"/>
+        </w:rPr>
+        <w:t>'page_header'</w:t>
+      </w:r>
+      <w:r>
+        <w:rPr>
+          <w:rFonts w:ascii="Courier New" w:eastAsia="Times New Roman" w:hAnsi="Courier New" w:cs="Courier New"/>
+          <w:color w:val="A9B7C6"/>
+          <w:sz w:val="20"/>
+          <w:szCs w:val="20"/>
+          <w:lang w:eastAsia="bg-BG"/>
+        </w:rPr>
+        <w:t xml:space="preserve">: </w:t>
+      </w:r>
+      <w:r>
+        <w:rPr>
+          <w:rFonts w:ascii="Courier New" w:eastAsia="Times New Roman" w:hAnsi="Courier New" w:cs="Courier New"/>
+          <w:color w:val="6A8759"/>
+          <w:sz w:val="20"/>
+          <w:szCs w:val="20"/>
+          <w:lang w:eastAsia="bg-BG"/>
+        </w:rPr>
+        <w:t>'Главна страница'</w:t>
+      </w:r>
+      <w:r>
+        <w:rPr>
+          <w:rFonts w:ascii="Courier New" w:eastAsia="Times New Roman" w:hAnsi="Courier New" w:cs="Courier New"/>
+          <w:color w:val="CC7832"/>
+          <w:sz w:val="20"/>
+          <w:szCs w:val="20"/>
+          <w:lang w:eastAsia="bg-BG"/>
+        </w:rPr>
+        <w:t>,</w:t>
+      </w:r>
+      <w:r>
+        <w:rPr>
+          <w:rFonts w:ascii="Courier New" w:eastAsia="Times New Roman" w:hAnsi="Courier New" w:cs="Courier New"/>
+          <w:color w:val="CC7832"/>
+          <w:sz w:val="20"/>
+          <w:szCs w:val="20"/>
+          <w:lang w:eastAsia="bg-BG"/>
+        </w:rPr>
+        <w:br/>
+        <w:t xml:space="preserve">              </w:t>
+      </w:r>
+      <w:r>
+        <w:rPr>
+          <w:rFonts w:ascii="Courier New" w:eastAsia="Times New Roman" w:hAnsi="Courier New" w:cs="Courier New"/>
+          <w:color w:val="6A8759"/>
+          <w:sz w:val="20"/>
+          <w:szCs w:val="20"/>
+          <w:lang w:eastAsia="bg-BG"/>
+        </w:rPr>
+        <w:t>'page_content'</w:t>
+      </w:r>
+      <w:r>
+        <w:rPr>
+          <w:rFonts w:ascii="Courier New" w:eastAsia="Times New Roman" w:hAnsi="Courier New" w:cs="Courier New"/>
+          <w:color w:val="A9B7C6"/>
+          <w:sz w:val="20"/>
+          <w:szCs w:val="20"/>
+          <w:lang w:eastAsia="bg-BG"/>
+        </w:rPr>
+        <w:t xml:space="preserve">: </w:t>
+      </w:r>
+      <w:r>
+        <w:rPr>
+          <w:rFonts w:ascii="Courier New" w:eastAsia="Times New Roman" w:hAnsi="Courier New" w:cs="Courier New"/>
+          <w:color w:val="6A8759"/>
+          <w:sz w:val="20"/>
+          <w:szCs w:val="20"/>
+          <w:lang w:eastAsia="bg-BG"/>
+        </w:rPr>
+        <w:t>'Текст на страницата'</w:t>
+      </w:r>
+      <w:r>
+        <w:rPr>
+          <w:rFonts w:ascii="Courier New" w:eastAsia="Times New Roman" w:hAnsi="Courier New" w:cs="Courier New"/>
+          <w:color w:val="CC7832"/>
+          <w:sz w:val="20"/>
+          <w:szCs w:val="20"/>
+          <w:lang w:eastAsia="bg-BG"/>
+        </w:rPr>
+        <w:t>,</w:t>
+      </w:r>
+      <w:r>
+        <w:rPr>
+          <w:rFonts w:ascii="Courier New" w:eastAsia="Times New Roman" w:hAnsi="Courier New" w:cs="Courier New"/>
+          <w:color w:val="CC7832"/>
+          <w:sz w:val="20"/>
+          <w:szCs w:val="20"/>
+          <w:lang w:eastAsia="bg-BG"/>
+        </w:rPr>
+        <w:br/>
+        <w:t xml:space="preserve">              </w:t>
+      </w:r>
+      <w:r>
+        <w:rPr>
+          <w:rFonts w:ascii="Courier New" w:eastAsia="Times New Roman" w:hAnsi="Courier New" w:cs="Courier New"/>
+          <w:color w:val="A9B7C6"/>
+          <w:sz w:val="20"/>
+          <w:szCs w:val="20"/>
+          <w:lang w:eastAsia="bg-BG"/>
+        </w:rPr>
+        <w:t>}</w:t>
+      </w:r>
+      <w:r>
+        <w:rPr>
+          <w:rFonts w:ascii="Courier New" w:eastAsia="Times New Roman" w:hAnsi="Courier New" w:cs="Courier New"/>
+          <w:color w:val="A9B7C6"/>
+          <w:sz w:val="20"/>
+          <w:szCs w:val="20"/>
+          <w:lang w:eastAsia="bg-BG"/>
+        </w:rPr>
         <w:br/>
         <w:t xml:space="preserve">    </w:t>
       </w:r>
-      <w:bookmarkStart w:id="0" w:name="_GoBack"/>
-      <w:r>
-        <w:rPr>
-          <w:rFonts w:ascii="Courier New" w:eastAsia="Times New Roman" w:hAnsi="Courier New" w:cs="Courier New"/>
-          <w:color w:val="A9B7C6"/>
-          <w:sz w:val="20"/>
-          <w:szCs w:val="20"/>
-          <w:lang w:eastAsia="bg-BG"/>
-        </w:rPr>
-        <w:t>params = {</w:t>
+      <w:r>
+        <w:rPr>
+          <w:rFonts w:ascii="Courier New" w:eastAsia="Times New Roman" w:hAnsi="Courier New" w:cs="Courier New"/>
+          <w:color w:val="CC7832"/>
+          <w:sz w:val="20"/>
+          <w:szCs w:val="20"/>
+          <w:lang w:eastAsia="bg-BG"/>
+        </w:rPr>
+        <w:t xml:space="preserve">return </w:t>
+      </w:r>
+      <w:r>
+        <w:rPr>
+          <w:rFonts w:ascii="Courier New" w:eastAsia="Times New Roman" w:hAnsi="Courier New" w:cs="Courier New"/>
+          <w:color w:val="A9B7C6"/>
+          <w:sz w:val="20"/>
+          <w:szCs w:val="20"/>
+          <w:lang w:eastAsia="bg-BG"/>
+        </w:rPr>
+        <w:t>render(request</w:t>
+      </w:r>
+      <w:r>
+        <w:rPr>
+          <w:rFonts w:ascii="Courier New" w:eastAsia="Times New Roman" w:hAnsi="Courier New" w:cs="Courier New"/>
+          <w:color w:val="CC7832"/>
+          <w:sz w:val="20"/>
+          <w:szCs w:val="20"/>
+          <w:lang w:eastAsia="bg-BG"/>
+        </w:rPr>
+        <w:t xml:space="preserve">, </w:t>
       </w:r>
       <w:r>
         <w:rPr>
@@ -2306,6 +2700,107 @@
           <w:szCs w:val="20"/>
           <w:lang w:eastAsia="bg-BG"/>
         </w:rPr>
+        <w:t>'main/index.html'</w:t>
+      </w:r>
+      <w:r>
+        <w:rPr>
+          <w:rFonts w:ascii="Courier New" w:eastAsia="Times New Roman" w:hAnsi="Courier New" w:cs="Courier New"/>
+          <w:color w:val="CC7832"/>
+          <w:sz w:val="20"/>
+          <w:szCs w:val="20"/>
+          <w:lang w:eastAsia="bg-BG"/>
+        </w:rPr>
+        <w:t xml:space="preserve">, </w:t>
+      </w:r>
+      <w:r>
+        <w:rPr>
+          <w:rFonts w:ascii="Courier New" w:eastAsia="Times New Roman" w:hAnsi="Courier New" w:cs="Courier New"/>
+          <w:color w:val="A9B7C6"/>
+          <w:sz w:val="20"/>
+          <w:szCs w:val="20"/>
+          <w:lang w:eastAsia="bg-BG"/>
+        </w:rPr>
+        <w:t>params)</w:t>
+      </w:r>
+      <w:r>
+        <w:rPr>
+          <w:rFonts w:ascii="Courier New" w:eastAsia="Times New Roman" w:hAnsi="Courier New" w:cs="Courier New"/>
+          <w:color w:val="A9B7C6"/>
+          <w:sz w:val="20"/>
+          <w:szCs w:val="20"/>
+          <w:lang w:eastAsia="bg-BG"/>
+        </w:rPr>
+        <w:br/>
+      </w:r>
+      <w:r>
+        <w:rPr>
+          <w:rFonts w:ascii="Courier New" w:eastAsia="Times New Roman" w:hAnsi="Courier New" w:cs="Courier New"/>
+          <w:color w:val="A9B7C6"/>
+          <w:sz w:val="20"/>
+          <w:szCs w:val="20"/>
+          <w:lang w:eastAsia="bg-BG"/>
+        </w:rPr>
+        <w:br/>
+      </w:r>
+      <w:r>
+        <w:rPr>
+          <w:rFonts w:ascii="Courier New" w:eastAsia="Times New Roman" w:hAnsi="Courier New" w:cs="Courier New"/>
+          <w:color w:val="A9B7C6"/>
+          <w:sz w:val="20"/>
+          <w:szCs w:val="20"/>
+          <w:lang w:eastAsia="bg-BG"/>
+        </w:rPr>
+        <w:br/>
+      </w:r>
+      <w:r>
+        <w:rPr>
+          <w:rFonts w:ascii="Courier New" w:eastAsia="Times New Roman" w:hAnsi="Courier New" w:cs="Courier New"/>
+          <w:color w:val="CC7832"/>
+          <w:sz w:val="20"/>
+          <w:szCs w:val="20"/>
+          <w:lang w:eastAsia="bg-BG"/>
+        </w:rPr>
+        <w:t xml:space="preserve">def </w:t>
+      </w:r>
+      <w:r>
+        <w:rPr>
+          <w:rFonts w:ascii="Courier New" w:eastAsia="Times New Roman" w:hAnsi="Courier New" w:cs="Courier New"/>
+          <w:color w:val="FFC66D"/>
+          <w:sz w:val="20"/>
+          <w:szCs w:val="20"/>
+          <w:lang w:eastAsia="bg-BG"/>
+        </w:rPr>
+        <w:t>all_articles</w:t>
+      </w:r>
+      <w:r>
+        <w:rPr>
+          <w:rFonts w:ascii="Courier New" w:eastAsia="Times New Roman" w:hAnsi="Courier New" w:cs="Courier New"/>
+          <w:color w:val="A9B7C6"/>
+          <w:sz w:val="20"/>
+          <w:szCs w:val="20"/>
+          <w:lang w:eastAsia="bg-BG"/>
+        </w:rPr>
+        <w:t>(request):</w:t>
+      </w:r>
+      <w:r>
+        <w:rPr>
+          <w:rFonts w:ascii="Courier New" w:eastAsia="Times New Roman" w:hAnsi="Courier New" w:cs="Courier New"/>
+          <w:color w:val="A9B7C6"/>
+          <w:sz w:val="20"/>
+          <w:szCs w:val="20"/>
+          <w:lang w:eastAsia="bg-BG"/>
+        </w:rPr>
+        <w:br/>
+        <w:t xml:space="preserve">    params = {</w:t>
+      </w:r>
+      <w:r>
+        <w:rPr>
+          <w:rFonts w:ascii="Courier New" w:eastAsia="Times New Roman" w:hAnsi="Courier New" w:cs="Courier New"/>
+          <w:color w:val="6A8759"/>
+          <w:sz w:val="20"/>
+          <w:szCs w:val="20"/>
+          <w:lang w:eastAsia="bg-BG"/>
+        </w:rPr>
         <w:t>'page_title'</w:t>
       </w:r>
       <w:r>
@@ -2326,7 +2821,7 @@
           <w:szCs w:val="20"/>
           <w:lang w:eastAsia="bg-BG"/>
         </w:rPr>
-        <w:t>'ГЛАВНА СТРАНИЦА'</w:t>
+        <w:t>'Всички публикации'</w:t>
       </w:r>
       <w:r>
         <w:rPr>
@@ -2337,6 +2832,15 @@
           <w:lang w:eastAsia="bg-BG"/>
         </w:rPr>
         <w:t>,</w:t>
+      </w:r>
+      <w:r>
+        <w:rPr>
+          <w:rFonts w:ascii="Courier New" w:eastAsia="Times New Roman" w:hAnsi="Courier New" w:cs="Courier New"/>
+          <w:color w:val="CC7832"/>
+          <w:sz w:val="20"/>
+          <w:szCs w:val="20"/>
+          <w:lang w:eastAsia="bg-BG"/>
+        </w:rPr>
         <w:br/>
         <w:t xml:space="preserve">              </w:t>
       </w:r>
@@ -2368,7 +2872,7 @@
           <w:szCs w:val="20"/>
           <w:lang w:eastAsia="bg-BG"/>
         </w:rPr>
-        <w:t>'Главна страница'</w:t>
+        <w:t>'Всички публикации'</w:t>
       </w:r>
       <w:r>
         <w:rPr>
@@ -2379,6 +2883,15 @@
           <w:lang w:eastAsia="bg-BG"/>
         </w:rPr>
         <w:t>,</w:t>
+      </w:r>
+      <w:r>
+        <w:rPr>
+          <w:rFonts w:ascii="Courier New" w:eastAsia="Times New Roman" w:hAnsi="Courier New" w:cs="Courier New"/>
+          <w:color w:val="CC7832"/>
+          <w:sz w:val="20"/>
+          <w:szCs w:val="20"/>
+          <w:lang w:eastAsia="bg-BG"/>
+        </w:rPr>
         <w:br/>
         <w:t xml:space="preserve">              </w:t>
       </w:r>
@@ -2410,7 +2923,7 @@
           <w:szCs w:val="20"/>
           <w:lang w:eastAsia="bg-BG"/>
         </w:rPr>
-        <w:t>'Текст на страницата'</w:t>
+        <w:t>'Пълен списък на всички публикации'</w:t>
       </w:r>
       <w:r>
         <w:rPr>
@@ -2421,6 +2934,15 @@
           <w:lang w:eastAsia="bg-BG"/>
         </w:rPr>
         <w:t>,</w:t>
+      </w:r>
+      <w:r>
+        <w:rPr>
+          <w:rFonts w:ascii="Courier New" w:eastAsia="Times New Roman" w:hAnsi="Courier New" w:cs="Courier New"/>
+          <w:color w:val="CC7832"/>
+          <w:sz w:val="20"/>
+          <w:szCs w:val="20"/>
+          <w:lang w:eastAsia="bg-BG"/>
+        </w:rPr>
         <w:br/>
         <w:t xml:space="preserve">              </w:t>
       </w:r>
@@ -2433,249 +2955,15 @@
           <w:lang w:eastAsia="bg-BG"/>
         </w:rPr>
         <w:t>}</w:t>
-        <w:br/>
-      </w:r>
-      <w:bookmarkEnd w:id="0"/>
-      <w:r>
-        <w:rPr>
-          <w:rFonts w:ascii="Courier New" w:eastAsia="Times New Roman" w:hAnsi="Courier New" w:cs="Courier New"/>
-          <w:color w:val="A9B7C6"/>
-          <w:sz w:val="20"/>
-          <w:szCs w:val="20"/>
-          <w:lang w:eastAsia="bg-BG"/>
-        </w:rPr>
-        <w:t xml:space="preserve">    </w:t>
-      </w:r>
-      <w:r>
-        <w:rPr>
-          <w:rFonts w:ascii="Courier New" w:eastAsia="Times New Roman" w:hAnsi="Courier New" w:cs="Courier New"/>
-          <w:color w:val="CC7832"/>
-          <w:sz w:val="20"/>
-          <w:szCs w:val="20"/>
-          <w:lang w:eastAsia="bg-BG"/>
-        </w:rPr>
-        <w:t xml:space="preserve">return </w:t>
-      </w:r>
-      <w:r>
-        <w:rPr>
-          <w:rFonts w:ascii="Courier New" w:eastAsia="Times New Roman" w:hAnsi="Courier New" w:cs="Courier New"/>
-          <w:color w:val="A9B7C6"/>
-          <w:sz w:val="20"/>
-          <w:szCs w:val="20"/>
-          <w:lang w:eastAsia="bg-BG"/>
-        </w:rPr>
-        <w:t>render(request</w:t>
-      </w:r>
-      <w:r>
-        <w:rPr>
-          <w:rFonts w:ascii="Courier New" w:eastAsia="Times New Roman" w:hAnsi="Courier New" w:cs="Courier New"/>
-          <w:color w:val="CC7832"/>
-          <w:sz w:val="20"/>
-          <w:szCs w:val="20"/>
-          <w:lang w:eastAsia="bg-BG"/>
-        </w:rPr>
-        <w:t xml:space="preserve">, </w:t>
-      </w:r>
-      <w:r>
-        <w:rPr>
-          <w:rFonts w:ascii="Courier New" w:eastAsia="Times New Roman" w:hAnsi="Courier New" w:cs="Courier New"/>
-          <w:color w:val="6A8759"/>
-          <w:sz w:val="20"/>
-          <w:szCs w:val="20"/>
-          <w:lang w:eastAsia="bg-BG"/>
-        </w:rPr>
-        <w:t>'main/index.html'</w:t>
-      </w:r>
-      <w:r>
-        <w:rPr>
-          <w:rFonts w:ascii="Courier New" w:eastAsia="Times New Roman" w:hAnsi="Courier New" w:cs="Courier New"/>
-          <w:color w:val="CC7832"/>
-          <w:sz w:val="20"/>
-          <w:szCs w:val="20"/>
-          <w:lang w:eastAsia="bg-BG"/>
-        </w:rPr>
-        <w:t xml:space="preserve">, </w:t>
-      </w:r>
-      <w:r>
-        <w:rPr>
-          <w:rFonts w:ascii="Courier New" w:eastAsia="Times New Roman" w:hAnsi="Courier New" w:cs="Courier New"/>
-          <w:color w:val="A9B7C6"/>
-          <w:sz w:val="20"/>
-          <w:szCs w:val="20"/>
-          <w:lang w:eastAsia="bg-BG"/>
-        </w:rPr>
-        <w:t>params)</w:t>
-        <w:br/>
-        <w:br/>
-        <w:br/>
-      </w:r>
-      <w:r>
-        <w:rPr>
-          <w:rFonts w:ascii="Courier New" w:eastAsia="Times New Roman" w:hAnsi="Courier New" w:cs="Courier New"/>
-          <w:color w:val="CC7832"/>
-          <w:sz w:val="20"/>
-          <w:szCs w:val="20"/>
-          <w:lang w:eastAsia="bg-BG"/>
-        </w:rPr>
-        <w:t xml:space="preserve">def </w:t>
-      </w:r>
-      <w:r>
-        <w:rPr>
-          <w:rFonts w:ascii="Courier New" w:eastAsia="Times New Roman" w:hAnsi="Courier New" w:cs="Courier New"/>
-          <w:color w:val="FFC66D"/>
-          <w:sz w:val="20"/>
-          <w:szCs w:val="20"/>
-          <w:lang w:eastAsia="bg-BG"/>
-        </w:rPr>
-        <w:t>all_articles</w:t>
-      </w:r>
-      <w:r>
-        <w:rPr>
-          <w:rFonts w:ascii="Courier New" w:eastAsia="Times New Roman" w:hAnsi="Courier New" w:cs="Courier New"/>
-          <w:color w:val="A9B7C6"/>
-          <w:sz w:val="20"/>
-          <w:szCs w:val="20"/>
-          <w:lang w:eastAsia="bg-BG"/>
-        </w:rPr>
-        <w:t>(request):</w:t>
-        <w:br/>
-        <w:t xml:space="preserve">    params = {</w:t>
-      </w:r>
-      <w:r>
-        <w:rPr>
-          <w:rFonts w:ascii="Courier New" w:eastAsia="Times New Roman" w:hAnsi="Courier New" w:cs="Courier New"/>
-          <w:color w:val="6A8759"/>
-          <w:sz w:val="20"/>
-          <w:szCs w:val="20"/>
-          <w:lang w:eastAsia="bg-BG"/>
-        </w:rPr>
-        <w:t>'page_title'</w:t>
-      </w:r>
-      <w:r>
-        <w:rPr>
-          <w:rFonts w:ascii="Courier New" w:eastAsia="Times New Roman" w:hAnsi="Courier New" w:cs="Courier New"/>
-          <w:color w:val="A9B7C6"/>
-          <w:sz w:val="20"/>
-          <w:szCs w:val="20"/>
-          <w:lang w:eastAsia="bg-BG"/>
-        </w:rPr>
-        <w:t xml:space="preserve">: </w:t>
-      </w:r>
-      <w:r>
-        <w:rPr>
-          <w:rFonts w:ascii="Courier New" w:eastAsia="Times New Roman" w:hAnsi="Courier New" w:cs="Courier New"/>
-          <w:color w:val="6A8759"/>
-          <w:sz w:val="20"/>
-          <w:szCs w:val="20"/>
-          <w:lang w:eastAsia="bg-BG"/>
-        </w:rPr>
-        <w:t>'Всички публикации'</w:t>
-      </w:r>
-      <w:r>
-        <w:rPr>
-          <w:rFonts w:ascii="Courier New" w:eastAsia="Times New Roman" w:hAnsi="Courier New" w:cs="Courier New"/>
-          <w:color w:val="CC7832"/>
-          <w:sz w:val="20"/>
-          <w:szCs w:val="20"/>
-          <w:lang w:eastAsia="bg-BG"/>
-        </w:rPr>
-        <w:t>,</w:t>
-        <w:br/>
-        <w:t xml:space="preserve">              </w:t>
-      </w:r>
-      <w:r>
-        <w:rPr>
-          <w:rFonts w:ascii="Courier New" w:eastAsia="Times New Roman" w:hAnsi="Courier New" w:cs="Courier New"/>
-          <w:color w:val="6A8759"/>
-          <w:sz w:val="20"/>
-          <w:szCs w:val="20"/>
-          <w:lang w:eastAsia="bg-BG"/>
-        </w:rPr>
-        <w:t>'page_header'</w:t>
-      </w:r>
-      <w:r>
-        <w:rPr>
-          <w:rFonts w:ascii="Courier New" w:eastAsia="Times New Roman" w:hAnsi="Courier New" w:cs="Courier New"/>
-          <w:color w:val="A9B7C6"/>
-          <w:sz w:val="20"/>
-          <w:szCs w:val="20"/>
-          <w:lang w:eastAsia="bg-BG"/>
-        </w:rPr>
-        <w:t xml:space="preserve">: </w:t>
-      </w:r>
-      <w:r>
-        <w:rPr>
-          <w:rFonts w:ascii="Courier New" w:eastAsia="Times New Roman" w:hAnsi="Courier New" w:cs="Courier New"/>
-          <w:color w:val="6A8759"/>
-          <w:sz w:val="20"/>
-          <w:szCs w:val="20"/>
-          <w:lang w:eastAsia="bg-BG"/>
-        </w:rPr>
-        <w:t>'Всички публикации'</w:t>
-      </w:r>
-      <w:r>
-        <w:rPr>
-          <w:rFonts w:ascii="Courier New" w:eastAsia="Times New Roman" w:hAnsi="Courier New" w:cs="Courier New"/>
-          <w:color w:val="CC7832"/>
-          <w:sz w:val="20"/>
-          <w:szCs w:val="20"/>
-          <w:lang w:eastAsia="bg-BG"/>
-        </w:rPr>
-        <w:t>,</w:t>
-        <w:br/>
-        <w:t xml:space="preserve">              </w:t>
-      </w:r>
-      <w:r>
-        <w:rPr>
-          <w:rFonts w:ascii="Courier New" w:eastAsia="Times New Roman" w:hAnsi="Courier New" w:cs="Courier New"/>
-          <w:color w:val="6A8759"/>
-          <w:sz w:val="20"/>
-          <w:szCs w:val="20"/>
-          <w:lang w:eastAsia="bg-BG"/>
-        </w:rPr>
-        <w:t>'page_content'</w:t>
-      </w:r>
-      <w:r>
-        <w:rPr>
-          <w:rFonts w:ascii="Courier New" w:eastAsia="Times New Roman" w:hAnsi="Courier New" w:cs="Courier New"/>
-          <w:color w:val="A9B7C6"/>
-          <w:sz w:val="20"/>
-          <w:szCs w:val="20"/>
-          <w:lang w:eastAsia="bg-BG"/>
-        </w:rPr>
-        <w:t xml:space="preserve">: </w:t>
-      </w:r>
-      <w:r>
-        <w:rPr>
-          <w:rFonts w:ascii="Courier New" w:eastAsia="Times New Roman" w:hAnsi="Courier New" w:cs="Courier New"/>
-          <w:color w:val="6A8759"/>
-          <w:sz w:val="20"/>
-          <w:szCs w:val="20"/>
-          <w:lang w:eastAsia="bg-BG"/>
-        </w:rPr>
-        <w:t>'Пълен списък на всички публикации'</w:t>
-      </w:r>
-      <w:r>
-        <w:rPr>
-          <w:rFonts w:ascii="Courier New" w:eastAsia="Times New Roman" w:hAnsi="Courier New" w:cs="Courier New"/>
-          <w:color w:val="CC7832"/>
-          <w:sz w:val="20"/>
-          <w:szCs w:val="20"/>
-          <w:lang w:eastAsia="bg-BG"/>
-        </w:rPr>
-        <w:t>,</w:t>
-        <w:br/>
-        <w:t xml:space="preserve">              </w:t>
-      </w:r>
-      <w:r>
-        <w:rPr>
-          <w:rFonts w:ascii="Courier New" w:eastAsia="Times New Roman" w:hAnsi="Courier New" w:cs="Courier New"/>
-          <w:color w:val="A9B7C6"/>
-          <w:sz w:val="20"/>
-          <w:szCs w:val="20"/>
-          <w:lang w:eastAsia="bg-BG"/>
-        </w:rPr>
-        <w:t>}</w:t>
+      </w:r>
+      <w:r>
+        <w:rPr>
+          <w:rFonts w:ascii="Courier New" w:eastAsia="Times New Roman" w:hAnsi="Courier New" w:cs="Courier New"/>
+          <w:color w:val="A9B7C6"/>
+          <w:sz w:val="20"/>
+          <w:szCs w:val="20"/>
+          <w:lang w:eastAsia="bg-BG"/>
+        </w:rPr>
         <w:br/>
         <w:t xml:space="preserve">    </w:t>
       </w:r>
@@ -2822,7 +3110,7 @@
         </w:rPr>
         <w:t>Free Bootstrap Themes &amp; Templates (</w:t>
       </w:r>
-      <w:hyperlink r:id="rId7" w:history="1">
+      <w:hyperlink r:id="rId8" w:history="1">
         <w:r>
           <w:rPr>
             <w:color w:val="0000FF" w:themeColor="hyperlink"/>
@@ -3105,6 +3393,11 @@
           <w:color w:val="A9B7C6"/>
         </w:rPr>
         <w:t>urlpatterns = [</w:t>
+      </w:r>
+      <w:r>
+        <w:rPr>
+          <w:color w:val="A9B7C6"/>
+        </w:rPr>
         <w:br/>
         <w:t xml:space="preserve">    path(</w:t>
       </w:r>
@@ -3161,7 +3454,17 @@
           <w:color w:val="CC7832"/>
         </w:rPr>
         <w:t>,</w:t>
-        <w:br/>
+      </w:r>
+      <w:r>
+        <w:rPr>
+          <w:color w:val="CC7832"/>
+        </w:rPr>
+        <w:br/>
+      </w:r>
+      <w:r>
+        <w:rPr>
+          <w:color w:val="CC7832"/>
+        </w:rPr>
         <w:lastRenderedPageBreak/>
         <w:t xml:space="preserve">    </w:t>
       </w:r>
@@ -3224,6 +3527,11 @@
           <w:color w:val="CC7832"/>
         </w:rPr>
         <w:t>,</w:t>
+      </w:r>
+      <w:r>
+        <w:rPr>
+          <w:color w:val="CC7832"/>
+        </w:rPr>
         <w:br/>
         <w:t xml:space="preserve">    </w:t>
       </w:r>
@@ -3404,6 +3712,11 @@
           <w:color w:val="E8BF6A"/>
         </w:rPr>
         <w:t>&lt;/a&gt;&lt;/li&gt;</w:t>
+      </w:r>
+      <w:r>
+        <w:rPr>
+          <w:color w:val="E8BF6A"/>
+        </w:rPr>
         <w:br/>
         <w:t xml:space="preserve">&lt;li </w:t>
       </w:r>
@@ -3466,6 +3779,11 @@
           <w:color w:val="E8BF6A"/>
         </w:rPr>
         <w:t>&lt;/a&gt;&lt;/li&gt;</w:t>
+      </w:r>
+      <w:r>
+        <w:rPr>
+          <w:color w:val="E8BF6A"/>
+        </w:rPr>
         <w:br/>
         <w:t xml:space="preserve">&lt;li </w:t>
       </w:r>
@@ -3528,6 +3846,11 @@
           <w:color w:val="E8BF6A"/>
         </w:rPr>
         <w:t>&lt;/a&gt;&lt;/li&gt;</w:t>
+      </w:r>
+      <w:r>
+        <w:rPr>
+          <w:color w:val="E8BF6A"/>
+        </w:rPr>
         <w:br/>
         <w:t xml:space="preserve">&lt;li </w:t>
       </w:r>
@@ -3653,6 +3976,8 @@
       </w:pPr>
       <w:r>
         <w:t xml:space="preserve">Създаване на нова база данни </w:t>
+      </w:r>
+      <w:r>
         <w:tab/>
       </w:r>
     </w:p>
@@ -3763,6 +4088,12 @@
           <w:iCs/>
         </w:rPr>
         <w:t>pip install mysqlclient</w:t>
+      </w:r>
+      <w:r>
+        <w:rPr>
+          <w:i/>
+          <w:iCs/>
+        </w:rPr>
         <w:tab/>
       </w:r>
     </w:p>
@@ -3876,6 +4207,15 @@
           <w:lang w:eastAsia="bg-BG"/>
         </w:rPr>
         <w:t>DATABASES = {</w:t>
+      </w:r>
+      <w:r>
+        <w:rPr>
+          <w:rFonts w:ascii="Courier New" w:eastAsia="Times New Roman" w:hAnsi="Courier New" w:cs="Courier New"/>
+          <w:color w:val="A9B7C6"/>
+          <w:sz w:val="20"/>
+          <w:szCs w:val="20"/>
+          <w:lang w:eastAsia="bg-BG"/>
+        </w:rPr>
         <w:br/>
         <w:t xml:space="preserve">    </w:t>
       </w:r>
@@ -3898,6 +4238,15 @@
           <w:lang w:eastAsia="bg-BG"/>
         </w:rPr>
         <w:t>: {</w:t>
+      </w:r>
+      <w:r>
+        <w:rPr>
+          <w:rFonts w:ascii="Courier New" w:eastAsia="Times New Roman" w:hAnsi="Courier New" w:cs="Courier New"/>
+          <w:color w:val="A9B7C6"/>
+          <w:sz w:val="20"/>
+          <w:szCs w:val="20"/>
+          <w:lang w:eastAsia="bg-BG"/>
+        </w:rPr>
         <w:br/>
         <w:t xml:space="preserve">        </w:t>
       </w:r>
@@ -3940,6 +4289,15 @@
           <w:lang w:eastAsia="bg-BG"/>
         </w:rPr>
         <w:t>,</w:t>
+      </w:r>
+      <w:r>
+        <w:rPr>
+          <w:rFonts w:ascii="Courier New" w:eastAsia="Times New Roman" w:hAnsi="Courier New" w:cs="Courier New"/>
+          <w:color w:val="CC7832"/>
+          <w:sz w:val="20"/>
+          <w:szCs w:val="20"/>
+          <w:lang w:eastAsia="bg-BG"/>
+        </w:rPr>
         <w:br/>
         <w:t xml:space="preserve">        </w:t>
       </w:r>
@@ -3971,7 +4329,27 @@
           <w:szCs w:val="20"/>
           <w:lang w:eastAsia="bg-BG"/>
         </w:rPr>
-        <w:t>'blog'</w:t>
+        <w:t>'</w:t>
+      </w:r>
+      <w:r>
+        <w:rPr>
+          <w:rFonts w:ascii="Courier New" w:eastAsia="Times New Roman" w:hAnsi="Courier New" w:cs="Courier New"/>
+          <w:color w:val="6A8759"/>
+          <w:sz w:val="20"/>
+          <w:szCs w:val="20"/>
+          <w:lang w:val="en-US" w:eastAsia="bg-BG"/>
+        </w:rPr>
+        <w:t>nika</w:t>
+      </w:r>
+      <w:r>
+        <w:rPr>
+          <w:rFonts w:ascii="Courier New" w:eastAsia="Times New Roman" w:hAnsi="Courier New" w:cs="Courier New"/>
+          <w:color w:val="6A8759"/>
+          <w:sz w:val="20"/>
+          <w:szCs w:val="20"/>
+          <w:lang w:eastAsia="bg-BG"/>
+        </w:rPr>
+        <w:t>'</w:t>
       </w:r>
       <w:r>
         <w:rPr>
@@ -3982,6 +4360,15 @@
           <w:lang w:eastAsia="bg-BG"/>
         </w:rPr>
         <w:t>,</w:t>
+      </w:r>
+      <w:r>
+        <w:rPr>
+          <w:rFonts w:ascii="Courier New" w:eastAsia="Times New Roman" w:hAnsi="Courier New" w:cs="Courier New"/>
+          <w:color w:val="CC7832"/>
+          <w:sz w:val="20"/>
+          <w:szCs w:val="20"/>
+          <w:lang w:eastAsia="bg-BG"/>
+        </w:rPr>
         <w:br/>
         <w:t xml:space="preserve">        </w:t>
       </w:r>
@@ -4013,7 +4400,27 @@
           <w:szCs w:val="20"/>
           <w:lang w:eastAsia="bg-BG"/>
         </w:rPr>
-        <w:t>'blog'</w:t>
+        <w:t>'</w:t>
+      </w:r>
+      <w:r>
+        <w:rPr>
+          <w:rFonts w:ascii="Courier New" w:eastAsia="Times New Roman" w:hAnsi="Courier New" w:cs="Courier New"/>
+          <w:color w:val="6A8759"/>
+          <w:sz w:val="20"/>
+          <w:szCs w:val="20"/>
+          <w:lang w:val="en-US" w:eastAsia="bg-BG"/>
+        </w:rPr>
+        <w:t>nika_admin</w:t>
+      </w:r>
+      <w:r>
+        <w:rPr>
+          <w:rFonts w:ascii="Courier New" w:eastAsia="Times New Roman" w:hAnsi="Courier New" w:cs="Courier New"/>
+          <w:color w:val="6A8759"/>
+          <w:sz w:val="20"/>
+          <w:szCs w:val="20"/>
+          <w:lang w:eastAsia="bg-BG"/>
+        </w:rPr>
+        <w:t>'</w:t>
       </w:r>
       <w:r>
         <w:rPr>
@@ -4024,6 +4431,15 @@
           <w:lang w:eastAsia="bg-BG"/>
         </w:rPr>
         <w:t>,</w:t>
+      </w:r>
+      <w:r>
+        <w:rPr>
+          <w:rFonts w:ascii="Courier New" w:eastAsia="Times New Roman" w:hAnsi="Courier New" w:cs="Courier New"/>
+          <w:color w:val="CC7832"/>
+          <w:sz w:val="20"/>
+          <w:szCs w:val="20"/>
+          <w:lang w:eastAsia="bg-BG"/>
+        </w:rPr>
         <w:br/>
         <w:t xml:space="preserve">        </w:t>
       </w:r>
@@ -4055,7 +4471,29 @@
           <w:szCs w:val="20"/>
           <w:lang w:eastAsia="bg-BG"/>
         </w:rPr>
-        <w:t>'admin'</w:t>
+        <w:t>'</w:t>
+      </w:r>
+      <w:r>
+        <w:rPr>
+          <w:rFonts w:ascii="Courier New" w:eastAsia="Times New Roman" w:hAnsi="Courier New" w:cs="Courier New"/>
+          <w:color w:val="6A8759"/>
+          <w:sz w:val="20"/>
+          <w:szCs w:val="20"/>
+          <w:lang w:val="en-US" w:eastAsia="bg-BG"/>
+        </w:rPr>
+        <w:t>nika1234</w:t>
+      </w:r>
+      <w:bookmarkStart w:id="0" w:name="_GoBack"/>
+      <w:bookmarkEnd w:id="0"/>
+      <w:r>
+        <w:rPr>
+          <w:rFonts w:ascii="Courier New" w:eastAsia="Times New Roman" w:hAnsi="Courier New" w:cs="Courier New"/>
+          <w:color w:val="6A8759"/>
+          <w:sz w:val="20"/>
+          <w:szCs w:val="20"/>
+          <w:lang w:eastAsia="bg-BG"/>
+        </w:rPr>
+        <w:t>'</w:t>
       </w:r>
       <w:r>
         <w:rPr>
@@ -4066,6 +4504,15 @@
           <w:lang w:eastAsia="bg-BG"/>
         </w:rPr>
         <w:t>,</w:t>
+      </w:r>
+      <w:r>
+        <w:rPr>
+          <w:rFonts w:ascii="Courier New" w:eastAsia="Times New Roman" w:hAnsi="Courier New" w:cs="Courier New"/>
+          <w:color w:val="CC7832"/>
+          <w:sz w:val="20"/>
+          <w:szCs w:val="20"/>
+          <w:lang w:eastAsia="bg-BG"/>
+        </w:rPr>
         <w:br/>
         <w:t xml:space="preserve">        </w:t>
       </w:r>
@@ -4108,6 +4555,15 @@
           <w:lang w:eastAsia="bg-BG"/>
         </w:rPr>
         <w:t>,</w:t>
+      </w:r>
+      <w:r>
+        <w:rPr>
+          <w:rFonts w:ascii="Courier New" w:eastAsia="Times New Roman" w:hAnsi="Courier New" w:cs="Courier New"/>
+          <w:color w:val="CC7832"/>
+          <w:sz w:val="20"/>
+          <w:szCs w:val="20"/>
+          <w:lang w:eastAsia="bg-BG"/>
+        </w:rPr>
         <w:br/>
         <w:t xml:space="preserve">        </w:t>
       </w:r>
@@ -4150,7 +4606,25 @@
           <w:lang w:eastAsia="bg-BG"/>
         </w:rPr>
         <w:t>,</w:t>
-        <w:br/>
+      </w:r>
+      <w:r>
+        <w:rPr>
+          <w:rFonts w:ascii="Courier New" w:eastAsia="Times New Roman" w:hAnsi="Courier New" w:cs="Courier New"/>
+          <w:color w:val="CC7832"/>
+          <w:sz w:val="20"/>
+          <w:szCs w:val="20"/>
+          <w:lang w:eastAsia="bg-BG"/>
+        </w:rPr>
+        <w:br/>
+      </w:r>
+      <w:r>
+        <w:rPr>
+          <w:rFonts w:ascii="Courier New" w:eastAsia="Times New Roman" w:hAnsi="Courier New" w:cs="Courier New"/>
+          <w:color w:val="CC7832"/>
+          <w:sz w:val="20"/>
+          <w:szCs w:val="20"/>
+          <w:lang w:eastAsia="bg-BG"/>
+        </w:rPr>
         <w:lastRenderedPageBreak/>
         <w:t xml:space="preserve">        </w:t>
       </w:r>
@@ -4213,8 +4687,26 @@
           <w:lang w:eastAsia="bg-BG"/>
         </w:rPr>
         <w:t>}</w:t>
+      </w:r>
+      <w:r>
+        <w:rPr>
+          <w:rFonts w:ascii="Courier New" w:eastAsia="Times New Roman" w:hAnsi="Courier New" w:cs="Courier New"/>
+          <w:color w:val="A9B7C6"/>
+          <w:sz w:val="20"/>
+          <w:szCs w:val="20"/>
+          <w:lang w:eastAsia="bg-BG"/>
+        </w:rPr>
         <w:br/>
         <w:t xml:space="preserve">    }</w:t>
+      </w:r>
+      <w:r>
+        <w:rPr>
+          <w:rFonts w:ascii="Courier New" w:eastAsia="Times New Roman" w:hAnsi="Courier New" w:cs="Courier New"/>
+          <w:color w:val="A9B7C6"/>
+          <w:sz w:val="20"/>
+          <w:szCs w:val="20"/>
+          <w:lang w:eastAsia="bg-BG"/>
+        </w:rPr>
         <w:br/>
         <w:t>}</w:t>
       </w:r>
@@ -4483,6 +4975,15 @@
           <w:lang w:eastAsia="bg-BG"/>
         </w:rPr>
         <w:t>models</w:t>
+      </w:r>
+      <w:r>
+        <w:rPr>
+          <w:rFonts w:ascii="Courier New" w:eastAsia="Times New Roman" w:hAnsi="Courier New" w:cs="Courier New"/>
+          <w:color w:val="A9B7C6"/>
+          <w:sz w:val="20"/>
+          <w:szCs w:val="20"/>
+          <w:lang w:eastAsia="bg-BG"/>
+        </w:rPr>
         <w:br/>
       </w:r>
       <w:r>
@@ -4524,7 +5025,25 @@
           <w:lang w:eastAsia="bg-BG"/>
         </w:rPr>
         <w:t>date</w:t>
-        <w:br/>
+      </w:r>
+      <w:r>
+        <w:rPr>
+          <w:rFonts w:ascii="Courier New" w:eastAsia="Times New Roman" w:hAnsi="Courier New" w:cs="Courier New"/>
+          <w:color w:val="A9B7C6"/>
+          <w:sz w:val="20"/>
+          <w:szCs w:val="20"/>
+          <w:lang w:eastAsia="bg-BG"/>
+        </w:rPr>
+        <w:br/>
+      </w:r>
+      <w:r>
+        <w:rPr>
+          <w:rFonts w:ascii="Courier New" w:eastAsia="Times New Roman" w:hAnsi="Courier New" w:cs="Courier New"/>
+          <w:color w:val="A9B7C6"/>
+          <w:sz w:val="20"/>
+          <w:szCs w:val="20"/>
+          <w:lang w:eastAsia="bg-BG"/>
+        </w:rPr>
         <w:br/>
       </w:r>
       <w:r>
@@ -4536,6 +5055,15 @@
           <w:lang w:eastAsia="bg-BG"/>
         </w:rPr>
         <w:t># Create your models here.</w:t>
+      </w:r>
+      <w:r>
+        <w:rPr>
+          <w:rFonts w:ascii="Courier New" w:eastAsia="Times New Roman" w:hAnsi="Courier New" w:cs="Courier New"/>
+          <w:color w:val="808080"/>
+          <w:sz w:val="20"/>
+          <w:szCs w:val="20"/>
+          <w:lang w:eastAsia="bg-BG"/>
+        </w:rPr>
         <w:br/>
       </w:r>
       <w:r>
@@ -4557,6 +5085,15 @@
           <w:lang w:eastAsia="bg-BG"/>
         </w:rPr>
         <w:t>article(models.Model):</w:t>
+      </w:r>
+      <w:r>
+        <w:rPr>
+          <w:rFonts w:ascii="Courier New" w:eastAsia="Times New Roman" w:hAnsi="Courier New" w:cs="Courier New"/>
+          <w:color w:val="A9B7C6"/>
+          <w:sz w:val="20"/>
+          <w:szCs w:val="20"/>
+          <w:lang w:eastAsia="bg-BG"/>
+        </w:rPr>
         <w:br/>
         <w:t xml:space="preserve">    title = models.CharField(</w:t>
       </w:r>
@@ -4619,6 +5156,15 @@
           <w:lang w:eastAsia="bg-BG"/>
         </w:rPr>
         <w:t>)</w:t>
+      </w:r>
+      <w:r>
+        <w:rPr>
+          <w:rFonts w:ascii="Courier New" w:eastAsia="Times New Roman" w:hAnsi="Courier New" w:cs="Courier New"/>
+          <w:color w:val="A9B7C6"/>
+          <w:sz w:val="20"/>
+          <w:szCs w:val="20"/>
+          <w:lang w:eastAsia="bg-BG"/>
+        </w:rPr>
         <w:br/>
         <w:t xml:space="preserve">    content = models.TextField(</w:t>
       </w:r>
@@ -4641,6 +5187,15 @@
           <w:lang w:eastAsia="bg-BG"/>
         </w:rPr>
         <w:t>)</w:t>
+      </w:r>
+      <w:r>
+        <w:rPr>
+          <w:rFonts w:ascii="Courier New" w:eastAsia="Times New Roman" w:hAnsi="Courier New" w:cs="Courier New"/>
+          <w:color w:val="A9B7C6"/>
+          <w:sz w:val="20"/>
+          <w:szCs w:val="20"/>
+          <w:lang w:eastAsia="bg-BG"/>
+        </w:rPr>
         <w:br/>
         <w:t xml:space="preserve">    author = models.CharField(</w:t>
       </w:r>
@@ -4703,6 +5258,15 @@
           <w:lang w:eastAsia="bg-BG"/>
         </w:rPr>
         <w:t>)</w:t>
+      </w:r>
+      <w:r>
+        <w:rPr>
+          <w:rFonts w:ascii="Courier New" w:eastAsia="Times New Roman" w:hAnsi="Courier New" w:cs="Courier New"/>
+          <w:color w:val="A9B7C6"/>
+          <w:sz w:val="20"/>
+          <w:szCs w:val="20"/>
+          <w:lang w:eastAsia="bg-BG"/>
+        </w:rPr>
         <w:br/>
         <w:t xml:space="preserve">    published = models.DateField(</w:t>
       </w:r>
@@ -4745,8 +5309,26 @@
           <w:lang w:eastAsia="bg-BG"/>
         </w:rPr>
         <w:t>=date.today)</w:t>
+      </w:r>
+      <w:r>
+        <w:rPr>
+          <w:rFonts w:ascii="Courier New" w:eastAsia="Times New Roman" w:hAnsi="Courier New" w:cs="Courier New"/>
+          <w:color w:val="A9B7C6"/>
+          <w:sz w:val="20"/>
+          <w:szCs w:val="20"/>
+          <w:lang w:eastAsia="bg-BG"/>
+        </w:rPr>
         <w:br/>
         <w:t xml:space="preserve">    </w:t>
+      </w:r>
+      <w:r>
+        <w:rPr>
+          <w:rFonts w:ascii="Courier New" w:eastAsia="Times New Roman" w:hAnsi="Courier New" w:cs="Courier New"/>
+          <w:color w:val="A9B7C6"/>
+          <w:sz w:val="20"/>
+          <w:szCs w:val="20"/>
+          <w:lang w:eastAsia="bg-BG"/>
+        </w:rPr>
         <w:br/>
         <w:t xml:space="preserve">    </w:t>
       </w:r>
@@ -4799,6 +5381,15 @@
           <w:lang w:eastAsia="bg-BG"/>
         </w:rPr>
         <w:t>):</w:t>
+      </w:r>
+      <w:r>
+        <w:rPr>
+          <w:rFonts w:ascii="Courier New" w:eastAsia="Times New Roman" w:hAnsi="Courier New" w:cs="Courier New"/>
+          <w:color w:val="A9B7C6"/>
+          <w:sz w:val="20"/>
+          <w:szCs w:val="20"/>
+          <w:lang w:eastAsia="bg-BG"/>
+        </w:rPr>
         <w:br/>
         <w:t xml:space="preserve">        </w:t>
       </w:r>
@@ -4831,8 +5422,26 @@
           <w:lang w:eastAsia="bg-BG"/>
         </w:rPr>
         <w:t>.title</w:t>
+      </w:r>
+      <w:r>
+        <w:rPr>
+          <w:rFonts w:ascii="Courier New" w:eastAsia="Times New Roman" w:hAnsi="Courier New" w:cs="Courier New"/>
+          <w:color w:val="A9B7C6"/>
+          <w:sz w:val="20"/>
+          <w:szCs w:val="20"/>
+          <w:lang w:eastAsia="bg-BG"/>
+        </w:rPr>
         <w:br/>
         <w:t xml:space="preserve">    </w:t>
+      </w:r>
+      <w:r>
+        <w:rPr>
+          <w:rFonts w:ascii="Courier New" w:eastAsia="Times New Roman" w:hAnsi="Courier New" w:cs="Courier New"/>
+          <w:color w:val="A9B7C6"/>
+          <w:sz w:val="20"/>
+          <w:szCs w:val="20"/>
+          <w:lang w:eastAsia="bg-BG"/>
+        </w:rPr>
         <w:br/>
         <w:t xml:space="preserve">    </w:t>
       </w:r>
@@ -4855,6 +5464,15 @@
           <w:lang w:eastAsia="bg-BG"/>
         </w:rPr>
         <w:t>Meta:</w:t>
+      </w:r>
+      <w:r>
+        <w:rPr>
+          <w:rFonts w:ascii="Courier New" w:eastAsia="Times New Roman" w:hAnsi="Courier New" w:cs="Courier New"/>
+          <w:color w:val="A9B7C6"/>
+          <w:sz w:val="20"/>
+          <w:szCs w:val="20"/>
+          <w:lang w:eastAsia="bg-BG"/>
+        </w:rPr>
         <w:br/>
         <w:t xml:space="preserve">        verbose_name = </w:t>
       </w:r>
@@ -4867,6 +5485,15 @@
           <w:lang w:eastAsia="bg-BG"/>
         </w:rPr>
         <w:t>'Статия'</w:t>
+      </w:r>
+      <w:r>
+        <w:rPr>
+          <w:rFonts w:ascii="Courier New" w:eastAsia="Times New Roman" w:hAnsi="Courier New" w:cs="Courier New"/>
+          <w:color w:val="6A8759"/>
+          <w:sz w:val="20"/>
+          <w:szCs w:val="20"/>
+          <w:lang w:eastAsia="bg-BG"/>
+        </w:rPr>
         <w:br/>
         <w:t xml:space="preserve">        </w:t>
       </w:r>
@@ -5224,6 +5851,11 @@
           <w:color w:val="A9B7C6"/>
         </w:rPr>
         <w:t>admin</w:t>
+      </w:r>
+      <w:r>
+        <w:rPr>
+          <w:color w:val="A9B7C6"/>
+        </w:rPr>
         <w:br/>
       </w:r>
       <w:r>
@@ -5249,8 +5881,23 @@
           <w:color w:val="A9B7C6"/>
         </w:rPr>
         <w:t>article</w:t>
-        <w:br/>
-        <w:br/>
+      </w:r>
+      <w:r>
+        <w:rPr>
+          <w:color w:val="A9B7C6"/>
+        </w:rPr>
+        <w:br/>
+      </w:r>
+      <w:r>
+        <w:rPr>
+          <w:color w:val="A9B7C6"/>
+        </w:rPr>
+        <w:br/>
+      </w:r>
+      <w:r>
+        <w:rPr>
+          <w:color w:val="A9B7C6"/>
+        </w:rPr>
         <w:br/>
         <w:t>admin.site.register(article)</w:t>
       </w:r>
@@ -5330,7 +5977,19 @@
           <w:color w:val="A9B7C6"/>
         </w:rPr>
         <w:t>article</w:t>
-        <w:br/>
+      </w:r>
+      <w:r>
+        <w:rPr>
+          <w:noProof/>
+          <w:color w:val="A9B7C6"/>
+        </w:rPr>
+        <w:br/>
+      </w:r>
+      <w:r>
+        <w:rPr>
+          <w:noProof/>
+          <w:color w:val="A9B7C6"/>
+        </w:rPr>
         <w:br/>
       </w:r>
       <w:r>
@@ -5353,8 +6012,20 @@
           <w:color w:val="A9B7C6"/>
         </w:rPr>
         <w:t>(request):</w:t>
+      </w:r>
+      <w:r>
+        <w:rPr>
+          <w:noProof/>
+          <w:color w:val="A9B7C6"/>
+        </w:rPr>
         <w:br/>
         <w:t xml:space="preserve">    articles = article.objects.all()</w:t>
+      </w:r>
+      <w:r>
+        <w:rPr>
+          <w:noProof/>
+          <w:color w:val="A9B7C6"/>
+        </w:rPr>
         <w:br/>
         <w:t xml:space="preserve">    params = {</w:t>
       </w:r>
@@ -5383,34 +6054,12 @@
           <w:color w:val="CC7832"/>
         </w:rPr>
         <w:t>,</w:t>
-        <w:br/>
-        <w:t xml:space="preserve">              </w:t>
-      </w:r>
-      <w:r>
-        <w:rPr>
-          <w:noProof/>
-        </w:rPr>
-        <w:t>'page_header'</w:t>
-      </w:r>
-      <w:r>
-        <w:rPr>
-          <w:noProof/>
-          <w:color w:val="A9B7C6"/>
-        </w:rPr>
-        <w:t xml:space="preserve">: </w:t>
-      </w:r>
-      <w:r>
-        <w:rPr>
-          <w:noProof/>
-        </w:rPr>
-        <w:t>'Главна страница'</w:t>
       </w:r>
       <w:r>
         <w:rPr>
           <w:noProof/>
           <w:color w:val="CC7832"/>
         </w:rPr>
-        <w:t>,</w:t>
         <w:br/>
         <w:t xml:space="preserve">              </w:t>
       </w:r>
@@ -5418,7 +6067,7 @@
         <w:rPr>
           <w:noProof/>
         </w:rPr>
-        <w:t>'page_content'</w:t>
+        <w:t>'page_header'</w:t>
       </w:r>
       <w:r>
         <w:rPr>
@@ -5431,7 +6080,7 @@
         <w:rPr>
           <w:noProof/>
         </w:rPr>
-        <w:t>'Текст на страницата'</w:t>
+        <w:t>'Главна страница'</w:t>
       </w:r>
       <w:r>
         <w:rPr>
@@ -5439,37 +6088,89 @@
           <w:color w:val="CC7832"/>
         </w:rPr>
         <w:t>,</w:t>
-        <w:br/>
-        <w:t xml:space="preserve">              </w:t>
-      </w:r>
-      <w:r>
-        <w:rPr>
-          <w:noProof/>
-        </w:rPr>
-        <w:t>'articles'</w:t>
-      </w:r>
-      <w:r>
-        <w:rPr>
-          <w:noProof/>
-          <w:color w:val="A9B7C6"/>
-        </w:rPr>
-        <w:t>: articles</w:t>
       </w:r>
       <w:r>
         <w:rPr>
           <w:noProof/>
           <w:color w:val="CC7832"/>
         </w:rPr>
+        <w:br/>
+        <w:t xml:space="preserve">              </w:t>
+      </w:r>
+      <w:r>
+        <w:rPr>
+          <w:noProof/>
+        </w:rPr>
+        <w:t>'page_content'</w:t>
+      </w:r>
+      <w:r>
+        <w:rPr>
+          <w:noProof/>
+          <w:color w:val="A9B7C6"/>
+        </w:rPr>
+        <w:t xml:space="preserve">: </w:t>
+      </w:r>
+      <w:r>
+        <w:rPr>
+          <w:noProof/>
+        </w:rPr>
+        <w:t>'Текст на страницата'</w:t>
+      </w:r>
+      <w:r>
+        <w:rPr>
+          <w:noProof/>
+          <w:color w:val="CC7832"/>
+        </w:rPr>
         <w:t>,</w:t>
+      </w:r>
+      <w:r>
+        <w:rPr>
+          <w:noProof/>
+          <w:color w:val="CC7832"/>
+        </w:rPr>
         <w:br/>
         <w:t xml:space="preserve">              </w:t>
       </w:r>
       <w:r>
         <w:rPr>
           <w:noProof/>
+        </w:rPr>
+        <w:t>'articles'</w:t>
+      </w:r>
+      <w:r>
+        <w:rPr>
+          <w:noProof/>
+          <w:color w:val="A9B7C6"/>
+        </w:rPr>
+        <w:t>: articles</w:t>
+      </w:r>
+      <w:r>
+        <w:rPr>
+          <w:noProof/>
+          <w:color w:val="CC7832"/>
+        </w:rPr>
+        <w:t>,</w:t>
+      </w:r>
+      <w:r>
+        <w:rPr>
+          <w:noProof/>
+          <w:color w:val="CC7832"/>
+        </w:rPr>
+        <w:br/>
+        <w:t xml:space="preserve">              </w:t>
+      </w:r>
+      <w:r>
+        <w:rPr>
+          <w:noProof/>
           <w:color w:val="A9B7C6"/>
         </w:rPr>
         <w:t>}</w:t>
+      </w:r>
+      <w:r>
+        <w:rPr>
+          <w:noProof/>
+          <w:color w:val="A9B7C6"/>
+        </w:rPr>
         <w:br/>
         <w:t xml:space="preserve">    </w:t>
       </w:r>
@@ -6001,6 +6702,15 @@
           <w:lang w:eastAsia="bg-BG"/>
         </w:rPr>
         <w:t>Comments(models.Model):</w:t>
+      </w:r>
+      <w:r>
+        <w:rPr>
+          <w:rFonts w:ascii="Courier New" w:eastAsia="Times New Roman" w:hAnsi="Courier New" w:cs="Courier New"/>
+          <w:color w:val="A9B7C6"/>
+          <w:sz w:val="20"/>
+          <w:szCs w:val="20"/>
+          <w:lang w:eastAsia="bg-BG"/>
+        </w:rPr>
         <w:br/>
         <w:t xml:space="preserve">    article = models.ForeignKey(Article</w:t>
       </w:r>
@@ -6033,6 +6743,15 @@
           <w:lang w:eastAsia="bg-BG"/>
         </w:rPr>
         <w:t>=models.CASCADE)</w:t>
+      </w:r>
+      <w:r>
+        <w:rPr>
+          <w:rFonts w:ascii="Courier New" w:eastAsia="Times New Roman" w:hAnsi="Courier New" w:cs="Courier New"/>
+          <w:color w:val="A9B7C6"/>
+          <w:sz w:val="20"/>
+          <w:szCs w:val="20"/>
+          <w:lang w:eastAsia="bg-BG"/>
+        </w:rPr>
         <w:br/>
         <w:t xml:space="preserve">    text = models.TextField(</w:t>
       </w:r>
@@ -6055,6 +6774,15 @@
           <w:lang w:eastAsia="bg-BG"/>
         </w:rPr>
         <w:t>)</w:t>
+      </w:r>
+      <w:r>
+        <w:rPr>
+          <w:rFonts w:ascii="Courier New" w:eastAsia="Times New Roman" w:hAnsi="Courier New" w:cs="Courier New"/>
+          <w:color w:val="A9B7C6"/>
+          <w:sz w:val="20"/>
+          <w:szCs w:val="20"/>
+          <w:lang w:eastAsia="bg-BG"/>
+        </w:rPr>
         <w:br/>
         <w:t xml:space="preserve">    author = models.CharField(</w:t>
       </w:r>
@@ -6117,7 +6845,25 @@
           <w:lang w:eastAsia="bg-BG"/>
         </w:rPr>
         <w:t>)</w:t>
-        <w:br/>
+      </w:r>
+      <w:r>
+        <w:rPr>
+          <w:rFonts w:ascii="Courier New" w:eastAsia="Times New Roman" w:hAnsi="Courier New" w:cs="Courier New"/>
+          <w:color w:val="A9B7C6"/>
+          <w:sz w:val="20"/>
+          <w:szCs w:val="20"/>
+          <w:lang w:eastAsia="bg-BG"/>
+        </w:rPr>
+        <w:br/>
+      </w:r>
+      <w:r>
+        <w:rPr>
+          <w:rFonts w:ascii="Courier New" w:eastAsia="Times New Roman" w:hAnsi="Courier New" w:cs="Courier New"/>
+          <w:color w:val="A9B7C6"/>
+          <w:sz w:val="20"/>
+          <w:szCs w:val="20"/>
+          <w:lang w:eastAsia="bg-BG"/>
+        </w:rPr>
         <w:br/>
         <w:t xml:space="preserve">    </w:t>
       </w:r>
@@ -6170,6 +6916,15 @@
           <w:lang w:eastAsia="bg-BG"/>
         </w:rPr>
         <w:t>):</w:t>
+      </w:r>
+      <w:r>
+        <w:rPr>
+          <w:rFonts w:ascii="Courier New" w:eastAsia="Times New Roman" w:hAnsi="Courier New" w:cs="Courier New"/>
+          <w:color w:val="A9B7C6"/>
+          <w:sz w:val="20"/>
+          <w:szCs w:val="20"/>
+          <w:lang w:eastAsia="bg-BG"/>
+        </w:rPr>
         <w:br/>
         <w:t xml:space="preserve">        </w:t>
       </w:r>
@@ -6202,7 +6957,25 @@
           <w:lang w:eastAsia="bg-BG"/>
         </w:rPr>
         <w:t>.author</w:t>
-        <w:br/>
+      </w:r>
+      <w:r>
+        <w:rPr>
+          <w:rFonts w:ascii="Courier New" w:eastAsia="Times New Roman" w:hAnsi="Courier New" w:cs="Courier New"/>
+          <w:color w:val="A9B7C6"/>
+          <w:sz w:val="20"/>
+          <w:szCs w:val="20"/>
+          <w:lang w:eastAsia="bg-BG"/>
+        </w:rPr>
+        <w:br/>
+      </w:r>
+      <w:r>
+        <w:rPr>
+          <w:rFonts w:ascii="Courier New" w:eastAsia="Times New Roman" w:hAnsi="Courier New" w:cs="Courier New"/>
+          <w:color w:val="A9B7C6"/>
+          <w:sz w:val="20"/>
+          <w:szCs w:val="20"/>
+          <w:lang w:eastAsia="bg-BG"/>
+        </w:rPr>
         <w:br/>
         <w:t xml:space="preserve">    </w:t>
       </w:r>
@@ -6225,7 +6998,25 @@
           <w:lang w:eastAsia="bg-BG"/>
         </w:rPr>
         <w:t>Meta:</w:t>
-        <w:br/>
+      </w:r>
+      <w:r>
+        <w:rPr>
+          <w:rFonts w:ascii="Courier New" w:eastAsia="Times New Roman" w:hAnsi="Courier New" w:cs="Courier New"/>
+          <w:color w:val="A9B7C6"/>
+          <w:sz w:val="20"/>
+          <w:szCs w:val="20"/>
+          <w:lang w:eastAsia="bg-BG"/>
+        </w:rPr>
+        <w:br/>
+      </w:r>
+      <w:r>
+        <w:rPr>
+          <w:rFonts w:ascii="Courier New" w:eastAsia="Times New Roman" w:hAnsi="Courier New" w:cs="Courier New"/>
+          <w:color w:val="A9B7C6"/>
+          <w:sz w:val="20"/>
+          <w:szCs w:val="20"/>
+          <w:lang w:eastAsia="bg-BG"/>
+        </w:rPr>
         <w:lastRenderedPageBreak/>
         <w:t xml:space="preserve">        verbose_name = </w:t>
       </w:r>
@@ -6238,6 +7029,15 @@
           <w:lang w:eastAsia="bg-BG"/>
         </w:rPr>
         <w:t>'Коментар'</w:t>
+      </w:r>
+      <w:r>
+        <w:rPr>
+          <w:rFonts w:ascii="Courier New" w:eastAsia="Times New Roman" w:hAnsi="Courier New" w:cs="Courier New"/>
+          <w:color w:val="6A8759"/>
+          <w:sz w:val="20"/>
+          <w:szCs w:val="20"/>
+          <w:lang w:eastAsia="bg-BG"/>
+        </w:rPr>
         <w:br/>
         <w:t xml:space="preserve">        </w:t>
       </w:r>
@@ -6344,6 +7144,15 @@
           <w:lang w:eastAsia="bg-BG"/>
         </w:rPr>
         <w:t>admin</w:t>
+      </w:r>
+      <w:r>
+        <w:rPr>
+          <w:rFonts w:ascii="Courier New" w:eastAsia="Times New Roman" w:hAnsi="Courier New" w:cs="Courier New"/>
+          <w:color w:val="A9B7C6"/>
+          <w:sz w:val="20"/>
+          <w:szCs w:val="20"/>
+          <w:lang w:eastAsia="bg-BG"/>
+        </w:rPr>
         <w:br/>
       </w:r>
       <w:r>
@@ -6405,10 +7214,46 @@
           <w:lang w:eastAsia="bg-BG"/>
         </w:rPr>
         <w:t>Comments</w:t>
-        <w:br/>
-        <w:br/>
+      </w:r>
+      <w:r>
+        <w:rPr>
+          <w:rFonts w:ascii="Courier New" w:eastAsia="Times New Roman" w:hAnsi="Courier New" w:cs="Courier New"/>
+          <w:color w:val="A9B7C6"/>
+          <w:sz w:val="20"/>
+          <w:szCs w:val="20"/>
+          <w:lang w:eastAsia="bg-BG"/>
+        </w:rPr>
+        <w:br/>
+      </w:r>
+      <w:r>
+        <w:rPr>
+          <w:rFonts w:ascii="Courier New" w:eastAsia="Times New Roman" w:hAnsi="Courier New" w:cs="Courier New"/>
+          <w:color w:val="A9B7C6"/>
+          <w:sz w:val="20"/>
+          <w:szCs w:val="20"/>
+          <w:lang w:eastAsia="bg-BG"/>
+        </w:rPr>
+        <w:br/>
+      </w:r>
+      <w:r>
+        <w:rPr>
+          <w:rFonts w:ascii="Courier New" w:eastAsia="Times New Roman" w:hAnsi="Courier New" w:cs="Courier New"/>
+          <w:color w:val="A9B7C6"/>
+          <w:sz w:val="20"/>
+          <w:szCs w:val="20"/>
+          <w:lang w:eastAsia="bg-BG"/>
+        </w:rPr>
         <w:br/>
         <w:t>admin.site.register(Article)</w:t>
+      </w:r>
+      <w:r>
+        <w:rPr>
+          <w:rFonts w:ascii="Courier New" w:eastAsia="Times New Roman" w:hAnsi="Courier New" w:cs="Courier New"/>
+          <w:color w:val="A9B7C6"/>
+          <w:sz w:val="20"/>
+          <w:szCs w:val="20"/>
+          <w:lang w:eastAsia="bg-BG"/>
+        </w:rPr>
         <w:br/>
         <w:t>admin.site.register(Comments)</w:t>
       </w:r>
@@ -6924,10 +7769,25 @@
           <w:color w:val="A9B7C6"/>
         </w:rPr>
         <w:t>{% extends 'main/base.html' %}</w:t>
+      </w:r>
+      <w:r>
+        <w:rPr>
+          <w:color w:val="A9B7C6"/>
+        </w:rPr>
         <w:br/>
         <w:t>{% block title %} {{ page_title }} {% endblock %}</w:t>
+      </w:r>
+      <w:r>
+        <w:rPr>
+          <w:color w:val="A9B7C6"/>
+        </w:rPr>
         <w:br/>
         <w:t>{% block content %}</w:t>
+      </w:r>
+      <w:r>
+        <w:rPr>
+          <w:color w:val="A9B7C6"/>
+        </w:rPr>
         <w:br/>
         <w:t xml:space="preserve">    </w:t>
       </w:r>
@@ -6966,6 +7826,11 @@
           <w:color w:val="E8BF6A"/>
         </w:rPr>
         <w:t>&lt;/h2&gt;</w:t>
+      </w:r>
+      <w:r>
+        <w:rPr>
+          <w:color w:val="E8BF6A"/>
+        </w:rPr>
         <w:br/>
         <w:t xml:space="preserve">    &lt;em&gt;</w:t>
       </w:r>
@@ -6980,8 +7845,18 @@
           <w:color w:val="E8BF6A"/>
         </w:rPr>
         <w:t>&lt;/em&gt;</w:t>
+      </w:r>
+      <w:r>
+        <w:rPr>
+          <w:color w:val="E8BF6A"/>
+        </w:rPr>
         <w:br/>
         <w:t xml:space="preserve">    &lt;/hr&gt;</w:t>
+      </w:r>
+      <w:r>
+        <w:rPr>
+          <w:color w:val="E8BF6A"/>
+        </w:rPr>
         <w:br/>
         <w:t xml:space="preserve">    </w:t>
       </w:r>
@@ -6990,6 +7865,11 @@
           <w:color w:val="A9B7C6"/>
         </w:rPr>
         <w:t>{%for c in comments %}</w:t>
+      </w:r>
+      <w:r>
+        <w:rPr>
+          <w:color w:val="A9B7C6"/>
+        </w:rPr>
         <w:br/>
         <w:t xml:space="preserve">        </w:t>
       </w:r>
@@ -7010,6 +7890,11 @@
           <w:color w:val="E8BF6A"/>
         </w:rPr>
         <w:t>&lt;/h6&gt;</w:t>
+      </w:r>
+      <w:r>
+        <w:rPr>
+          <w:color w:val="E8BF6A"/>
+        </w:rPr>
         <w:br/>
         <w:t xml:space="preserve">        &lt;p&gt;</w:t>
       </w:r>
@@ -7024,6 +7909,11 @@
           <w:color w:val="E8BF6A"/>
         </w:rPr>
         <w:t>&lt;/p&gt;&lt;/br&gt;</w:t>
+      </w:r>
+      <w:r>
+        <w:rPr>
+          <w:color w:val="E8BF6A"/>
+        </w:rPr>
         <w:br/>
         <w:t xml:space="preserve">    </w:t>
       </w:r>
@@ -7032,6 +7922,11 @@
           <w:color w:val="A9B7C6"/>
         </w:rPr>
         <w:t>{% endfor %}</w:t>
+      </w:r>
+      <w:r>
+        <w:rPr>
+          <w:color w:val="A9B7C6"/>
+        </w:rPr>
         <w:br/>
         <w:t>{% endblock %}</w:t>
       </w:r>
@@ -7081,10 +7976,25 @@
           <w:color w:val="A9B7C6"/>
         </w:rPr>
         <w:t>{% extends 'main/base.html' %}</w:t>
+      </w:r>
+      <w:r>
+        <w:rPr>
+          <w:color w:val="A9B7C6"/>
+        </w:rPr>
         <w:br/>
         <w:t>{% block title %} {{ page_title }} {% endblock %}</w:t>
+      </w:r>
+      <w:r>
+        <w:rPr>
+          <w:color w:val="A9B7C6"/>
+        </w:rPr>
         <w:br/>
         <w:t>{% block content %}</w:t>
+      </w:r>
+      <w:r>
+        <w:rPr>
+          <w:color w:val="A9B7C6"/>
+        </w:rPr>
         <w:br/>
         <w:t xml:space="preserve">    </w:t>
       </w:r>
@@ -7111,6 +8021,11 @@
           <w:color w:val="E8BF6A"/>
         </w:rPr>
         <w:t>&gt;</w:t>
+      </w:r>
+      <w:r>
+        <w:rPr>
+          <w:color w:val="E8BF6A"/>
+        </w:rPr>
         <w:br/>
         <w:t xml:space="preserve">        &lt;div </w:t>
       </w:r>
@@ -7131,6 +8046,11 @@
           <w:color w:val="E8BF6A"/>
         </w:rPr>
         <w:t>&gt;</w:t>
+      </w:r>
+      <w:r>
+        <w:rPr>
+          <w:color w:val="E8BF6A"/>
+        </w:rPr>
         <w:br/>
         <w:t xml:space="preserve">            &lt;div </w:t>
       </w:r>
@@ -7151,6 +8071,11 @@
           <w:color w:val="E8BF6A"/>
         </w:rPr>
         <w:t>&gt;</w:t>
+      </w:r>
+      <w:r>
+        <w:rPr>
+          <w:color w:val="E8BF6A"/>
+        </w:rPr>
         <w:br/>
         <w:t xml:space="preserve">                &lt;div </w:t>
       </w:r>
@@ -7171,6 +8096,11 @@
           <w:color w:val="E8BF6A"/>
         </w:rPr>
         <w:t>&gt;</w:t>
+      </w:r>
+      <w:r>
+        <w:rPr>
+          <w:color w:val="E8BF6A"/>
+        </w:rPr>
         <w:br/>
         <w:t xml:space="preserve">                    &lt;h2 </w:t>
       </w:r>
@@ -7203,6 +8133,11 @@
           <w:color w:val="E8BF6A"/>
         </w:rPr>
         <w:t>&lt;/h2&gt;</w:t>
+      </w:r>
+      <w:r>
+        <w:rPr>
+          <w:color w:val="E8BF6A"/>
+        </w:rPr>
         <w:br/>
         <w:t xml:space="preserve">                    &lt;blockquote </w:t>
       </w:r>
@@ -7223,6 +8158,11 @@
           <w:color w:val="E8BF6A"/>
         </w:rPr>
         <w:t>&gt;</w:t>
+      </w:r>
+      <w:r>
+        <w:rPr>
+          <w:color w:val="E8BF6A"/>
+        </w:rPr>
         <w:br/>
         <w:t xml:space="preserve">                        &lt;strong&gt;</w:t>
       </w:r>
@@ -7249,6 +8189,11 @@
           <w:color w:val="E8BF6A"/>
         </w:rPr>
         <w:t>&lt;/br&gt;</w:t>
+      </w:r>
+      <w:r>
+        <w:rPr>
+          <w:color w:val="E8BF6A"/>
+        </w:rPr>
         <w:br/>
         <w:t xml:space="preserve">                        </w:t>
       </w:r>
@@ -7257,6 +8202,11 @@
           <w:color w:val="A9B7C6"/>
         </w:rPr>
         <w:t>{{article.published}}</w:t>
+      </w:r>
+      <w:r>
+        <w:rPr>
+          <w:color w:val="A9B7C6"/>
+        </w:rPr>
         <w:br/>
         <w:t xml:space="preserve">                    </w:t>
       </w:r>
@@ -7265,6 +8215,11 @@
           <w:color w:val="E8BF6A"/>
         </w:rPr>
         <w:t>&lt;/blockquote&gt;</w:t>
+      </w:r>
+      <w:r>
+        <w:rPr>
+          <w:color w:val="E8BF6A"/>
+        </w:rPr>
         <w:br/>
         <w:t xml:space="preserve">                    &lt;div </w:t>
       </w:r>
@@ -7285,6 +8240,11 @@
           <w:color w:val="E8BF6A"/>
         </w:rPr>
         <w:t>&gt;</w:t>
+      </w:r>
+      <w:r>
+        <w:rPr>
+          <w:color w:val="E8BF6A"/>
+        </w:rPr>
         <w:br/>
         <w:t xml:space="preserve">                    </w:t>
       </w:r>
@@ -7293,6 +8253,11 @@
           <w:color w:val="A9B7C6"/>
         </w:rPr>
         <w:t>{{ article.content }}</w:t>
+      </w:r>
+      <w:r>
+        <w:rPr>
+          <w:color w:val="A9B7C6"/>
+        </w:rPr>
         <w:br/>
         <w:t xml:space="preserve">                    </w:t>
       </w:r>
@@ -7301,16 +8266,46 @@
           <w:color w:val="E8BF6A"/>
         </w:rPr>
         <w:t>&lt;/div&gt;</w:t>
+      </w:r>
+      <w:r>
+        <w:rPr>
+          <w:color w:val="E8BF6A"/>
+        </w:rPr>
         <w:br/>
         <w:t xml:space="preserve">                &lt;/div&gt;</w:t>
+      </w:r>
+      <w:r>
+        <w:rPr>
+          <w:color w:val="E8BF6A"/>
+        </w:rPr>
         <w:br/>
         <w:t xml:space="preserve">            &lt;/div&gt;</w:t>
+      </w:r>
+      <w:r>
+        <w:rPr>
+          <w:color w:val="E8BF6A"/>
+        </w:rPr>
         <w:br/>
         <w:t xml:space="preserve">        &lt;/div&gt;</w:t>
+      </w:r>
+      <w:r>
+        <w:rPr>
+          <w:color w:val="E8BF6A"/>
+        </w:rPr>
         <w:br/>
         <w:t xml:space="preserve">    &lt;/article&gt;</w:t>
+      </w:r>
+      <w:r>
+        <w:rPr>
+          <w:color w:val="E8BF6A"/>
+        </w:rPr>
         <w:br/>
         <w:t xml:space="preserve">    &lt;/hr&gt;</w:t>
+      </w:r>
+      <w:r>
+        <w:rPr>
+          <w:color w:val="E8BF6A"/>
+        </w:rPr>
         <w:br/>
         <w:t xml:space="preserve">    &lt;article </w:t>
       </w:r>
@@ -7331,6 +8326,11 @@
           <w:color w:val="E8BF6A"/>
         </w:rPr>
         <w:t>&gt;</w:t>
+      </w:r>
+      <w:r>
+        <w:rPr>
+          <w:color w:val="E8BF6A"/>
+        </w:rPr>
         <w:br/>
         <w:t xml:space="preserve">        &lt;div </w:t>
       </w:r>
@@ -7351,6 +8351,11 @@
           <w:color w:val="E8BF6A"/>
         </w:rPr>
         <w:t>&gt;</w:t>
+      </w:r>
+      <w:r>
+        <w:rPr>
+          <w:color w:val="E8BF6A"/>
+        </w:rPr>
         <w:br/>
         <w:t xml:space="preserve">            &lt;div </w:t>
       </w:r>
@@ -7371,6 +8376,11 @@
           <w:color w:val="E8BF6A"/>
         </w:rPr>
         <w:t>&gt;</w:t>
+      </w:r>
+      <w:r>
+        <w:rPr>
+          <w:color w:val="E8BF6A"/>
+        </w:rPr>
         <w:br/>
         <w:t xml:space="preserve">                &lt;div </w:t>
       </w:r>
@@ -7391,6 +8401,11 @@
           <w:color w:val="E8BF6A"/>
         </w:rPr>
         <w:t>&gt;</w:t>
+      </w:r>
+      <w:r>
+        <w:rPr>
+          <w:color w:val="E8BF6A"/>
+        </w:rPr>
         <w:br/>
         <w:t xml:space="preserve">                    &lt;h5&gt;</w:t>
       </w:r>
@@ -7405,6 +8420,11 @@
           <w:color w:val="E8BF6A"/>
         </w:rPr>
         <w:t>&lt;/h5&gt;</w:t>
+      </w:r>
+      <w:r>
+        <w:rPr>
+          <w:color w:val="E8BF6A"/>
+        </w:rPr>
         <w:br/>
         <w:t xml:space="preserve">                    </w:t>
       </w:r>
@@ -7413,6 +8433,11 @@
           <w:color w:val="A9B7C6"/>
         </w:rPr>
         <w:t>{%for c in comments %}</w:t>
+      </w:r>
+      <w:r>
+        <w:rPr>
+          <w:color w:val="A9B7C6"/>
+        </w:rPr>
         <w:br/>
         <w:t xml:space="preserve">                    </w:t>
       </w:r>
@@ -7433,6 +8458,11 @@
           <w:color w:val="E8BF6A"/>
         </w:rPr>
         <w:t>&lt;/em&gt;&lt;br&gt;</w:t>
+      </w:r>
+      <w:r>
+        <w:rPr>
+          <w:color w:val="E8BF6A"/>
+        </w:rPr>
         <w:br/>
         <w:t xml:space="preserve">                    &lt;blockquote </w:t>
       </w:r>
@@ -7475,7 +8505,17 @@
           <w:color w:val="A9B7C6"/>
         </w:rPr>
         <w:tab/>
+      </w:r>
+      <w:r>
+        <w:rPr>
+          <w:color w:val="A9B7C6"/>
+        </w:rPr>
         <w:tab/>
+      </w:r>
+      <w:r>
+        <w:rPr>
+          <w:color w:val="A9B7C6"/>
+        </w:rPr>
         <w:tab/>
         <w:t xml:space="preserve">   </w:t>
       </w:r>
@@ -7484,6 +8524,11 @@
           <w:color w:val="E8BF6A"/>
         </w:rPr>
         <w:t>&lt;/blockquote&gt;&lt;/hr&gt;</w:t>
+      </w:r>
+      <w:r>
+        <w:rPr>
+          <w:color w:val="E8BF6A"/>
+        </w:rPr>
         <w:br/>
         <w:t xml:space="preserve">                    </w:t>
       </w:r>
@@ -7492,6 +8537,11 @@
           <w:color w:val="A9B7C6"/>
         </w:rPr>
         <w:t>{% endfor %}</w:t>
+      </w:r>
+      <w:r>
+        <w:rPr>
+          <w:color w:val="A9B7C6"/>
+        </w:rPr>
         <w:br/>
         <w:t xml:space="preserve">                </w:t>
       </w:r>
@@ -7500,12 +8550,32 @@
           <w:color w:val="E8BF6A"/>
         </w:rPr>
         <w:t>&lt;/div&gt;</w:t>
+      </w:r>
+      <w:r>
+        <w:rPr>
+          <w:color w:val="E8BF6A"/>
+        </w:rPr>
         <w:br/>
         <w:t xml:space="preserve">            &lt;/div&gt;</w:t>
+      </w:r>
+      <w:r>
+        <w:rPr>
+          <w:color w:val="E8BF6A"/>
+        </w:rPr>
         <w:br/>
         <w:t xml:space="preserve">        &lt;/div&gt;</w:t>
+      </w:r>
+      <w:r>
+        <w:rPr>
+          <w:color w:val="E8BF6A"/>
+        </w:rPr>
         <w:br/>
         <w:t xml:space="preserve">    &lt;/article&gt;</w:t>
+      </w:r>
+      <w:r>
+        <w:rPr>
+          <w:color w:val="E8BF6A"/>
+        </w:rPr>
         <w:br/>
       </w:r>
       <w:r>
@@ -7599,6 +8669,11 @@
           <w:color w:val="E8BF6A"/>
         </w:rPr>
         <w:t>&gt;</w:t>
+      </w:r>
+      <w:r>
+        <w:rPr>
+          <w:color w:val="E8BF6A"/>
+        </w:rPr>
         <w:br/>
         <w:t xml:space="preserve">    &lt;div </w:t>
       </w:r>
@@ -7619,6 +8694,11 @@
           <w:color w:val="E8BF6A"/>
         </w:rPr>
         <w:t>&gt;</w:t>
+      </w:r>
+      <w:r>
+        <w:rPr>
+          <w:color w:val="E8BF6A"/>
+        </w:rPr>
         <w:br/>
         <w:t xml:space="preserve">        &lt;div </w:t>
       </w:r>
@@ -7639,6 +8719,11 @@
           <w:color w:val="E8BF6A"/>
         </w:rPr>
         <w:t>&gt;</w:t>
+      </w:r>
+      <w:r>
+        <w:rPr>
+          <w:color w:val="E8BF6A"/>
+        </w:rPr>
         <w:br/>
         <w:t xml:space="preserve">            &lt;div </w:t>
       </w:r>
@@ -7659,6 +8744,11 @@
           <w:color w:val="E8BF6A"/>
         </w:rPr>
         <w:t>&gt;</w:t>
+      </w:r>
+      <w:r>
+        <w:rPr>
+          <w:color w:val="E8BF6A"/>
+        </w:rPr>
         <w:br/>
         <w:t xml:space="preserve">                &lt;p&gt;</w:t>
       </w:r>
@@ -7673,6 +8763,11 @@
           <w:color w:val="E8BF6A"/>
         </w:rPr>
         <w:t>&lt;/p&gt;</w:t>
+      </w:r>
+      <w:r>
+        <w:rPr>
+          <w:color w:val="E8BF6A"/>
+        </w:rPr>
         <w:br/>
         <w:t xml:space="preserve">                    &lt;div </w:t>
       </w:r>
@@ -7693,6 +8788,11 @@
           <w:color w:val="E8BF6A"/>
         </w:rPr>
         <w:t>&gt;</w:t>
+      </w:r>
+      <w:r>
+        <w:rPr>
+          <w:color w:val="E8BF6A"/>
+        </w:rPr>
         <w:br/>
         <w:t xml:space="preserve">                        &lt;form </w:t>
       </w:r>
@@ -7725,6 +8825,11 @@
           <w:color w:val="E8BF6A"/>
         </w:rPr>
         <w:t>&gt;</w:t>
+      </w:r>
+      <w:r>
+        <w:rPr>
+          <w:color w:val="E8BF6A"/>
+        </w:rPr>
         <w:br/>
         <w:t xml:space="preserve">                            </w:t>
       </w:r>
@@ -7733,6 +8838,11 @@
           <w:color w:val="A9B7C6"/>
         </w:rPr>
         <w:t>{% csrf_token %}</w:t>
+      </w:r>
+      <w:r>
+        <w:rPr>
+          <w:color w:val="A9B7C6"/>
+        </w:rPr>
         <w:br/>
         <w:t xml:space="preserve">                            </w:t>
       </w:r>
@@ -7759,6 +8869,11 @@
           <w:color w:val="E8BF6A"/>
         </w:rPr>
         <w:t>&gt;</w:t>
+      </w:r>
+      <w:r>
+        <w:rPr>
+          <w:color w:val="E8BF6A"/>
+        </w:rPr>
         <w:br/>
         <w:t xml:space="preserve">                                &lt;input </w:t>
       </w:r>
@@ -7827,6 +8942,11 @@
           <w:color w:val="E8BF6A"/>
         </w:rPr>
         <w:t>/&gt;</w:t>
+      </w:r>
+      <w:r>
+        <w:rPr>
+          <w:color w:val="E8BF6A"/>
+        </w:rPr>
         <w:br/>
         <w:t xml:space="preserve">                                &lt;label </w:t>
       </w:r>
@@ -7859,7 +8979,17 @@
           <w:color w:val="E8BF6A"/>
         </w:rPr>
         <w:t>&lt;/label&gt;</w:t>
-        <w:br/>
+      </w:r>
+      <w:r>
+        <w:rPr>
+          <w:color w:val="E8BF6A"/>
+        </w:rPr>
+        <w:br/>
+      </w:r>
+      <w:r>
+        <w:rPr>
+          <w:color w:val="E8BF6A"/>
+        </w:rPr>
         <w:lastRenderedPageBreak/>
         <w:t xml:space="preserve">                                &lt;div </w:t>
       </w:r>
@@ -7904,8 +9034,18 @@
           <w:color w:val="E8BF6A"/>
         </w:rPr>
         <w:t>&lt;/div&gt;</w:t>
+      </w:r>
+      <w:r>
+        <w:rPr>
+          <w:color w:val="E8BF6A"/>
+        </w:rPr>
         <w:br/>
         <w:t xml:space="preserve">                            &lt;/div&gt;</w:t>
+      </w:r>
+      <w:r>
+        <w:rPr>
+          <w:color w:val="E8BF6A"/>
+        </w:rPr>
         <w:br/>
         <w:t xml:space="preserve">                            &lt;div </w:t>
       </w:r>
@@ -7926,6 +9066,11 @@
           <w:color w:val="E8BF6A"/>
         </w:rPr>
         <w:t>&gt;</w:t>
+      </w:r>
+      <w:r>
+        <w:rPr>
+          <w:color w:val="E8BF6A"/>
+        </w:rPr>
         <w:br/>
         <w:t xml:space="preserve">                                &lt;textarea </w:t>
       </w:r>
@@ -7994,6 +9139,11 @@
           <w:color w:val="E8BF6A"/>
         </w:rPr>
         <w:t>&gt;&lt;/textarea&gt;</w:t>
+      </w:r>
+      <w:r>
+        <w:rPr>
+          <w:color w:val="E8BF6A"/>
+        </w:rPr>
         <w:br/>
         <w:t xml:space="preserve">                                &lt;label </w:t>
       </w:r>
@@ -8026,6 +9176,11 @@
           <w:color w:val="E8BF6A"/>
         </w:rPr>
         <w:t>&lt;/label&gt;</w:t>
+      </w:r>
+      <w:r>
+        <w:rPr>
+          <w:color w:val="E8BF6A"/>
+        </w:rPr>
         <w:br/>
         <w:t xml:space="preserve">                                &lt;div </w:t>
       </w:r>
@@ -8070,10 +9225,25 @@
           <w:color w:val="E8BF6A"/>
         </w:rPr>
         <w:t>&lt;/div&gt;</w:t>
+      </w:r>
+      <w:r>
+        <w:rPr>
+          <w:color w:val="E8BF6A"/>
+        </w:rPr>
         <w:br/>
         <w:t xml:space="preserve">                            &lt;/div&gt;</w:t>
+      </w:r>
+      <w:r>
+        <w:rPr>
+          <w:color w:val="E8BF6A"/>
+        </w:rPr>
         <w:br/>
         <w:t xml:space="preserve">                            &lt;br /&gt;</w:t>
+      </w:r>
+      <w:r>
+        <w:rPr>
+          <w:color w:val="E8BF6A"/>
+        </w:rPr>
         <w:br/>
         <w:t xml:space="preserve">                            &lt;div </w:t>
       </w:r>
@@ -8106,6 +9276,11 @@
           <w:color w:val="E8BF6A"/>
         </w:rPr>
         <w:t>&gt;</w:t>
+      </w:r>
+      <w:r>
+        <w:rPr>
+          <w:color w:val="E8BF6A"/>
+        </w:rPr>
         <w:br/>
         <w:t xml:space="preserve">                                &lt;div </w:t>
       </w:r>
@@ -8126,6 +9301,11 @@
           <w:color w:val="E8BF6A"/>
         </w:rPr>
         <w:t>&gt;</w:t>
+      </w:r>
+      <w:r>
+        <w:rPr>
+          <w:color w:val="E8BF6A"/>
+        </w:rPr>
         <w:br/>
         <w:t xml:space="preserve">                                    &lt;div </w:t>
       </w:r>
@@ -8158,10 +9338,25 @@
           <w:color w:val="E8BF6A"/>
         </w:rPr>
         <w:t>&lt;/div&gt;</w:t>
+      </w:r>
+      <w:r>
+        <w:rPr>
+          <w:color w:val="E8BF6A"/>
+        </w:rPr>
         <w:br/>
         <w:t xml:space="preserve">                                &lt;/div&gt;</w:t>
+      </w:r>
+      <w:r>
+        <w:rPr>
+          <w:color w:val="E8BF6A"/>
+        </w:rPr>
         <w:br/>
         <w:t xml:space="preserve">                            &lt;/div&gt;</w:t>
+      </w:r>
+      <w:r>
+        <w:rPr>
+          <w:color w:val="E8BF6A"/>
+        </w:rPr>
         <w:br/>
         <w:t xml:space="preserve">                            &lt;div </w:t>
       </w:r>
@@ -8224,6 +9419,11 @@
           <w:color w:val="E8BF6A"/>
         </w:rPr>
         <w:t>&lt;/div&gt;&lt;/div&gt;</w:t>
+      </w:r>
+      <w:r>
+        <w:rPr>
+          <w:color w:val="E8BF6A"/>
+        </w:rPr>
         <w:br/>
         <w:t xml:space="preserve">                            </w:t>
       </w:r>
@@ -8232,6 +9432,11 @@
           <w:color w:val="808080"/>
         </w:rPr>
         <w:t>&lt;!-- Submit Button--&gt;</w:t>
+      </w:r>
+      <w:r>
+        <w:rPr>
+          <w:color w:val="808080"/>
+        </w:rPr>
         <w:br/>
         <w:t xml:space="preserve">                            </w:t>
       </w:r>
@@ -8282,16 +9487,46 @@
           <w:color w:val="E8BF6A"/>
         </w:rPr>
         <w:t>&lt;/button&gt;</w:t>
+      </w:r>
+      <w:r>
+        <w:rPr>
+          <w:color w:val="E8BF6A"/>
+        </w:rPr>
         <w:br/>
         <w:t xml:space="preserve">                        &lt;/form&gt;</w:t>
+      </w:r>
+      <w:r>
+        <w:rPr>
+          <w:color w:val="E8BF6A"/>
+        </w:rPr>
         <w:br/>
         <w:t xml:space="preserve">                    &lt;/div&gt;</w:t>
+      </w:r>
+      <w:r>
+        <w:rPr>
+          <w:color w:val="E8BF6A"/>
+        </w:rPr>
         <w:br/>
         <w:t xml:space="preserve">            &lt;/div&gt;</w:t>
+      </w:r>
+      <w:r>
+        <w:rPr>
+          <w:color w:val="E8BF6A"/>
+        </w:rPr>
         <w:br/>
         <w:t xml:space="preserve">        &lt;/div&gt;</w:t>
+      </w:r>
+      <w:r>
+        <w:rPr>
+          <w:color w:val="E8BF6A"/>
+        </w:rPr>
         <w:br/>
         <w:t xml:space="preserve">    &lt;/div&gt;</w:t>
+      </w:r>
+      <w:r>
+        <w:rPr>
+          <w:color w:val="E8BF6A"/>
+        </w:rPr>
         <w:br/>
         <w:t>&lt;/article&gt;</w:t>
       </w:r>
@@ -8365,6 +9600,11 @@
           <w:color w:val="A9B7C6"/>
         </w:rPr>
         <w:t>HttpResponseRedirect</w:t>
+      </w:r>
+      <w:r>
+        <w:rPr>
+          <w:color w:val="A9B7C6"/>
+        </w:rPr>
         <w:br/>
       </w:r>
       <w:r>
@@ -8448,6 +9688,11 @@
           <w:color w:val="A9B7C6"/>
         </w:rPr>
         <w:t>article_id):</w:t>
+      </w:r>
+      <w:r>
+        <w:rPr>
+          <w:color w:val="A9B7C6"/>
+        </w:rPr>
         <w:br/>
         <w:t xml:space="preserve">    article = Article.objects.get(</w:t>
       </w:r>
@@ -8462,6 +9707,11 @@
           <w:color w:val="A9B7C6"/>
         </w:rPr>
         <w:t>=article_id)</w:t>
+      </w:r>
+      <w:r>
+        <w:rPr>
+          <w:color w:val="A9B7C6"/>
+        </w:rPr>
         <w:br/>
         <w:t xml:space="preserve">    article.comment_set.create(</w:t>
       </w:r>
@@ -8518,6 +9768,11 @@
           <w:color w:val="A9B7C6"/>
         </w:rPr>
         <w:t>])</w:t>
+      </w:r>
+      <w:r>
+        <w:rPr>
+          <w:color w:val="A9B7C6"/>
+        </w:rPr>
         <w:br/>
         <w:t xml:space="preserve">    </w:t>
       </w:r>
@@ -8839,17 +10094,15 @@
     <w:p>
       <w:pPr>
         <w:pStyle w:val="Heading1"/>
-        <w:spacing w:before="480" w:after="160"/>
+        <w:spacing w:after="160"/>
       </w:pPr>
       <w:r>
         <w:rPr>
           <w:rFonts w:ascii="Segoe UI" w:hAnsi="Segoe UI" w:cs="Segoe UI"/>
-          <w:b/>
-          <w:bCs/>
           <w:sz w:val="36"/>
           <w:szCs w:val="36"/>
         </w:rPr>
-        <w:t xml:space="preserve">Настройване за проект НИКА</w:t>
+        <w:t>Настройване за проект НИКА</w:t>
       </w:r>
     </w:p>
     <w:p>
@@ -8860,17 +10113,15 @@
       <w:r>
         <w:rPr>
           <w:rFonts w:ascii="Segoe UI" w:hAnsi="Segoe UI" w:cs="Segoe UI"/>
-          <w:b/>
-          <w:bCs/>
           <w:sz w:val="30"/>
           <w:szCs w:val="30"/>
         </w:rPr>
-        <w:t xml:space="preserve">Модели данни</w:t>
-      </w:r>
-    </w:p>
-    <w:p>
-      <w:pPr>
-        <w:spacing w:after="120" w:line="276" w:lineRule="auto"/>
+        <w:t>Модели данни</w:t>
+      </w:r>
+    </w:p>
+    <w:p>
+      <w:pPr>
+        <w:spacing w:after="120"/>
       </w:pPr>
       <w:r>
         <w:rPr>
@@ -8887,7 +10138,7 @@
           <w:szCs w:val="20"/>
           <w:bdr w:val="single" w:sz="2" w:space="2" w:color="E5E7EB" w:frame="1"/>
         </w:rPr>
-        <w:t xml:space="preserve">models.py</w:t>
+        <w:t>models.py</w:t>
       </w:r>
       <w:r>
         <w:rPr>
@@ -8895,7 +10146,7 @@
           <w:sz w:val="24"/>
           <w:szCs w:val="24"/>
         </w:rPr>
-        <w:t xml:space="preserve">.</w:t>
+        <w:t>.</w:t>
       </w:r>
     </w:p>
     <w:p>
@@ -8921,7 +10172,7 @@
           <w:szCs w:val="20"/>
           <w:bdr w:val="single" w:sz="2" w:space="2" w:color="E5E7EB" w:frame="1"/>
         </w:rPr>
-        <w:t xml:space="preserve">models.py</w:t>
+        <w:t>models.py</w:t>
       </w:r>
       <w:r>
         <w:rPr>
@@ -8936,107 +10187,100 @@
       <w:pPr>
         <w:pStyle w:val="HTMLPreformatted"/>
         <w:shd w:val="clear" w:color="auto" w:fill="F5F5F5"/>
-        <w:spacing w:after="0" w:line="240" w:lineRule="auto"/>
-      </w:pPr>
-      <w:r>
-        <w:rPr>
-          <w:rFonts w:ascii="Consolas" w:hAnsi="Consolas" w:cs="Courier New"/>
+      </w:pPr>
+      <w:r>
+        <w:rPr>
+          <w:rFonts w:ascii="Consolas" w:hAnsi="Consolas"/>
           <w:color w:val="383A42"/>
           <w:sz w:val="18"/>
           <w:szCs w:val="18"/>
         </w:rPr>
-        <w:t xml:space="preserve">from django.db import models</w:t>
+        <w:t>from django.db import models</w:t>
       </w:r>
     </w:p>
     <w:p>
       <w:pPr>
         <w:pStyle w:val="HTMLPreformatted"/>
         <w:shd w:val="clear" w:color="auto" w:fill="F5F5F5"/>
-        <w:spacing w:after="0" w:line="240" w:lineRule="auto"/>
-      </w:pPr>
-      <w:r>
-        <w:rPr>
-          <w:rFonts w:ascii="Consolas" w:hAnsi="Consolas" w:cs="Courier New"/>
+      </w:pPr>
+    </w:p>
+    <w:p>
+      <w:pPr>
+        <w:pStyle w:val="HTMLPreformatted"/>
+        <w:shd w:val="clear" w:color="auto" w:fill="F5F5F5"/>
+      </w:pPr>
+      <w:r>
+        <w:rPr>
+          <w:rFonts w:ascii="Consolas" w:hAnsi="Consolas"/>
           <w:color w:val="383A42"/>
           <w:sz w:val="18"/>
           <w:szCs w:val="18"/>
         </w:rPr>
-        <w:t xml:space="preserve"/>
+        <w:t>class Competition(models.Model):</w:t>
       </w:r>
     </w:p>
     <w:p>
       <w:pPr>
         <w:pStyle w:val="HTMLPreformatted"/>
         <w:shd w:val="clear" w:color="auto" w:fill="F5F5F5"/>
-        <w:spacing w:after="0" w:line="240" w:lineRule="auto"/>
-      </w:pPr>
-      <w:r>
-        <w:rPr>
-          <w:rFonts w:ascii="Consolas" w:hAnsi="Consolas" w:cs="Courier New"/>
+      </w:pPr>
+      <w:r>
+        <w:rPr>
+          <w:rFonts w:ascii="Consolas" w:hAnsi="Consolas"/>
           <w:color w:val="383A42"/>
           <w:sz w:val="18"/>
           <w:szCs w:val="18"/>
         </w:rPr>
-        <w:t xml:space="preserve">class Competition(models.Model):</w:t>
+        <w:t xml:space="preserve">    name        = models.CharField('Ime na sasezanieto', max_length=100)</w:t>
       </w:r>
     </w:p>
     <w:p>
       <w:pPr>
         <w:pStyle w:val="HTMLPreformatted"/>
         <w:shd w:val="clear" w:color="auto" w:fill="F5F5F5"/>
-        <w:spacing w:after="0" w:line="240" w:lineRule="auto"/>
-      </w:pPr>
-      <w:r>
-        <w:rPr>
-          <w:rFonts w:ascii="Consolas" w:hAnsi="Consolas" w:cs="Courier New"/>
+      </w:pPr>
+      <w:r>
+        <w:rPr>
+          <w:rFonts w:ascii="Consolas" w:hAnsi="Consolas"/>
           <w:color w:val="383A42"/>
           <w:sz w:val="18"/>
           <w:szCs w:val="18"/>
         </w:rPr>
-        <w:t xml:space="preserve">    name        = models.CharField('Ime na sasezanieto', max_length=100)</w:t>
+        <w:t xml:space="preserve">    status      = models.PositiveSmallIntegerField('Status', null=True, default=0)</w:t>
       </w:r>
     </w:p>
     <w:p>
       <w:pPr>
         <w:pStyle w:val="HTMLPreformatted"/>
         <w:shd w:val="clear" w:color="auto" w:fill="F5F5F5"/>
-        <w:spacing w:after="0" w:line="240" w:lineRule="auto"/>
-      </w:pPr>
-      <w:r>
-        <w:rPr>
-          <w:rFonts w:ascii="Consolas" w:hAnsi="Consolas" w:cs="Courier New"/>
+      </w:pPr>
+      <w:r>
+        <w:rPr>
+          <w:rFonts w:ascii="Consolas" w:hAnsi="Consolas"/>
           <w:color w:val="383A42"/>
           <w:sz w:val="18"/>
           <w:szCs w:val="18"/>
         </w:rPr>
-        <w:t xml:space="preserve">    status      = models.PositiveSmallIntegerField('Status', null=True, default=0)</w:t>
-      </w:r>
-    </w:p>
-    <w:p>
-      <w:pPr>
-        <w:pStyle w:val="HTMLPreformatted"/>
-        <w:shd w:val="clear" w:color="auto" w:fill="F5F5F5"/>
-        <w:spacing w:after="0" w:line="240" w:lineRule="auto"/>
-      </w:pPr>
-      <w:r>
-        <w:rPr>
-          <w:rFonts w:ascii="Consolas" w:hAnsi="Consolas" w:cs="Courier New"/>
+        <w:t xml:space="preserve">    start_ti</w:t>
+      </w:r>
+      <w:r>
+        <w:rPr>
+          <w:rFonts w:ascii="Consolas" w:hAnsi="Consolas"/>
           <w:color w:val="383A42"/>
           <w:sz w:val="18"/>
           <w:szCs w:val="18"/>
         </w:rPr>
-        <w:t xml:space="preserve">    start_time  = models.DateTimeField('Nachalo', null=True, blank=True)  # UTC</w:t>
+        <w:t>me  = models.DateTimeField('Nachalo', null=True, blank=True)  # UTC</w:t>
       </w:r>
     </w:p>
     <w:p>
       <w:pPr>
         <w:pStyle w:val="HTMLPreformatted"/>
         <w:shd w:val="clear" w:color="auto" w:fill="F5F5F5"/>
-        <w:spacing w:after="0" w:line="240" w:lineRule="auto"/>
-      </w:pPr>
-      <w:r>
-        <w:rPr>
-          <w:rFonts w:ascii="Consolas" w:hAnsi="Consolas" w:cs="Courier New"/>
+      </w:pPr>
+      <w:r>
+        <w:rPr>
+          <w:rFonts w:ascii="Consolas" w:hAnsi="Consolas"/>
           <w:color w:val="383A42"/>
           <w:sz w:val="18"/>
           <w:szCs w:val="18"/>
@@ -9048,267 +10292,250 @@
       <w:pPr>
         <w:pStyle w:val="HTMLPreformatted"/>
         <w:shd w:val="clear" w:color="auto" w:fill="F5F5F5"/>
-        <w:spacing w:after="0" w:line="240" w:lineRule="auto"/>
-      </w:pPr>
-      <w:r>
-        <w:rPr>
-          <w:rFonts w:ascii="Consolas" w:hAnsi="Consolas" w:cs="Courier New"/>
+      </w:pPr>
+    </w:p>
+    <w:p>
+      <w:pPr>
+        <w:pStyle w:val="HTMLPreformatted"/>
+        <w:shd w:val="clear" w:color="auto" w:fill="F5F5F5"/>
+      </w:pPr>
+      <w:r>
+        <w:rPr>
+          <w:rFonts w:ascii="Consolas" w:hAnsi="Consolas"/>
           <w:color w:val="383A42"/>
           <w:sz w:val="18"/>
           <w:szCs w:val="18"/>
         </w:rPr>
-        <w:t xml:space="preserve"/>
+        <w:t>class Group(models.Model):</w:t>
       </w:r>
     </w:p>
     <w:p>
       <w:pPr>
         <w:pStyle w:val="HTMLPreformatted"/>
         <w:shd w:val="clear" w:color="auto" w:fill="F5F5F5"/>
-        <w:spacing w:after="0" w:line="240" w:lineRule="auto"/>
-      </w:pPr>
-      <w:r>
-        <w:rPr>
-          <w:rFonts w:ascii="Consolas" w:hAnsi="Consolas" w:cs="Courier New"/>
+      </w:pPr>
+      <w:r>
+        <w:rPr>
+          <w:rFonts w:ascii="Consolas" w:hAnsi="Consolas"/>
           <w:color w:val="383A42"/>
           <w:sz w:val="18"/>
           <w:szCs w:val="18"/>
         </w:rPr>
-        <w:t xml:space="preserve">class Group(models.Model):</w:t>
+        <w:t xml:space="preserve">    name    = models.CharField('Grupa', max_length=30, default='')</w:t>
       </w:r>
     </w:p>
     <w:p>
       <w:pPr>
         <w:pStyle w:val="HTMLPreformatted"/>
         <w:shd w:val="clear" w:color="auto" w:fill="F5F5F5"/>
-        <w:spacing w:after="0" w:line="240" w:lineRule="auto"/>
-      </w:pPr>
-      <w:r>
-        <w:rPr>
-          <w:rFonts w:ascii="Consolas" w:hAnsi="Consolas" w:cs="Courier New"/>
+      </w:pPr>
+      <w:r>
+        <w:rPr>
+          <w:rFonts w:ascii="Consolas" w:hAnsi="Consolas"/>
           <w:color w:val="383A42"/>
           <w:sz w:val="18"/>
           <w:szCs w:val="18"/>
         </w:rPr>
-        <w:t xml:space="preserve">    name    = models.CharField('Grupa', max_length=30, default='')</w:t>
+        <w:t xml:space="preserve">    comment = models.CharField('Komentar', max_length=80, default='', blank=True)</w:t>
       </w:r>
     </w:p>
     <w:p>
       <w:pPr>
         <w:pStyle w:val="HTMLPreformatted"/>
         <w:shd w:val="clear" w:color="auto" w:fill="F5F5F5"/>
-        <w:spacing w:after="0" w:line="240" w:lineRule="auto"/>
-      </w:pPr>
-      <w:r>
-        <w:rPr>
-          <w:rFonts w:ascii="Consolas" w:hAnsi="Consolas" w:cs="Courier New"/>
+      </w:pPr>
+    </w:p>
+    <w:p>
+      <w:pPr>
+        <w:pStyle w:val="HTMLPreformatted"/>
+        <w:shd w:val="clear" w:color="auto" w:fill="F5F5F5"/>
+      </w:pPr>
+      <w:r>
+        <w:rPr>
+          <w:rFonts w:ascii="Consolas" w:hAnsi="Consolas"/>
           <w:color w:val="383A42"/>
           <w:sz w:val="18"/>
           <w:szCs w:val="18"/>
         </w:rPr>
-        <w:t xml:space="preserve">    comment = models.CharField('Komentar', max_length=80, default='', blank=True)</w:t>
+        <w:t>class Athlete(models.Model):</w:t>
       </w:r>
     </w:p>
     <w:p>
       <w:pPr>
         <w:pStyle w:val="HTMLPreformatted"/>
         <w:shd w:val="clear" w:color="auto" w:fill="F5F5F5"/>
-        <w:spacing w:after="0" w:line="240" w:lineRule="auto"/>
-      </w:pPr>
-      <w:r>
-        <w:rPr>
-          <w:rFonts w:ascii="Consolas" w:hAnsi="Consolas" w:cs="Courier New"/>
+      </w:pPr>
+      <w:r>
+        <w:rPr>
+          <w:rFonts w:ascii="Consolas" w:hAnsi="Consolas"/>
           <w:color w:val="383A42"/>
           <w:sz w:val="18"/>
           <w:szCs w:val="18"/>
         </w:rPr>
-        <w:t xml:space="preserve"/>
+        <w:t xml:space="preserve">    name        = models.CharField('Ime', max_length=80)</w:t>
       </w:r>
     </w:p>
     <w:p>
       <w:pPr>
         <w:pStyle w:val="HTMLPreformatted"/>
         <w:shd w:val="clear" w:color="auto" w:fill="F5F5F5"/>
-        <w:spacing w:after="0" w:line="240" w:lineRule="auto"/>
-      </w:pPr>
-      <w:r>
-        <w:rPr>
-          <w:rFonts w:ascii="Consolas" w:hAnsi="Consolas" w:cs="Courier New"/>
+      </w:pPr>
+      <w:r>
+        <w:rPr>
+          <w:rFonts w:ascii="Consolas" w:hAnsi="Consolas"/>
           <w:color w:val="383A42"/>
           <w:sz w:val="18"/>
           <w:szCs w:val="18"/>
         </w:rPr>
-        <w:t xml:space="preserve">class Athlete(models.Model):</w:t>
+        <w:t xml:space="preserve">    bib_number  = models.IntegerField('Startov nomer', default=0)</w:t>
       </w:r>
     </w:p>
     <w:p>
       <w:pPr>
         <w:pStyle w:val="HTMLPreformatted"/>
         <w:shd w:val="clear" w:color="auto" w:fill="F5F5F5"/>
-        <w:spacing w:after="0" w:line="240" w:lineRule="auto"/>
-      </w:pPr>
-      <w:r>
-        <w:rPr>
-          <w:rFonts w:ascii="Consolas" w:hAnsi="Consolas" w:cs="Courier New"/>
+      </w:pPr>
+      <w:r>
+        <w:rPr>
+          <w:rFonts w:ascii="Consolas" w:hAnsi="Consolas"/>
           <w:color w:val="383A42"/>
           <w:sz w:val="18"/>
           <w:szCs w:val="18"/>
         </w:rPr>
-        <w:t xml:space="preserve">    name        = models.CharField('Ime', max_length=80)</w:t>
+        <w:t xml:space="preserve">    result_time = models.CharField('Vreme', max_length=10, default='0:00:00.0')</w:t>
       </w:r>
     </w:p>
     <w:p>
       <w:pPr>
         <w:pStyle w:val="HTMLPreformatted"/>
         <w:shd w:val="clear" w:color="auto" w:fill="F5F5F5"/>
-        <w:spacing w:after="0" w:line="240" w:lineRule="auto"/>
-      </w:pPr>
-      <w:r>
-        <w:rPr>
-          <w:rFonts w:ascii="Consolas" w:hAnsi="Consolas" w:cs="Courier New"/>
+      </w:pPr>
+      <w:r>
+        <w:rPr>
+          <w:rFonts w:ascii="Consolas" w:hAnsi="Consolas"/>
           <w:color w:val="383A42"/>
           <w:sz w:val="18"/>
           <w:szCs w:val="18"/>
         </w:rPr>
-        <w:t xml:space="preserve">    bib_number  = models.IntegerField('Startov nomer', default=0)</w:t>
+        <w:t xml:space="preserve">    num         = models.PositiveSmallIntegerField('Poreden nomer', null=True, default=999)</w:t>
       </w:r>
     </w:p>
     <w:p>
       <w:pPr>
         <w:pStyle w:val="HTMLPreformatted"/>
         <w:shd w:val="clear" w:color="auto" w:fill="F5F5F5"/>
-        <w:spacing w:after="0" w:line="240" w:lineRule="auto"/>
-      </w:pPr>
-      <w:r>
-        <w:rPr>
-          <w:rFonts w:ascii="Consolas" w:hAnsi="Consolas" w:cs="Courier New"/>
+      </w:pPr>
+      <w:r>
+        <w:rPr>
+          <w:rFonts w:ascii="Consolas" w:hAnsi="Consolas"/>
           <w:color w:val="383A42"/>
           <w:sz w:val="18"/>
           <w:szCs w:val="18"/>
         </w:rPr>
-        <w:t xml:space="preserve">    result_time = models.CharField('Vreme', max_length=10, default='0:00:00.0')</w:t>
+        <w:t xml:space="preserve">    status      = models.SmallIntegerField('Status',</w:t>
       </w:r>
     </w:p>
     <w:p>
       <w:pPr>
         <w:pStyle w:val="HTMLPreformatted"/>
         <w:shd w:val="clear" w:color="auto" w:fill="F5F5F5"/>
-        <w:spacing w:after="0" w:line="240" w:lineRule="auto"/>
-      </w:pPr>
-      <w:r>
-        <w:rPr>
-          <w:rFonts w:ascii="Consolas" w:hAnsi="Consolas" w:cs="Courier New"/>
+      </w:pPr>
+      <w:r>
+        <w:rPr>
+          <w:rFonts w:ascii="Consolas" w:hAnsi="Consolas"/>
           <w:color w:val="383A42"/>
           <w:sz w:val="18"/>
           <w:szCs w:val="18"/>
         </w:rPr>
-        <w:t xml:space="preserve">    num         = models.PositiveSmallIntegerField('Poreden nomer', null=True, default=999)</w:t>
-      </w:r>
-    </w:p>
-    <w:p>
-      <w:pPr>
-        <w:pStyle w:val="HTMLPreformatted"/>
-        <w:shd w:val="clear" w:color="auto" w:fill="F5F5F5"/>
-        <w:spacing w:after="0" w:line="240" w:lineRule="auto"/>
-      </w:pPr>
-      <w:r>
-        <w:rPr>
-          <w:rFonts w:ascii="Consolas" w:hAnsi="Consolas" w:cs="Courier New"/>
+        <w:t xml:space="preserve">                      choices=[</w:t>
+      </w:r>
+      <w:r>
+        <w:rPr>
+          <w:rFonts w:ascii="Consolas" w:hAnsi="Consolas"/>
           <w:color w:val="383A42"/>
           <w:sz w:val="18"/>
           <w:szCs w:val="18"/>
         </w:rPr>
-        <w:t xml:space="preserve">    status      = models.SmallIntegerField('Status',</w:t>
+        <w:t>(-1,'ne e startiral'),(0,'diskvalif.'),</w:t>
       </w:r>
     </w:p>
     <w:p>
       <w:pPr>
         <w:pStyle w:val="HTMLPreformatted"/>
         <w:shd w:val="clear" w:color="auto" w:fill="F5F5F5"/>
-        <w:spacing w:after="0" w:line="240" w:lineRule="auto"/>
-      </w:pPr>
-      <w:r>
-        <w:rPr>
-          <w:rFonts w:ascii="Consolas" w:hAnsi="Consolas" w:cs="Courier New"/>
+      </w:pPr>
+      <w:r>
+        <w:rPr>
+          <w:rFonts w:ascii="Consolas" w:hAnsi="Consolas"/>
           <w:color w:val="383A42"/>
           <w:sz w:val="18"/>
           <w:szCs w:val="18"/>
         </w:rPr>
-        <w:t xml:space="preserve">                      choices=[(-1,'ne e startiral'),(0,'diskvalif.'),</w:t>
+        <w:t xml:space="preserve">                               (1,'registriran'),(2,'finishirasht'),(3,'finishiral')],</w:t>
       </w:r>
     </w:p>
     <w:p>
       <w:pPr>
         <w:pStyle w:val="HTMLPreformatted"/>
         <w:shd w:val="clear" w:color="auto" w:fill="F5F5F5"/>
-        <w:spacing w:after="0" w:line="240" w:lineRule="auto"/>
-      </w:pPr>
-      <w:r>
-        <w:rPr>
-          <w:rFonts w:ascii="Consolas" w:hAnsi="Consolas" w:cs="Courier New"/>
+      </w:pPr>
+      <w:r>
+        <w:rPr>
+          <w:rFonts w:ascii="Consolas" w:hAnsi="Consolas"/>
           <w:color w:val="383A42"/>
           <w:sz w:val="18"/>
           <w:szCs w:val="18"/>
         </w:rPr>
-        <w:t xml:space="preserve">                               (1,'registriran'),(2,'finishirasht'),(3,'finishiral')],</w:t>
+        <w:t xml:space="preserve">                      default=1)</w:t>
       </w:r>
     </w:p>
     <w:p>
       <w:pPr>
         <w:pStyle w:val="HTMLPreformatted"/>
         <w:shd w:val="clear" w:color="auto" w:fill="F5F5F5"/>
-        <w:spacing w:after="0" w:line="240" w:lineRule="auto"/>
-      </w:pPr>
-      <w:r>
-        <w:rPr>
-          <w:rFonts w:ascii="Consolas" w:hAnsi="Consolas" w:cs="Courier New"/>
+      </w:pPr>
+      <w:r>
+        <w:rPr>
+          <w:rFonts w:ascii="Consolas" w:hAnsi="Consolas"/>
           <w:color w:val="383A42"/>
           <w:sz w:val="18"/>
           <w:szCs w:val="18"/>
         </w:rPr>
-        <w:t xml:space="preserve">                      default=1)</w:t>
+        <w:t xml:space="preserve">    group  = models.ForeignKey(Group, on_delete=models.PROTECT,</w:t>
       </w:r>
     </w:p>
     <w:p>
       <w:pPr>
         <w:pStyle w:val="HTMLPreformatted"/>
         <w:shd w:val="clear" w:color="auto" w:fill="F5F5F5"/>
-        <w:spacing w:after="0" w:line="240" w:lineRule="auto"/>
-      </w:pPr>
-      <w:r>
-        <w:rPr>
-          <w:rFonts w:ascii="Consolas" w:hAnsi="Consolas" w:cs="Courier New"/>
+      </w:pPr>
+      <w:r>
+        <w:rPr>
+          <w:rFonts w:ascii="Consolas" w:hAnsi="Consolas"/>
           <w:color w:val="383A42"/>
           <w:sz w:val="18"/>
           <w:szCs w:val="18"/>
         </w:rPr>
-        <w:t xml:space="preserve">    group  = models.ForeignKey(Group, on_delete=models.PROTECT,</w:t>
-      </w:r>
-    </w:p>
-    <w:p>
-      <w:pPr>
-        <w:pStyle w:val="HTMLPreformatted"/>
-        <w:shd w:val="clear" w:color="auto" w:fill="F5F5F5"/>
-        <w:spacing w:after="0" w:line="240" w:lineRule="auto"/>
-      </w:pPr>
-      <w:r>
-        <w:rPr>
-          <w:rFonts w:ascii="Consolas" w:hAnsi="Consolas" w:cs="Courier New"/>
+        <w:t xml:space="preserve">                 related_name='a</w:t>
+      </w:r>
+      <w:r>
+        <w:rPr>
+          <w:rFonts w:ascii="Consolas" w:hAnsi="Consolas"/>
           <w:color w:val="383A42"/>
           <w:sz w:val="18"/>
           <w:szCs w:val="18"/>
         </w:rPr>
-        <w:t xml:space="preserve">                 related_name='athletes')</w:t>
+        <w:t>thletes')</w:t>
       </w:r>
     </w:p>
     <w:p>
       <w:pPr>
         <w:pStyle w:val="HTMLPreformatted"/>
         <w:shd w:val="clear" w:color="auto" w:fill="F5F5F5"/>
-        <w:spacing w:after="0" w:line="240" w:lineRule="auto"/>
-      </w:pPr>
-      <w:r>
-        <w:rPr>
-          <w:rFonts w:ascii="Consolas" w:hAnsi="Consolas" w:cs="Courier New"/>
+      </w:pPr>
+      <w:r>
+        <w:rPr>
+          <w:rFonts w:ascii="Consolas" w:hAnsi="Consolas"/>
           <w:color w:val="383A42"/>
           <w:sz w:val="18"/>
           <w:szCs w:val="18"/>
@@ -9320,11 +10547,10 @@
       <w:pPr>
         <w:pStyle w:val="HTMLPreformatted"/>
         <w:shd w:val="clear" w:color="auto" w:fill="F5F5F5"/>
-        <w:spacing w:after="0" w:line="240" w:lineRule="auto"/>
-      </w:pPr>
-      <w:r>
-        <w:rPr>
-          <w:rFonts w:ascii="Consolas" w:hAnsi="Consolas" w:cs="Courier New"/>
+      </w:pPr>
+      <w:r>
+        <w:rPr>
+          <w:rFonts w:ascii="Consolas" w:hAnsi="Consolas"/>
           <w:color w:val="383A42"/>
           <w:sz w:val="18"/>
           <w:szCs w:val="18"/>
@@ -9336,75 +10562,70 @@
       <w:pPr>
         <w:pStyle w:val="HTMLPreformatted"/>
         <w:shd w:val="clear" w:color="auto" w:fill="F5F5F5"/>
-        <w:spacing w:after="0" w:line="240" w:lineRule="auto"/>
-      </w:pPr>
-      <w:r>
-        <w:rPr>
-          <w:rFonts w:ascii="Consolas" w:hAnsi="Consolas" w:cs="Courier New"/>
+      </w:pPr>
+    </w:p>
+    <w:p>
+      <w:pPr>
+        <w:pStyle w:val="HTMLPreformatted"/>
+        <w:shd w:val="clear" w:color="auto" w:fill="F5F5F5"/>
+      </w:pPr>
+      <w:r>
+        <w:rPr>
+          <w:rFonts w:ascii="Consolas" w:hAnsi="Consolas"/>
           <w:color w:val="383A42"/>
           <w:sz w:val="18"/>
           <w:szCs w:val="18"/>
         </w:rPr>
-        <w:t xml:space="preserve"/>
+        <w:t>class AthletePhoto(models.Model):</w:t>
       </w:r>
     </w:p>
     <w:p>
       <w:pPr>
         <w:pStyle w:val="HTMLPreformatted"/>
         <w:shd w:val="clear" w:color="auto" w:fill="F5F5F5"/>
-        <w:spacing w:after="0" w:line="240" w:lineRule="auto"/>
-      </w:pPr>
-      <w:r>
-        <w:rPr>
-          <w:rFonts w:ascii="Consolas" w:hAnsi="Consolas" w:cs="Courier New"/>
+      </w:pPr>
+      <w:r>
+        <w:rPr>
+          <w:rFonts w:ascii="Consolas" w:hAnsi="Consolas"/>
           <w:color w:val="383A42"/>
           <w:sz w:val="18"/>
           <w:szCs w:val="18"/>
         </w:rPr>
-        <w:t xml:space="preserve">class AthletePhoto(models.Model):</w:t>
+        <w:t xml:space="preserve">    athlete = models.ForeignKey(Athlete, related_name='photos',</w:t>
       </w:r>
     </w:p>
     <w:p>
       <w:pPr>
         <w:pStyle w:val="HTMLPreformatted"/>
         <w:shd w:val="clear" w:color="auto" w:fill="F5F5F5"/>
-        <w:spacing w:after="0" w:line="240" w:lineRule="auto"/>
-      </w:pPr>
-      <w:r>
-        <w:rPr>
-          <w:rFonts w:ascii="Consolas" w:hAnsi="Consolas" w:cs="Courier New"/>
+      </w:pPr>
+      <w:r>
+        <w:rPr>
+          <w:rFonts w:ascii="Consolas" w:hAnsi="Consolas"/>
           <w:color w:val="383A42"/>
           <w:sz w:val="18"/>
           <w:szCs w:val="18"/>
         </w:rPr>
-        <w:t xml:space="preserve">    athlete = models.ForeignKey(Athlete, related_name='photos',</w:t>
-      </w:r>
-    </w:p>
-    <w:p>
-      <w:pPr>
-        <w:pStyle w:val="HTMLPreformatted"/>
-        <w:shd w:val="clear" w:color="auto" w:fill="F5F5F5"/>
-        <w:spacing w:after="0" w:line="240" w:lineRule="auto"/>
-      </w:pPr>
-      <w:r>
-        <w:rPr>
-          <w:rFonts w:ascii="Consolas" w:hAnsi="Consolas" w:cs="Courier New"/>
+        <w:t xml:space="preserve">                 on_delete=models.C</w:t>
+      </w:r>
+      <w:r>
+        <w:rPr>
+          <w:rFonts w:ascii="Consolas" w:hAnsi="Consolas"/>
           <w:color w:val="383A42"/>
           <w:sz w:val="18"/>
           <w:szCs w:val="18"/>
         </w:rPr>
-        <w:t xml:space="preserve">                 on_delete=models.CASCADE)</w:t>
+        <w:t>ASCADE)</w:t>
       </w:r>
     </w:p>
     <w:p>
       <w:pPr>
         <w:pStyle w:val="HTMLPreformatted"/>
         <w:shd w:val="clear" w:color="auto" w:fill="F5F5F5"/>
-        <w:spacing w:after="0" w:line="240" w:lineRule="auto"/>
-      </w:pPr>
-      <w:r>
-        <w:rPr>
-          <w:rFonts w:ascii="Consolas" w:hAnsi="Consolas" w:cs="Courier New"/>
+      </w:pPr>
+      <w:r>
+        <w:rPr>
+          <w:rFonts w:ascii="Consolas" w:hAnsi="Consolas"/>
           <w:color w:val="383A42"/>
           <w:sz w:val="18"/>
           <w:szCs w:val="18"/>
@@ -9426,39 +10647,37 @@
           <w:sz w:val="24"/>
           <w:szCs w:val="24"/>
         </w:rPr>
-        <w:t xml:space="preserve">Изпълняваме миграциите:</w:t>
+        <w:t>Изпълняваме миграциите:</w:t>
       </w:r>
     </w:p>
     <w:p>
       <w:pPr>
         <w:pStyle w:val="HTMLPreformatted"/>
         <w:shd w:val="clear" w:color="auto" w:fill="F5F5F5"/>
-        <w:spacing w:after="0" w:line="240" w:lineRule="auto"/>
-      </w:pPr>
-      <w:r>
-        <w:rPr>
-          <w:rFonts w:ascii="Consolas" w:hAnsi="Consolas" w:cs="Courier New"/>
+      </w:pPr>
+      <w:r>
+        <w:rPr>
+          <w:rFonts w:ascii="Consolas" w:hAnsi="Consolas"/>
           <w:color w:val="383A42"/>
           <w:sz w:val="18"/>
           <w:szCs w:val="18"/>
         </w:rPr>
-        <w:t xml:space="preserve">python manage.py makemigrations</w:t>
+        <w:t>python manage.py makemigrations</w:t>
       </w:r>
     </w:p>
     <w:p>
       <w:pPr>
         <w:pStyle w:val="HTMLPreformatted"/>
         <w:shd w:val="clear" w:color="auto" w:fill="F5F5F5"/>
-        <w:spacing w:after="0" w:line="240" w:lineRule="auto"/>
-      </w:pPr>
-      <w:r>
-        <w:rPr>
-          <w:rFonts w:ascii="Consolas" w:hAnsi="Consolas" w:cs="Courier New"/>
+      </w:pPr>
+      <w:r>
+        <w:rPr>
+          <w:rFonts w:ascii="Consolas" w:hAnsi="Consolas"/>
           <w:color w:val="383A42"/>
           <w:sz w:val="18"/>
           <w:szCs w:val="18"/>
         </w:rPr>
-        <w:t xml:space="preserve">python manage.py migrate</w:t>
+        <w:t>python manage.py migrate</w:t>
       </w:r>
     </w:p>
     <w:p>
@@ -9475,7 +10694,7 @@
           <w:sz w:val="24"/>
           <w:szCs w:val="24"/>
         </w:rPr>
-        <w:t xml:space="preserve">В PhpMyAdmin виждаме създадените таблици.</w:t>
+        <w:t>В PhpMyAdmin виждаме създадените таблици.</w:t>
       </w:r>
     </w:p>
     <w:p>
@@ -9486,12 +10705,10 @@
       <w:r>
         <w:rPr>
           <w:rFonts w:ascii="Segoe UI" w:hAnsi="Segoe UI" w:cs="Segoe UI"/>
-          <w:b/>
-          <w:bCs/>
           <w:sz w:val="30"/>
           <w:szCs w:val="30"/>
         </w:rPr>
-        <w:t xml:space="preserve">Регистриране на моделите в администраторския панел</w:t>
+        <w:t>Регистриране на моделите в администраторския панел</w:t>
       </w:r>
     </w:p>
     <w:p>
@@ -9517,7 +10734,7 @@
           <w:szCs w:val="20"/>
           <w:bdr w:val="single" w:sz="2" w:space="2" w:color="E5E7EB" w:frame="1"/>
         </w:rPr>
-        <w:t xml:space="preserve">admin.py</w:t>
+        <w:t>admin.py</w:t>
       </w:r>
       <w:r>
         <w:rPr>
@@ -9525,135 +10742,126 @@
           <w:sz w:val="24"/>
           <w:szCs w:val="24"/>
         </w:rPr>
-        <w:t xml:space="preserve"> регистрираме всички модели:</w:t>
+        <w:t xml:space="preserve"> ре</w:t>
+      </w:r>
+      <w:r>
+        <w:rPr>
+          <w:rFonts w:ascii="Segoe UI" w:hAnsi="Segoe UI" w:cs="Segoe UI"/>
+          <w:sz w:val="24"/>
+          <w:szCs w:val="24"/>
+        </w:rPr>
+        <w:t>гистрираме всички модели:</w:t>
       </w:r>
     </w:p>
     <w:p>
       <w:pPr>
         <w:pStyle w:val="HTMLPreformatted"/>
         <w:shd w:val="clear" w:color="auto" w:fill="F5F5F5"/>
-        <w:spacing w:after="0" w:line="240" w:lineRule="auto"/>
-      </w:pPr>
-      <w:r>
-        <w:rPr>
-          <w:rFonts w:ascii="Consolas" w:hAnsi="Consolas" w:cs="Courier New"/>
+      </w:pPr>
+      <w:r>
+        <w:rPr>
+          <w:rFonts w:ascii="Consolas" w:hAnsi="Consolas"/>
           <w:color w:val="383A42"/>
           <w:sz w:val="18"/>
           <w:szCs w:val="18"/>
         </w:rPr>
-        <w:t xml:space="preserve">from django.contrib import admin</w:t>
+        <w:t>from django.contrib import admin</w:t>
       </w:r>
     </w:p>
     <w:p>
       <w:pPr>
         <w:pStyle w:val="HTMLPreformatted"/>
         <w:shd w:val="clear" w:color="auto" w:fill="F5F5F5"/>
-        <w:spacing w:after="0" w:line="240" w:lineRule="auto"/>
-      </w:pPr>
-      <w:r>
-        <w:rPr>
-          <w:rFonts w:ascii="Consolas" w:hAnsi="Consolas" w:cs="Courier New"/>
+      </w:pPr>
+      <w:r>
+        <w:rPr>
+          <w:rFonts w:ascii="Consolas" w:hAnsi="Consolas"/>
           <w:color w:val="383A42"/>
           <w:sz w:val="18"/>
           <w:szCs w:val="18"/>
         </w:rPr>
-        <w:t xml:space="preserve">from .models import Competition, Group, Athlete, AthletePhoto</w:t>
+        <w:t>from .models import Competition, Group, Athlete, AthletePhoto</w:t>
       </w:r>
     </w:p>
     <w:p>
       <w:pPr>
         <w:pStyle w:val="HTMLPreformatted"/>
         <w:shd w:val="clear" w:color="auto" w:fill="F5F5F5"/>
-        <w:spacing w:after="0" w:line="240" w:lineRule="auto"/>
-      </w:pPr>
-      <w:r>
-        <w:rPr>
-          <w:rFonts w:ascii="Consolas" w:hAnsi="Consolas" w:cs="Courier New"/>
+      </w:pPr>
+    </w:p>
+    <w:p>
+      <w:pPr>
+        <w:pStyle w:val="HTMLPreformatted"/>
+        <w:shd w:val="clear" w:color="auto" w:fill="F5F5F5"/>
+      </w:pPr>
+      <w:r>
+        <w:rPr>
+          <w:rFonts w:ascii="Consolas" w:hAnsi="Consolas"/>
           <w:color w:val="383A42"/>
           <w:sz w:val="18"/>
           <w:szCs w:val="18"/>
         </w:rPr>
-        <w:t xml:space="preserve"/>
+        <w:t>admin.site.register(Competition)</w:t>
       </w:r>
     </w:p>
     <w:p>
       <w:pPr>
         <w:pStyle w:val="HTMLPreformatted"/>
         <w:shd w:val="clear" w:color="auto" w:fill="F5F5F5"/>
-        <w:spacing w:after="0" w:line="240" w:lineRule="auto"/>
-      </w:pPr>
-      <w:r>
-        <w:rPr>
-          <w:rFonts w:ascii="Consolas" w:hAnsi="Consolas" w:cs="Courier New"/>
+      </w:pPr>
+      <w:r>
+        <w:rPr>
+          <w:rFonts w:ascii="Consolas" w:hAnsi="Consolas"/>
           <w:color w:val="383A42"/>
           <w:sz w:val="18"/>
           <w:szCs w:val="18"/>
         </w:rPr>
-        <w:t xml:space="preserve">admin.site.register(Competition)</w:t>
+        <w:t>admin.site.register(Group)</w:t>
       </w:r>
     </w:p>
     <w:p>
       <w:pPr>
         <w:pStyle w:val="HTMLPreformatted"/>
         <w:shd w:val="clear" w:color="auto" w:fill="F5F5F5"/>
-        <w:spacing w:after="0" w:line="240" w:lineRule="auto"/>
-      </w:pPr>
-      <w:r>
-        <w:rPr>
-          <w:rFonts w:ascii="Consolas" w:hAnsi="Consolas" w:cs="Courier New"/>
+      </w:pPr>
+      <w:r>
+        <w:rPr>
+          <w:rFonts w:ascii="Consolas" w:hAnsi="Consolas"/>
           <w:color w:val="383A42"/>
           <w:sz w:val="18"/>
           <w:szCs w:val="18"/>
         </w:rPr>
-        <w:t xml:space="preserve">admin.site.register(Group)</w:t>
+        <w:t>admin.site.register(Athlete)</w:t>
       </w:r>
     </w:p>
     <w:p>
       <w:pPr>
         <w:pStyle w:val="HTMLPreformatted"/>
         <w:shd w:val="clear" w:color="auto" w:fill="F5F5F5"/>
-        <w:spacing w:after="0" w:line="240" w:lineRule="auto"/>
-      </w:pPr>
-      <w:r>
-        <w:rPr>
-          <w:rFonts w:ascii="Consolas" w:hAnsi="Consolas" w:cs="Courier New"/>
+      </w:pPr>
+      <w:r>
+        <w:rPr>
+          <w:rFonts w:ascii="Consolas" w:hAnsi="Consolas"/>
           <w:color w:val="383A42"/>
           <w:sz w:val="18"/>
           <w:szCs w:val="18"/>
         </w:rPr>
-        <w:t xml:space="preserve">admin.site.register(Athlete)</w:t>
-      </w:r>
-    </w:p>
-    <w:p>
-      <w:pPr>
-        <w:pStyle w:val="HTMLPreformatted"/>
-        <w:shd w:val="clear" w:color="auto" w:fill="F5F5F5"/>
-        <w:spacing w:after="0" w:line="240" w:lineRule="auto"/>
-      </w:pPr>
-      <w:r>
-        <w:rPr>
-          <w:rFonts w:ascii="Consolas" w:hAnsi="Consolas" w:cs="Courier New"/>
-          <w:color w:val="383A42"/>
-          <w:sz w:val="18"/>
-          <w:szCs w:val="18"/>
-        </w:rPr>
-        <w:t xml:space="preserve">admin.site.register(AthletePhoto)</w:t>
+        <w:t>admin.site.register(AthletePhoto)</w:t>
       </w:r>
     </w:p>
     <w:p>
       <w:pPr>
         <w:pStyle w:val="Heading1"/>
-        <w:spacing w:before="480" w:after="160"/>
+        <w:spacing w:after="160"/>
       </w:pPr>
       <w:r>
         <w:rPr>
           <w:rFonts w:ascii="Segoe UI" w:hAnsi="Segoe UI" w:cs="Segoe UI"/>
-          <w:b/>
-          <w:bCs/>
           <w:sz w:val="36"/>
           <w:szCs w:val="36"/>
         </w:rPr>
-        <w:t xml:space="preserve">REST API с DRF</w:t>
+        <w:lastRenderedPageBreak/>
+        <w:t>REST API с DRF</w:t>
       </w:r>
     </w:p>
     <w:p>
@@ -9664,12 +10872,10 @@
       <w:r>
         <w:rPr>
           <w:rFonts w:ascii="Segoe UI" w:hAnsi="Segoe UI" w:cs="Segoe UI"/>
-          <w:b/>
-          <w:bCs/>
           <w:sz w:val="30"/>
           <w:szCs w:val="30"/>
         </w:rPr>
-        <w:t xml:space="preserve">Инсталиране и конфигурация</w:t>
+        <w:t>Инсталиране и конфигурация</w:t>
       </w:r>
     </w:p>
     <w:p>
@@ -9686,23 +10892,22 @@
           <w:sz w:val="24"/>
           <w:szCs w:val="24"/>
         </w:rPr>
-        <w:t xml:space="preserve">Инсталираме пакета:</w:t>
+        <w:t>Инсталираме пакета:</w:t>
       </w:r>
     </w:p>
     <w:p>
       <w:pPr>
         <w:pStyle w:val="HTMLPreformatted"/>
         <w:shd w:val="clear" w:color="auto" w:fill="F5F5F5"/>
-        <w:spacing w:after="0" w:line="240" w:lineRule="auto"/>
-      </w:pPr>
-      <w:r>
-        <w:rPr>
-          <w:rFonts w:ascii="Consolas" w:hAnsi="Consolas" w:cs="Courier New"/>
+      </w:pPr>
+      <w:r>
+        <w:rPr>
+          <w:rFonts w:ascii="Consolas" w:hAnsi="Consolas"/>
           <w:color w:val="383A42"/>
           <w:sz w:val="18"/>
           <w:szCs w:val="18"/>
         </w:rPr>
-        <w:t xml:space="preserve">pip install djangorestframework</w:t>
+        <w:t>pip install djangorestframework</w:t>
       </w:r>
     </w:p>
     <w:p>
@@ -9728,7 +10933,7 @@
           <w:szCs w:val="20"/>
           <w:bdr w:val="single" w:sz="2" w:space="2" w:color="E5E7EB" w:frame="1"/>
         </w:rPr>
-        <w:t xml:space="preserve">rest_framework</w:t>
+        <w:t>rest_framework</w:t>
       </w:r>
       <w:r>
         <w:rPr>
@@ -9745,7 +10950,7 @@
           <w:szCs w:val="20"/>
           <w:bdr w:val="single" w:sz="2" w:space="2" w:color="E5E7EB" w:frame="1"/>
         </w:rPr>
-        <w:t xml:space="preserve">INSTALLED_APPS</w:t>
+        <w:t>INSTALLED_APPS</w:t>
       </w:r>
       <w:r>
         <w:rPr>
@@ -9762,7 +10967,7 @@
           <w:szCs w:val="20"/>
           <w:bdr w:val="single" w:sz="2" w:space="2" w:color="E5E7EB" w:frame="1"/>
         </w:rPr>
-        <w:t xml:space="preserve">settings.py</w:t>
+        <w:t>settings.py</w:t>
       </w:r>
       <w:r>
         <w:rPr>
@@ -9770,34 +10975,32 @@
           <w:sz w:val="24"/>
           <w:szCs w:val="24"/>
         </w:rPr>
-        <w:t xml:space="preserve">:</w:t>
+        <w:t>:</w:t>
       </w:r>
     </w:p>
     <w:p>
       <w:pPr>
         <w:pStyle w:val="HTMLPreformatted"/>
         <w:shd w:val="clear" w:color="auto" w:fill="F5F5F5"/>
-        <w:spacing w:after="0" w:line="240" w:lineRule="auto"/>
-      </w:pPr>
-      <w:r>
-        <w:rPr>
-          <w:rFonts w:ascii="Consolas" w:hAnsi="Consolas" w:cs="Courier New"/>
+      </w:pPr>
+      <w:r>
+        <w:rPr>
+          <w:rFonts w:ascii="Consolas" w:hAnsi="Consolas"/>
           <w:color w:val="383A42"/>
           <w:sz w:val="18"/>
           <w:szCs w:val="18"/>
         </w:rPr>
-        <w:t xml:space="preserve">INSTALLED_APPS = [</w:t>
+        <w:t>INSTALLED_APPS = [</w:t>
       </w:r>
     </w:p>
     <w:p>
       <w:pPr>
         <w:pStyle w:val="HTMLPreformatted"/>
         <w:shd w:val="clear" w:color="auto" w:fill="F5F5F5"/>
-        <w:spacing w:after="0" w:line="240" w:lineRule="auto"/>
-      </w:pPr>
-      <w:r>
-        <w:rPr>
-          <w:rFonts w:ascii="Consolas" w:hAnsi="Consolas" w:cs="Courier New"/>
+      </w:pPr>
+      <w:r>
+        <w:rPr>
+          <w:rFonts w:ascii="Consolas" w:hAnsi="Consolas"/>
           <w:color w:val="383A42"/>
           <w:sz w:val="18"/>
           <w:szCs w:val="18"/>
@@ -9809,11 +11012,10 @@
       <w:pPr>
         <w:pStyle w:val="HTMLPreformatted"/>
         <w:shd w:val="clear" w:color="auto" w:fill="F5F5F5"/>
-        <w:spacing w:after="0" w:line="240" w:lineRule="auto"/>
-      </w:pPr>
-      <w:r>
-        <w:rPr>
-          <w:rFonts w:ascii="Consolas" w:hAnsi="Consolas" w:cs="Courier New"/>
+      </w:pPr>
+      <w:r>
+        <w:rPr>
+          <w:rFonts w:ascii="Consolas" w:hAnsi="Consolas"/>
           <w:color w:val="383A42"/>
           <w:sz w:val="18"/>
           <w:szCs w:val="18"/>
@@ -9825,11 +11027,10 @@
       <w:pPr>
         <w:pStyle w:val="HTMLPreformatted"/>
         <w:shd w:val="clear" w:color="auto" w:fill="F5F5F5"/>
-        <w:spacing w:after="0" w:line="240" w:lineRule="auto"/>
-      </w:pPr>
-      <w:r>
-        <w:rPr>
-          <w:rFonts w:ascii="Consolas" w:hAnsi="Consolas" w:cs="Courier New"/>
+      </w:pPr>
+      <w:r>
+        <w:rPr>
+          <w:rFonts w:ascii="Consolas" w:hAnsi="Consolas"/>
           <w:color w:val="383A42"/>
           <w:sz w:val="18"/>
           <w:szCs w:val="18"/>
@@ -9841,16 +11042,15 @@
       <w:pPr>
         <w:pStyle w:val="HTMLPreformatted"/>
         <w:shd w:val="clear" w:color="auto" w:fill="F5F5F5"/>
-        <w:spacing w:after="0" w:line="240" w:lineRule="auto"/>
-      </w:pPr>
-      <w:r>
-        <w:rPr>
-          <w:rFonts w:ascii="Consolas" w:hAnsi="Consolas" w:cs="Courier New"/>
+      </w:pPr>
+      <w:r>
+        <w:rPr>
+          <w:rFonts w:ascii="Consolas" w:hAnsi="Consolas"/>
           <w:color w:val="383A42"/>
           <w:sz w:val="18"/>
           <w:szCs w:val="18"/>
         </w:rPr>
-        <w:t xml:space="preserve">]</w:t>
+        <w:t>]</w:t>
       </w:r>
     </w:p>
     <w:p>
@@ -9861,12 +11061,10 @@
       <w:r>
         <w:rPr>
           <w:rFonts w:ascii="Segoe UI" w:hAnsi="Segoe UI" w:cs="Segoe UI"/>
-          <w:b/>
-          <w:bCs/>
           <w:sz w:val="30"/>
           <w:szCs w:val="30"/>
         </w:rPr>
-        <w:t xml:space="preserve">Сериализатори</w:t>
+        <w:t>Сериализатори</w:t>
       </w:r>
     </w:p>
     <w:p>
@@ -9892,7 +11090,7 @@
           <w:szCs w:val="20"/>
           <w:bdr w:val="single" w:sz="2" w:space="2" w:color="E5E7EB" w:frame="1"/>
         </w:rPr>
-        <w:t xml:space="preserve">serializers.py</w:t>
+        <w:t>serializers.py</w:t>
       </w:r>
       <w:r>
         <w:rPr>
@@ -9900,278 +11098,243 @@
           <w:sz w:val="24"/>
           <w:szCs w:val="24"/>
         </w:rPr>
-        <w:t xml:space="preserve">:</w:t>
+        <w:t>:</w:t>
       </w:r>
     </w:p>
     <w:p>
       <w:pPr>
         <w:pStyle w:val="HTMLPreformatted"/>
         <w:shd w:val="clear" w:color="auto" w:fill="F5F5F5"/>
-        <w:spacing w:after="0" w:line="240" w:lineRule="auto"/>
-      </w:pPr>
-      <w:r>
-        <w:rPr>
-          <w:rFonts w:ascii="Consolas" w:hAnsi="Consolas" w:cs="Courier New"/>
+      </w:pPr>
+      <w:r>
+        <w:rPr>
+          <w:rFonts w:ascii="Consolas" w:hAnsi="Consolas"/>
           <w:color w:val="383A42"/>
           <w:sz w:val="18"/>
           <w:szCs w:val="18"/>
         </w:rPr>
-        <w:t xml:space="preserve">from rest_framework import serializers</w:t>
+        <w:t>from rest_framework import serializers</w:t>
       </w:r>
     </w:p>
     <w:p>
       <w:pPr>
         <w:pStyle w:val="HTMLPreformatted"/>
         <w:shd w:val="clear" w:color="auto" w:fill="F5F5F5"/>
-        <w:spacing w:after="0" w:line="240" w:lineRule="auto"/>
-      </w:pPr>
-      <w:r>
-        <w:rPr>
-          <w:rFonts w:ascii="Consolas" w:hAnsi="Consolas" w:cs="Courier New"/>
+      </w:pPr>
+      <w:r>
+        <w:rPr>
+          <w:rFonts w:ascii="Consolas" w:hAnsi="Consolas"/>
           <w:color w:val="383A42"/>
           <w:sz w:val="18"/>
           <w:szCs w:val="18"/>
         </w:rPr>
-        <w:t xml:space="preserve">from .models import Competition, Group, Athlete</w:t>
+        <w:t>from .models import Competition, Group, Athlete</w:t>
       </w:r>
     </w:p>
     <w:p>
       <w:pPr>
         <w:pStyle w:val="HTMLPreformatted"/>
         <w:shd w:val="clear" w:color="auto" w:fill="F5F5F5"/>
-        <w:spacing w:after="0" w:line="240" w:lineRule="auto"/>
-      </w:pPr>
-      <w:r>
-        <w:rPr>
-          <w:rFonts w:ascii="Consolas" w:hAnsi="Consolas" w:cs="Courier New"/>
+      </w:pPr>
+    </w:p>
+    <w:p>
+      <w:pPr>
+        <w:pStyle w:val="HTMLPreformatted"/>
+        <w:shd w:val="clear" w:color="auto" w:fill="F5F5F5"/>
+      </w:pPr>
+      <w:r>
+        <w:rPr>
+          <w:rFonts w:ascii="Consolas" w:hAnsi="Consolas"/>
           <w:color w:val="383A42"/>
           <w:sz w:val="18"/>
           <w:szCs w:val="18"/>
         </w:rPr>
-        <w:t xml:space="preserve"/>
+        <w:t>class GroupSerializer(serializers.ModelSerializer):</w:t>
       </w:r>
     </w:p>
     <w:p>
       <w:pPr>
         <w:pStyle w:val="HTMLPreformatted"/>
         <w:shd w:val="clear" w:color="auto" w:fill="F5F5F5"/>
-        <w:spacing w:after="0" w:line="240" w:lineRule="auto"/>
-      </w:pPr>
-      <w:r>
-        <w:rPr>
-          <w:rFonts w:ascii="Consolas" w:hAnsi="Consolas" w:cs="Courier New"/>
+      </w:pPr>
+      <w:r>
+        <w:rPr>
+          <w:rFonts w:ascii="Consolas" w:hAnsi="Consolas"/>
           <w:color w:val="383A42"/>
           <w:sz w:val="18"/>
           <w:szCs w:val="18"/>
         </w:rPr>
-        <w:t xml:space="preserve">class GroupSerializer(serializers.ModelSerializer):</w:t>
+        <w:t xml:space="preserve">    class Meta:</w:t>
       </w:r>
     </w:p>
     <w:p>
       <w:pPr>
         <w:pStyle w:val="HTMLPreformatted"/>
         <w:shd w:val="clear" w:color="auto" w:fill="F5F5F5"/>
-        <w:spacing w:after="0" w:line="240" w:lineRule="auto"/>
-      </w:pPr>
-      <w:r>
-        <w:rPr>
-          <w:rFonts w:ascii="Consolas" w:hAnsi="Consolas" w:cs="Courier New"/>
+      </w:pPr>
+      <w:r>
+        <w:rPr>
+          <w:rFonts w:ascii="Consolas" w:hAnsi="Consolas"/>
           <w:color w:val="383A42"/>
           <w:sz w:val="18"/>
           <w:szCs w:val="18"/>
         </w:rPr>
-        <w:t xml:space="preserve">    class Meta:</w:t>
+        <w:t xml:space="preserve">        model  = Group</w:t>
       </w:r>
     </w:p>
     <w:p>
       <w:pPr>
         <w:pStyle w:val="HTMLPreformatted"/>
         <w:shd w:val="clear" w:color="auto" w:fill="F5F5F5"/>
-        <w:spacing w:after="0" w:line="240" w:lineRule="auto"/>
-      </w:pPr>
-      <w:r>
-        <w:rPr>
-          <w:rFonts w:ascii="Consolas" w:hAnsi="Consolas" w:cs="Courier New"/>
+      </w:pPr>
+      <w:r>
+        <w:rPr>
+          <w:rFonts w:ascii="Consolas" w:hAnsi="Consolas"/>
           <w:color w:val="383A42"/>
           <w:sz w:val="18"/>
           <w:szCs w:val="18"/>
         </w:rPr>
-        <w:t xml:space="preserve">        model  = Group</w:t>
+        <w:t xml:space="preserve">        fields = ['id', 'name', 'comment']</w:t>
       </w:r>
     </w:p>
     <w:p>
       <w:pPr>
         <w:pStyle w:val="HTMLPreformatted"/>
         <w:shd w:val="clear" w:color="auto" w:fill="F5F5F5"/>
-        <w:spacing w:after="0" w:line="240" w:lineRule="auto"/>
-      </w:pPr>
-      <w:r>
-        <w:rPr>
-          <w:rFonts w:ascii="Consolas" w:hAnsi="Consolas" w:cs="Courier New"/>
+      </w:pPr>
+    </w:p>
+    <w:p>
+      <w:pPr>
+        <w:pStyle w:val="HTMLPreformatted"/>
+        <w:shd w:val="clear" w:color="auto" w:fill="F5F5F5"/>
+      </w:pPr>
+      <w:r>
+        <w:rPr>
+          <w:rFonts w:ascii="Consolas" w:hAnsi="Consolas"/>
           <w:color w:val="383A42"/>
           <w:sz w:val="18"/>
           <w:szCs w:val="18"/>
         </w:rPr>
-        <w:t xml:space="preserve">        fields = ['id', 'name', 'comment']</w:t>
-      </w:r>
-    </w:p>
-    <w:p>
-      <w:pPr>
-        <w:pStyle w:val="HTMLPreformatted"/>
-        <w:shd w:val="clear" w:color="auto" w:fill="F5F5F5"/>
-        <w:spacing w:after="0" w:line="240" w:lineRule="auto"/>
-      </w:pPr>
-      <w:r>
-        <w:rPr>
-          <w:rFonts w:ascii="Consolas" w:hAnsi="Consolas" w:cs="Courier New"/>
+        <w:t>class AthleteSerializer(serialize</w:t>
+      </w:r>
+      <w:r>
+        <w:rPr>
+          <w:rFonts w:ascii="Consolas" w:hAnsi="Consolas"/>
           <w:color w:val="383A42"/>
           <w:sz w:val="18"/>
           <w:szCs w:val="18"/>
         </w:rPr>
-        <w:t xml:space="preserve"/>
+        <w:t>rs.ModelSerializer):</w:t>
       </w:r>
     </w:p>
     <w:p>
       <w:pPr>
         <w:pStyle w:val="HTMLPreformatted"/>
         <w:shd w:val="clear" w:color="auto" w:fill="F5F5F5"/>
-        <w:spacing w:after="0" w:line="240" w:lineRule="auto"/>
-      </w:pPr>
-      <w:r>
-        <w:rPr>
-          <w:rFonts w:ascii="Consolas" w:hAnsi="Consolas" w:cs="Courier New"/>
+      </w:pPr>
+      <w:r>
+        <w:rPr>
+          <w:rFonts w:ascii="Consolas" w:hAnsi="Consolas"/>
           <w:color w:val="383A42"/>
           <w:sz w:val="18"/>
           <w:szCs w:val="18"/>
         </w:rPr>
-        <w:t xml:space="preserve">class AthleteSerializer(serializers.ModelSerializer):</w:t>
+        <w:t xml:space="preserve">    group    = GroupSerializer(read_only=True)</w:t>
       </w:r>
     </w:p>
     <w:p>
       <w:pPr>
         <w:pStyle w:val="HTMLPreformatted"/>
         <w:shd w:val="clear" w:color="auto" w:fill="F5F5F5"/>
-        <w:spacing w:after="0" w:line="240" w:lineRule="auto"/>
-      </w:pPr>
-      <w:r>
-        <w:rPr>
-          <w:rFonts w:ascii="Consolas" w:hAnsi="Consolas" w:cs="Courier New"/>
+      </w:pPr>
+      <w:r>
+        <w:rPr>
+          <w:rFonts w:ascii="Consolas" w:hAnsi="Consolas"/>
           <w:color w:val="383A42"/>
           <w:sz w:val="18"/>
           <w:szCs w:val="18"/>
         </w:rPr>
-        <w:t xml:space="preserve">    group    = GroupSerializer(read_only=True)</w:t>
+        <w:t xml:space="preserve">    group_id = serializers.PrimaryKeyRelatedField(</w:t>
       </w:r>
     </w:p>
     <w:p>
       <w:pPr>
         <w:pStyle w:val="HTMLPreformatted"/>
         <w:shd w:val="clear" w:color="auto" w:fill="F5F5F5"/>
-        <w:spacing w:after="0" w:line="240" w:lineRule="auto"/>
-      </w:pPr>
-      <w:r>
-        <w:rPr>
-          <w:rFonts w:ascii="Consolas" w:hAnsi="Consolas" w:cs="Courier New"/>
+      </w:pPr>
+      <w:r>
+        <w:rPr>
+          <w:rFonts w:ascii="Consolas" w:hAnsi="Consolas"/>
           <w:color w:val="383A42"/>
           <w:sz w:val="18"/>
           <w:szCs w:val="18"/>
         </w:rPr>
-        <w:t xml:space="preserve">    group_id = serializers.PrimaryKeyRelatedField(</w:t>
+        <w:t xml:space="preserve">        queryset=Group.objects.all(), source='group', write_only=True)</w:t>
       </w:r>
     </w:p>
     <w:p>
       <w:pPr>
         <w:pStyle w:val="HTMLPreformatted"/>
         <w:shd w:val="clear" w:color="auto" w:fill="F5F5F5"/>
-        <w:spacing w:after="0" w:line="240" w:lineRule="auto"/>
-      </w:pPr>
-      <w:r>
-        <w:rPr>
-          <w:rFonts w:ascii="Consolas" w:hAnsi="Consolas" w:cs="Courier New"/>
+      </w:pPr>
+    </w:p>
+    <w:p>
+      <w:pPr>
+        <w:pStyle w:val="HTMLPreformatted"/>
+        <w:shd w:val="clear" w:color="auto" w:fill="F5F5F5"/>
+      </w:pPr>
+      <w:r>
+        <w:rPr>
+          <w:rFonts w:ascii="Consolas" w:hAnsi="Consolas"/>
           <w:color w:val="383A42"/>
           <w:sz w:val="18"/>
           <w:szCs w:val="18"/>
         </w:rPr>
-        <w:t xml:space="preserve">        queryset=Group.objects.all(), source='group', write_only=True)</w:t>
+        <w:t xml:space="preserve">    class Meta:</w:t>
       </w:r>
     </w:p>
     <w:p>
       <w:pPr>
         <w:pStyle w:val="HTMLPreformatted"/>
         <w:shd w:val="clear" w:color="auto" w:fill="F5F5F5"/>
-        <w:spacing w:after="0" w:line="240" w:lineRule="auto"/>
-      </w:pPr>
-      <w:r>
-        <w:rPr>
-          <w:rFonts w:ascii="Consolas" w:hAnsi="Consolas" w:cs="Courier New"/>
+      </w:pPr>
+      <w:r>
+        <w:rPr>
+          <w:rFonts w:ascii="Consolas" w:hAnsi="Consolas"/>
           <w:color w:val="383A42"/>
           <w:sz w:val="18"/>
           <w:szCs w:val="18"/>
         </w:rPr>
-        <w:t xml:space="preserve"/>
+        <w:t xml:space="preserve">        model  = Athlete</w:t>
       </w:r>
     </w:p>
     <w:p>
       <w:pPr>
         <w:pStyle w:val="HTMLPreformatted"/>
         <w:shd w:val="clear" w:color="auto" w:fill="F5F5F5"/>
-        <w:spacing w:after="0" w:line="240" w:lineRule="auto"/>
-      </w:pPr>
-      <w:r>
-        <w:rPr>
-          <w:rFonts w:ascii="Consolas" w:hAnsi="Consolas" w:cs="Courier New"/>
+      </w:pPr>
+      <w:r>
+        <w:rPr>
+          <w:rFonts w:ascii="Consolas" w:hAnsi="Consolas"/>
           <w:color w:val="383A42"/>
           <w:sz w:val="18"/>
           <w:szCs w:val="18"/>
         </w:rPr>
-        <w:t xml:space="preserve">    class Meta:</w:t>
+        <w:t xml:space="preserve">        fields = ['id', 'name', 'bib_number', 'result_time',</w:t>
       </w:r>
     </w:p>
     <w:p>
       <w:pPr>
         <w:pStyle w:val="HTMLPreformatted"/>
         <w:shd w:val="clear" w:color="auto" w:fill="F5F5F5"/>
-        <w:spacing w:after="0" w:line="240" w:lineRule="auto"/>
-      </w:pPr>
-      <w:r>
-        <w:rPr>
-          <w:rFonts w:ascii="Consolas" w:hAnsi="Consolas" w:cs="Courier New"/>
+      </w:pPr>
+      <w:r>
+        <w:rPr>
+          <w:rFonts w:ascii="Consolas" w:hAnsi="Consolas"/>
           <w:color w:val="383A42"/>
           <w:sz w:val="18"/>
           <w:szCs w:val="18"/>
         </w:rPr>
-        <w:t xml:space="preserve">        model  = Athlete</w:t>
-      </w:r>
-    </w:p>
-    <w:p>
-      <w:pPr>
-        <w:pStyle w:val="HTMLPreformatted"/>
-        <w:shd w:val="clear" w:color="auto" w:fill="F5F5F5"/>
-        <w:spacing w:after="0" w:line="240" w:lineRule="auto"/>
-      </w:pPr>
-      <w:r>
-        <w:rPr>
-          <w:rFonts w:ascii="Consolas" w:hAnsi="Consolas" w:cs="Courier New"/>
-          <w:color w:val="383A42"/>
-          <w:sz w:val="18"/>
-          <w:szCs w:val="18"/>
-        </w:rPr>
-        <w:t xml:space="preserve">        fields = ['id', 'name', 'bib_number', 'result_time',</w:t>
-      </w:r>
-    </w:p>
-    <w:p>
-      <w:pPr>
-        <w:pStyle w:val="HTMLPreformatted"/>
-        <w:shd w:val="clear" w:color="auto" w:fill="F5F5F5"/>
-        <w:spacing w:after="0" w:line="240" w:lineRule="auto"/>
-      </w:pPr>
-      <w:r>
-        <w:rPr>
-          <w:rFonts w:ascii="Consolas" w:hAnsi="Consolas" w:cs="Courier New"/>
-          <w:color w:val="383A42"/>
-          <w:sz w:val="18"/>
-          <w:szCs w:val="18"/>
-        </w:rPr>
         <w:t xml:space="preserve">                  'num', 'status', 'group', 'group_id', 'gender']</w:t>
       </w:r>
     </w:p>
@@ -10183,12 +11346,10 @@
       <w:r>
         <w:rPr>
           <w:rFonts w:ascii="Segoe UI" w:hAnsi="Segoe UI" w:cs="Segoe UI"/>
-          <w:b/>
-          <w:bCs/>
           <w:sz w:val="30"/>
           <w:szCs w:val="30"/>
         </w:rPr>
-        <w:t xml:space="preserve">Изгледи (Views) и URL-и</w:t>
+        <w:t>Изгледи (Views) и URL-и</w:t>
       </w:r>
     </w:p>
     <w:p>
@@ -10214,7 +11375,7 @@
           <w:szCs w:val="20"/>
           <w:bdr w:val="single" w:sz="2" w:space="2" w:color="E5E7EB" w:frame="1"/>
         </w:rPr>
-        <w:t xml:space="preserve">views.py</w:t>
+        <w:t>views.py</w:t>
       </w:r>
       <w:r>
         <w:rPr>
@@ -10229,203 +11390,190 @@
       <w:pPr>
         <w:pStyle w:val="HTMLPreformatted"/>
         <w:shd w:val="clear" w:color="auto" w:fill="F5F5F5"/>
-        <w:spacing w:after="0" w:line="240" w:lineRule="auto"/>
-      </w:pPr>
-      <w:r>
-        <w:rPr>
-          <w:rFonts w:ascii="Consolas" w:hAnsi="Consolas" w:cs="Courier New"/>
+      </w:pPr>
+      <w:r>
+        <w:rPr>
+          <w:rFonts w:ascii="Consolas" w:hAnsi="Consolas"/>
           <w:color w:val="383A42"/>
           <w:sz w:val="18"/>
           <w:szCs w:val="18"/>
         </w:rPr>
-        <w:t xml:space="preserve">from rest_framework import generics</w:t>
+        <w:t>from rest_framework import generics</w:t>
       </w:r>
     </w:p>
     <w:p>
       <w:pPr>
         <w:pStyle w:val="HTMLPreformatted"/>
         <w:shd w:val="clear" w:color="auto" w:fill="F5F5F5"/>
-        <w:spacing w:after="0" w:line="240" w:lineRule="auto"/>
-      </w:pPr>
-      <w:r>
-        <w:rPr>
-          <w:rFonts w:ascii="Consolas" w:hAnsi="Consolas" w:cs="Courier New"/>
+      </w:pPr>
+      <w:r>
+        <w:rPr>
+          <w:rFonts w:ascii="Consolas" w:hAnsi="Consolas"/>
           <w:color w:val="383A42"/>
           <w:sz w:val="18"/>
           <w:szCs w:val="18"/>
         </w:rPr>
-        <w:t xml:space="preserve">from rest_framework.views import APIView</w:t>
-      </w:r>
-    </w:p>
-    <w:p>
-      <w:pPr>
-        <w:pStyle w:val="HTMLPreformatted"/>
-        <w:shd w:val="clear" w:color="auto" w:fill="F5F5F5"/>
-        <w:spacing w:after="0" w:line="240" w:lineRule="auto"/>
-      </w:pPr>
-      <w:r>
-        <w:rPr>
-          <w:rFonts w:ascii="Consolas" w:hAnsi="Consolas" w:cs="Courier New"/>
+        <w:t>from rest_framework.views import A</w:t>
+      </w:r>
+      <w:r>
+        <w:rPr>
+          <w:rFonts w:ascii="Consolas" w:hAnsi="Consolas"/>
           <w:color w:val="383A42"/>
           <w:sz w:val="18"/>
           <w:szCs w:val="18"/>
         </w:rPr>
-        <w:t xml:space="preserve">from rest_framework.response import Response</w:t>
+        <w:t>PIView</w:t>
       </w:r>
     </w:p>
     <w:p>
       <w:pPr>
         <w:pStyle w:val="HTMLPreformatted"/>
         <w:shd w:val="clear" w:color="auto" w:fill="F5F5F5"/>
-        <w:spacing w:after="0" w:line="240" w:lineRule="auto"/>
-      </w:pPr>
-      <w:r>
-        <w:rPr>
-          <w:rFonts w:ascii="Consolas" w:hAnsi="Consolas" w:cs="Courier New"/>
+      </w:pPr>
+      <w:r>
+        <w:rPr>
+          <w:rFonts w:ascii="Consolas" w:hAnsi="Consolas"/>
           <w:color w:val="383A42"/>
           <w:sz w:val="18"/>
           <w:szCs w:val="18"/>
         </w:rPr>
-        <w:t xml:space="preserve">from django.utils.timezone import now</w:t>
+        <w:t>from rest_framework.response import Response</w:t>
       </w:r>
     </w:p>
     <w:p>
       <w:pPr>
         <w:pStyle w:val="HTMLPreformatted"/>
         <w:shd w:val="clear" w:color="auto" w:fill="F5F5F5"/>
-        <w:spacing w:after="0" w:line="240" w:lineRule="auto"/>
-      </w:pPr>
-      <w:r>
-        <w:rPr>
-          <w:rFonts w:ascii="Consolas" w:hAnsi="Consolas" w:cs="Courier New"/>
+      </w:pPr>
+      <w:r>
+        <w:rPr>
+          <w:rFonts w:ascii="Consolas" w:hAnsi="Consolas"/>
           <w:color w:val="383A42"/>
           <w:sz w:val="18"/>
           <w:szCs w:val="18"/>
         </w:rPr>
-        <w:t xml:space="preserve">from .models import Competition, Group, Athlete</w:t>
+        <w:t>from django.utils.timezone import now</w:t>
       </w:r>
     </w:p>
     <w:p>
       <w:pPr>
         <w:pStyle w:val="HTMLPreformatted"/>
         <w:shd w:val="clear" w:color="auto" w:fill="F5F5F5"/>
-        <w:spacing w:after="0" w:line="240" w:lineRule="auto"/>
-      </w:pPr>
-      <w:r>
-        <w:rPr>
-          <w:rFonts w:ascii="Consolas" w:hAnsi="Consolas" w:cs="Courier New"/>
+      </w:pPr>
+      <w:r>
+        <w:rPr>
+          <w:rFonts w:ascii="Consolas" w:hAnsi="Consolas"/>
           <w:color w:val="383A42"/>
           <w:sz w:val="18"/>
           <w:szCs w:val="18"/>
         </w:rPr>
-        <w:t xml:space="preserve">from .serializers import AthleteSerializer, GroupSerializer</w:t>
+        <w:t>from .models import Competition, Group, Athlete</w:t>
       </w:r>
     </w:p>
     <w:p>
       <w:pPr>
         <w:pStyle w:val="HTMLPreformatted"/>
         <w:shd w:val="clear" w:color="auto" w:fill="F5F5F5"/>
-        <w:spacing w:after="0" w:line="240" w:lineRule="auto"/>
-      </w:pPr>
-      <w:r>
-        <w:rPr>
-          <w:rFonts w:ascii="Consolas" w:hAnsi="Consolas" w:cs="Courier New"/>
+      </w:pPr>
+      <w:r>
+        <w:rPr>
+          <w:rFonts w:ascii="Consolas" w:hAnsi="Consolas"/>
           <w:color w:val="383A42"/>
           <w:sz w:val="18"/>
           <w:szCs w:val="18"/>
         </w:rPr>
-        <w:t xml:space="preserve"/>
+        <w:t>from .serializers import AthleteSerializer, GroupSerializer</w:t>
       </w:r>
     </w:p>
     <w:p>
       <w:pPr>
         <w:pStyle w:val="HTMLPreformatted"/>
         <w:shd w:val="clear" w:color="auto" w:fill="F5F5F5"/>
-        <w:spacing w:after="0" w:line="240" w:lineRule="auto"/>
-      </w:pPr>
-      <w:r>
-        <w:rPr>
-          <w:rFonts w:ascii="Consolas" w:hAnsi="Consolas" w:cs="Courier New"/>
+      </w:pPr>
+    </w:p>
+    <w:p>
+      <w:pPr>
+        <w:pStyle w:val="HTMLPreformatted"/>
+        <w:shd w:val="clear" w:color="auto" w:fill="F5F5F5"/>
+      </w:pPr>
+      <w:r>
+        <w:rPr>
+          <w:rFonts w:ascii="Consolas" w:hAnsi="Consolas"/>
           <w:color w:val="383A42"/>
           <w:sz w:val="18"/>
           <w:szCs w:val="18"/>
         </w:rPr>
-        <w:t xml:space="preserve">class AthleteListView(generics.ListCreateAPIView):</w:t>
+        <w:t>class AthleteListView(generics.ListCreateAPIView):</w:t>
       </w:r>
     </w:p>
     <w:p>
       <w:pPr>
         <w:pStyle w:val="HTMLPreformatted"/>
         <w:shd w:val="clear" w:color="auto" w:fill="F5F5F5"/>
-        <w:spacing w:after="0" w:line="240" w:lineRule="auto"/>
-      </w:pPr>
-      <w:r>
-        <w:rPr>
-          <w:rFonts w:ascii="Consolas" w:hAnsi="Consolas" w:cs="Courier New"/>
+      </w:pPr>
+      <w:r>
+        <w:rPr>
+          <w:rFonts w:ascii="Consolas" w:hAnsi="Consolas"/>
           <w:color w:val="383A42"/>
           <w:sz w:val="18"/>
           <w:szCs w:val="18"/>
         </w:rPr>
-        <w:t xml:space="preserve">    queryset         = Athlete.objects.all()</w:t>
-      </w:r>
-    </w:p>
-    <w:p>
-      <w:pPr>
-        <w:pStyle w:val="HTMLPreformatted"/>
-        <w:shd w:val="clear" w:color="auto" w:fill="F5F5F5"/>
-        <w:spacing w:after="0" w:line="240" w:lineRule="auto"/>
-      </w:pPr>
-      <w:r>
-        <w:rPr>
-          <w:rFonts w:ascii="Consolas" w:hAnsi="Consolas" w:cs="Courier New"/>
+        <w:t xml:space="preserve">    qu</w:t>
+      </w:r>
+      <w:r>
+        <w:rPr>
+          <w:rFonts w:ascii="Consolas" w:hAnsi="Consolas"/>
           <w:color w:val="383A42"/>
           <w:sz w:val="18"/>
           <w:szCs w:val="18"/>
         </w:rPr>
-        <w:t xml:space="preserve">    serializer_class = AthleteSerializer</w:t>
+        <w:t>eryset         = Athlete.objects.all()</w:t>
       </w:r>
     </w:p>
     <w:p>
       <w:pPr>
         <w:pStyle w:val="HTMLPreformatted"/>
         <w:shd w:val="clear" w:color="auto" w:fill="F5F5F5"/>
-        <w:spacing w:after="0" w:line="240" w:lineRule="auto"/>
-      </w:pPr>
-      <w:r>
-        <w:rPr>
-          <w:rFonts w:ascii="Consolas" w:hAnsi="Consolas" w:cs="Courier New"/>
+      </w:pPr>
+      <w:r>
+        <w:rPr>
+          <w:rFonts w:ascii="Consolas" w:hAnsi="Consolas"/>
           <w:color w:val="383A42"/>
           <w:sz w:val="18"/>
           <w:szCs w:val="18"/>
         </w:rPr>
-        <w:t xml:space="preserve"/>
+        <w:t xml:space="preserve">    serializer_class = AthleteSerializer</w:t>
       </w:r>
     </w:p>
     <w:p>
       <w:pPr>
         <w:pStyle w:val="HTMLPreformatted"/>
         <w:shd w:val="clear" w:color="auto" w:fill="F5F5F5"/>
-        <w:spacing w:after="0" w:line="240" w:lineRule="auto"/>
-      </w:pPr>
-      <w:r>
-        <w:rPr>
-          <w:rFonts w:ascii="Consolas" w:hAnsi="Consolas" w:cs="Courier New"/>
+      </w:pPr>
+    </w:p>
+    <w:p>
+      <w:pPr>
+        <w:pStyle w:val="HTMLPreformatted"/>
+        <w:shd w:val="clear" w:color="auto" w:fill="F5F5F5"/>
+      </w:pPr>
+      <w:r>
+        <w:rPr>
+          <w:rFonts w:ascii="Consolas" w:hAnsi="Consolas"/>
           <w:color w:val="383A42"/>
           <w:sz w:val="18"/>
           <w:szCs w:val="18"/>
         </w:rPr>
-        <w:t xml:space="preserve">class AthleteDetailView(generics.RetrieveUpdateDestroyAPIView):</w:t>
+        <w:t>class AthleteDetailView(generics.RetrieveUpdateDestroyAPIView):</w:t>
       </w:r>
     </w:p>
     <w:p>
       <w:pPr>
         <w:pStyle w:val="HTMLPreformatted"/>
         <w:shd w:val="clear" w:color="auto" w:fill="F5F5F5"/>
-        <w:spacing w:after="0" w:line="240" w:lineRule="auto"/>
-      </w:pPr>
-      <w:r>
-        <w:rPr>
-          <w:rFonts w:ascii="Consolas" w:hAnsi="Consolas" w:cs="Courier New"/>
+      </w:pPr>
+      <w:r>
+        <w:rPr>
+          <w:rFonts w:ascii="Consolas" w:hAnsi="Consolas"/>
           <w:color w:val="383A42"/>
           <w:sz w:val="18"/>
           <w:szCs w:val="18"/>
@@ -10437,11 +11585,10 @@
       <w:pPr>
         <w:pStyle w:val="HTMLPreformatted"/>
         <w:shd w:val="clear" w:color="auto" w:fill="F5F5F5"/>
-        <w:spacing w:after="0" w:line="240" w:lineRule="auto"/>
-      </w:pPr>
-      <w:r>
-        <w:rPr>
-          <w:rFonts w:ascii="Consolas" w:hAnsi="Consolas" w:cs="Courier New"/>
+      </w:pPr>
+      <w:r>
+        <w:rPr>
+          <w:rFonts w:ascii="Consolas" w:hAnsi="Consolas"/>
           <w:color w:val="383A42"/>
           <w:sz w:val="18"/>
           <w:szCs w:val="18"/>
@@ -10453,123 +11600,106 @@
       <w:pPr>
         <w:pStyle w:val="HTMLPreformatted"/>
         <w:shd w:val="clear" w:color="auto" w:fill="F5F5F5"/>
-        <w:spacing w:after="0" w:line="240" w:lineRule="auto"/>
-      </w:pPr>
-      <w:r>
-        <w:rPr>
-          <w:rFonts w:ascii="Consolas" w:hAnsi="Consolas" w:cs="Courier New"/>
+      </w:pPr>
+    </w:p>
+    <w:p>
+      <w:pPr>
+        <w:pStyle w:val="HTMLPreformatted"/>
+        <w:shd w:val="clear" w:color="auto" w:fill="F5F5F5"/>
+      </w:pPr>
+      <w:r>
+        <w:rPr>
+          <w:rFonts w:ascii="Consolas" w:hAnsi="Consolas"/>
           <w:color w:val="383A42"/>
           <w:sz w:val="18"/>
           <w:szCs w:val="18"/>
         </w:rPr>
-        <w:t xml:space="preserve"/>
+        <w:t>class CurrentStartTime(APIView):</w:t>
       </w:r>
     </w:p>
     <w:p>
       <w:pPr>
         <w:pStyle w:val="HTMLPreformatted"/>
         <w:shd w:val="clear" w:color="auto" w:fill="F5F5F5"/>
-        <w:spacing w:after="0" w:line="240" w:lineRule="auto"/>
-      </w:pPr>
-      <w:r>
-        <w:rPr>
-          <w:rFonts w:ascii="Consolas" w:hAnsi="Consolas" w:cs="Courier New"/>
+      </w:pPr>
+      <w:r>
+        <w:rPr>
+          <w:rFonts w:ascii="Consolas" w:hAnsi="Consolas"/>
           <w:color w:val="383A42"/>
           <w:sz w:val="18"/>
           <w:szCs w:val="18"/>
         </w:rPr>
-        <w:t xml:space="preserve">class CurrentStartTime(APIView):</w:t>
+        <w:t xml:space="preserve">    def get(self, request):</w:t>
       </w:r>
     </w:p>
     <w:p>
       <w:pPr>
         <w:pStyle w:val="HTMLPreformatted"/>
         <w:shd w:val="clear" w:color="auto" w:fill="F5F5F5"/>
-        <w:spacing w:after="0" w:line="240" w:lineRule="auto"/>
-      </w:pPr>
-      <w:r>
-        <w:rPr>
-          <w:rFonts w:ascii="Consolas" w:hAnsi="Consolas" w:cs="Courier New"/>
+      </w:pPr>
+      <w:r>
+        <w:rPr>
+          <w:rFonts w:ascii="Consolas" w:hAnsi="Consolas"/>
           <w:color w:val="383A42"/>
           <w:sz w:val="18"/>
           <w:szCs w:val="18"/>
         </w:rPr>
-        <w:t xml:space="preserve">    def get(self, request):</w:t>
+        <w:t xml:space="preserve">        comp = Competition.objects.get(id=1)</w:t>
       </w:r>
     </w:p>
     <w:p>
       <w:pPr>
         <w:pStyle w:val="HTMLPreformatted"/>
         <w:shd w:val="clear" w:color="auto" w:fill="F5F5F5"/>
-        <w:spacing w:after="0" w:line="240" w:lineRule="auto"/>
-      </w:pPr>
-      <w:r>
-        <w:rPr>
-          <w:rFonts w:ascii="Consolas" w:hAnsi="Consolas" w:cs="Courier New"/>
+      </w:pPr>
+      <w:r>
+        <w:rPr>
+          <w:rFonts w:ascii="Consolas" w:hAnsi="Consolas"/>
           <w:color w:val="383A42"/>
           <w:sz w:val="18"/>
           <w:szCs w:val="18"/>
         </w:rPr>
-        <w:t xml:space="preserve">        comp = Competition.objects.get(id=1)</w:t>
+        <w:t xml:space="preserve">        return Response({</w:t>
       </w:r>
     </w:p>
     <w:p>
       <w:pPr>
         <w:pStyle w:val="HTMLPreformatted"/>
         <w:shd w:val="clear" w:color="auto" w:fill="F5F5F5"/>
-        <w:spacing w:after="0" w:line="240" w:lineRule="auto"/>
-      </w:pPr>
-      <w:r>
-        <w:rPr>
-          <w:rFonts w:ascii="Consolas" w:hAnsi="Consolas" w:cs="Courier New"/>
+      </w:pPr>
+      <w:r>
+        <w:rPr>
+          <w:rFonts w:ascii="Consolas" w:hAnsi="Consolas"/>
           <w:color w:val="383A42"/>
           <w:sz w:val="18"/>
           <w:szCs w:val="18"/>
         </w:rPr>
-        <w:t xml:space="preserve">        return Response({</w:t>
+        <w:t xml:space="preserve">            'start_time': comp.start_time.isoformat() if comp.start_time else None,</w:t>
       </w:r>
     </w:p>
     <w:p>
       <w:pPr>
         <w:pStyle w:val="HTMLPreformatted"/>
         <w:shd w:val="clear" w:color="auto" w:fill="F5F5F5"/>
-        <w:spacing w:after="0" w:line="240" w:lineRule="auto"/>
-      </w:pPr>
-      <w:r>
-        <w:rPr>
-          <w:rFonts w:ascii="Consolas" w:hAnsi="Consolas" w:cs="Courier New"/>
+      </w:pPr>
+      <w:r>
+        <w:rPr>
+          <w:rFonts w:ascii="Consolas" w:hAnsi="Consolas"/>
           <w:color w:val="383A42"/>
           <w:sz w:val="18"/>
           <w:szCs w:val="18"/>
         </w:rPr>
-        <w:t xml:space="preserve">            'start_time': comp.start_time.isoformat() if comp.start_time else None,</w:t>
+        <w:t xml:space="preserve">            'server_time': now().isoformat()</w:t>
       </w:r>
     </w:p>
     <w:p>
       <w:pPr>
         <w:pStyle w:val="HTMLPreformatted"/>
         <w:shd w:val="clear" w:color="auto" w:fill="F5F5F5"/>
-        <w:spacing w:after="0" w:line="240" w:lineRule="auto"/>
-      </w:pPr>
-      <w:r>
-        <w:rPr>
-          <w:rFonts w:ascii="Consolas" w:hAnsi="Consolas" w:cs="Courier New"/>
-          <w:color w:val="383A42"/>
-          <w:sz w:val="18"/>
-          <w:szCs w:val="18"/>
-        </w:rPr>
-        <w:t xml:space="preserve">            'server_time': now().isoformat()</w:t>
-      </w:r>
-    </w:p>
-    <w:p>
-      <w:pPr>
-        <w:pStyle w:val="HTMLPreformatted"/>
-        <w:shd w:val="clear" w:color="auto" w:fill="F5F5F5"/>
-        <w:spacing w:after="0" w:line="240" w:lineRule="auto"/>
-      </w:pPr>
-      <w:r>
-        <w:rPr>
-          <w:rFonts w:ascii="Consolas" w:hAnsi="Consolas" w:cs="Courier New"/>
+      </w:pPr>
+      <w:r>
+        <w:rPr>
+          <w:rFonts w:ascii="Consolas" w:hAnsi="Consolas"/>
           <w:color w:val="383A42"/>
           <w:sz w:val="18"/>
           <w:szCs w:val="18"/>
@@ -10591,6 +11721,7 @@
           <w:sz w:val="24"/>
           <w:szCs w:val="24"/>
         </w:rPr>
+        <w:lastRenderedPageBreak/>
         <w:t xml:space="preserve">В </w:t>
       </w:r>
       <w:r>
@@ -10600,7 +11731,7 @@
           <w:szCs w:val="20"/>
           <w:bdr w:val="single" w:sz="2" w:space="2" w:color="E5E7EB" w:frame="1"/>
         </w:rPr>
-        <w:t xml:space="preserve">urls.py</w:t>
+        <w:t>urls.py</w:t>
       </w:r>
       <w:r>
         <w:rPr>
@@ -10615,27 +11746,25 @@
       <w:pPr>
         <w:pStyle w:val="HTMLPreformatted"/>
         <w:shd w:val="clear" w:color="auto" w:fill="F5F5F5"/>
-        <w:spacing w:after="0" w:line="240" w:lineRule="auto"/>
-      </w:pPr>
-      <w:r>
-        <w:rPr>
-          <w:rFonts w:ascii="Consolas" w:hAnsi="Consolas" w:cs="Courier New"/>
+      </w:pPr>
+      <w:r>
+        <w:rPr>
+          <w:rFonts w:ascii="Consolas" w:hAnsi="Consolas"/>
           <w:color w:val="383A42"/>
           <w:sz w:val="18"/>
           <w:szCs w:val="18"/>
         </w:rPr>
-        <w:t xml:space="preserve">urlpatterns = [</w:t>
+        <w:t>urlpatterns = [</w:t>
       </w:r>
     </w:p>
     <w:p>
       <w:pPr>
         <w:pStyle w:val="HTMLPreformatted"/>
         <w:shd w:val="clear" w:color="auto" w:fill="F5F5F5"/>
-        <w:spacing w:after="0" w:line="240" w:lineRule="auto"/>
-      </w:pPr>
-      <w:r>
-        <w:rPr>
-          <w:rFonts w:ascii="Consolas" w:hAnsi="Consolas" w:cs="Courier New"/>
+      </w:pPr>
+      <w:r>
+        <w:rPr>
+          <w:rFonts w:ascii="Consolas" w:hAnsi="Consolas"/>
           <w:color w:val="383A42"/>
           <w:sz w:val="18"/>
           <w:szCs w:val="18"/>
@@ -10647,11 +11776,10 @@
       <w:pPr>
         <w:pStyle w:val="HTMLPreformatted"/>
         <w:shd w:val="clear" w:color="auto" w:fill="F5F5F5"/>
-        <w:spacing w:after="0" w:line="240" w:lineRule="auto"/>
-      </w:pPr>
-      <w:r>
-        <w:rPr>
-          <w:rFonts w:ascii="Consolas" w:hAnsi="Consolas" w:cs="Courier New"/>
+      </w:pPr>
+      <w:r>
+        <w:rPr>
+          <w:rFonts w:ascii="Consolas" w:hAnsi="Consolas"/>
           <w:color w:val="383A42"/>
           <w:sz w:val="18"/>
           <w:szCs w:val="18"/>
@@ -10663,144 +11791,152 @@
       <w:pPr>
         <w:pStyle w:val="HTMLPreformatted"/>
         <w:shd w:val="clear" w:color="auto" w:fill="F5F5F5"/>
-        <w:spacing w:after="0" w:line="240" w:lineRule="auto"/>
-      </w:pPr>
-      <w:r>
-        <w:rPr>
-          <w:rFonts w:ascii="Consolas" w:hAnsi="Consolas" w:cs="Courier New"/>
+      </w:pPr>
+      <w:r>
+        <w:rPr>
+          <w:rFonts w:ascii="Consolas" w:hAnsi="Consolas"/>
           <w:color w:val="383A42"/>
           <w:sz w:val="18"/>
           <w:szCs w:val="18"/>
         </w:rPr>
-        <w:t xml:space="preserve">    path('api/athletes/&lt;int:pk&gt;/', views.AthleteDetailView.as_view()),</w:t>
-      </w:r>
-    </w:p>
-    <w:p>
-      <w:pPr>
-        <w:pStyle w:val="HTMLPreformatted"/>
-        <w:shd w:val="clear" w:color="auto" w:fill="F5F5F5"/>
-        <w:spacing w:after="0" w:line="240" w:lineRule="auto"/>
-      </w:pPr>
-      <w:r>
-        <w:rPr>
-          <w:rFonts w:ascii="Consolas" w:hAnsi="Consolas" w:cs="Courier New"/>
+        <w:t xml:space="preserve">    path('api/athletes/&lt;int:pk&gt;/', views.Ath</w:t>
+      </w:r>
+      <w:r>
+        <w:rPr>
+          <w:rFonts w:ascii="Consolas" w:hAnsi="Consolas"/>
           <w:color w:val="383A42"/>
           <w:sz w:val="18"/>
           <w:szCs w:val="18"/>
         </w:rPr>
-        <w:t xml:space="preserve">    path('api/groups/',            views.GroupListView.as_view()),</w:t>
+        <w:t>leteDetailView.as_view()),</w:t>
       </w:r>
     </w:p>
     <w:p>
       <w:pPr>
         <w:pStyle w:val="HTMLPreformatted"/>
         <w:shd w:val="clear" w:color="auto" w:fill="F5F5F5"/>
-        <w:spacing w:after="0" w:line="240" w:lineRule="auto"/>
-      </w:pPr>
-      <w:r>
-        <w:rPr>
-          <w:rFonts w:ascii="Consolas" w:hAnsi="Consolas" w:cs="Courier New"/>
+      </w:pPr>
+      <w:r>
+        <w:rPr>
+          <w:rFonts w:ascii="Consolas" w:hAnsi="Consolas"/>
           <w:color w:val="383A42"/>
           <w:sz w:val="18"/>
           <w:szCs w:val="18"/>
         </w:rPr>
-        <w:t xml:space="preserve">    path('api/sysparams/',         views.SysParamsView.as_view()),</w:t>
+        <w:t xml:space="preserve">    path('api/groups/',            views.GroupListView.as_view()),</w:t>
       </w:r>
     </w:p>
     <w:p>
       <w:pPr>
         <w:pStyle w:val="HTMLPreformatted"/>
         <w:shd w:val="clear" w:color="auto" w:fill="F5F5F5"/>
-        <w:spacing w:after="0" w:line="240" w:lineRule="auto"/>
-      </w:pPr>
-      <w:r>
-        <w:rPr>
-          <w:rFonts w:ascii="Consolas" w:hAnsi="Consolas" w:cs="Courier New"/>
+      </w:pPr>
+      <w:r>
+        <w:rPr>
+          <w:rFonts w:ascii="Consolas" w:hAnsi="Consolas"/>
           <w:color w:val="383A42"/>
           <w:sz w:val="18"/>
           <w:szCs w:val="18"/>
         </w:rPr>
-        <w:t xml:space="preserve">    path('api/competition/time/',  views.CurrentStartTime.as_view()),</w:t>
+        <w:t xml:space="preserve">    path('api/sysparams/',         views.SysParamsView.as_view()),</w:t>
       </w:r>
     </w:p>
     <w:p>
       <w:pPr>
         <w:pStyle w:val="HTMLPreformatted"/>
         <w:shd w:val="clear" w:color="auto" w:fill="F5F5F5"/>
-        <w:spacing w:after="0" w:line="240" w:lineRule="auto"/>
-      </w:pPr>
-      <w:r>
-        <w:rPr>
-          <w:rFonts w:ascii="Consolas" w:hAnsi="Consolas" w:cs="Courier New"/>
+      </w:pPr>
+      <w:r>
+        <w:rPr>
+          <w:rFonts w:ascii="Consolas" w:hAnsi="Consolas"/>
           <w:color w:val="383A42"/>
           <w:sz w:val="18"/>
           <w:szCs w:val="18"/>
         </w:rPr>
-        <w:t xml:space="preserve">    path('api/competition/start/', views.StartCompetition.as_view()),</w:t>
+        <w:t xml:space="preserve">    path('api/competition/time/',  views.CurrentStartTime.as_view()),</w:t>
       </w:r>
     </w:p>
     <w:p>
       <w:pPr>
         <w:pStyle w:val="HTMLPreformatted"/>
         <w:shd w:val="clear" w:color="auto" w:fill="F5F5F5"/>
-        <w:spacing w:after="0" w:line="240" w:lineRule="auto"/>
-      </w:pPr>
-      <w:r>
-        <w:rPr>
-          <w:rFonts w:ascii="Consolas" w:hAnsi="Consolas" w:cs="Courier New"/>
+      </w:pPr>
+      <w:r>
+        <w:rPr>
+          <w:rFonts w:ascii="Consolas" w:hAnsi="Consolas"/>
           <w:color w:val="383A42"/>
           <w:sz w:val="18"/>
           <w:szCs w:val="18"/>
         </w:rPr>
-        <w:t xml:space="preserve">    path('api/athletes/&lt;int:athlete_id&gt;/add_photo/',</w:t>
-      </w:r>
-    </w:p>
-    <w:p>
-      <w:pPr>
-        <w:pStyle w:val="HTMLPreformatted"/>
-        <w:shd w:val="clear" w:color="auto" w:fill="F5F5F5"/>
-        <w:spacing w:after="0" w:line="240" w:lineRule="auto"/>
-      </w:pPr>
-      <w:r>
-        <w:rPr>
-          <w:rFonts w:ascii="Consolas" w:hAnsi="Consolas" w:cs="Courier New"/>
+        <w:t xml:space="preserve">    path('api/competition</w:t>
+      </w:r>
+      <w:r>
+        <w:rPr>
+          <w:rFonts w:ascii="Consolas" w:hAnsi="Consolas"/>
           <w:color w:val="383A42"/>
           <w:sz w:val="18"/>
           <w:szCs w:val="18"/>
         </w:rPr>
-        <w:t xml:space="preserve">         views.AddPhotoView.as_view()),</w:t>
+        <w:t>/start/', views.StartCompetition.as_view()),</w:t>
       </w:r>
     </w:p>
     <w:p>
       <w:pPr>
         <w:pStyle w:val="HTMLPreformatted"/>
         <w:shd w:val="clear" w:color="auto" w:fill="F5F5F5"/>
-        <w:spacing w:after="0" w:line="240" w:lineRule="auto"/>
-      </w:pPr>
-      <w:r>
-        <w:rPr>
-          <w:rFonts w:ascii="Consolas" w:hAnsi="Consolas" w:cs="Courier New"/>
+      </w:pPr>
+      <w:r>
+        <w:rPr>
+          <w:rFonts w:ascii="Consolas" w:hAnsi="Consolas"/>
           <w:color w:val="383A42"/>
           <w:sz w:val="18"/>
           <w:szCs w:val="18"/>
         </w:rPr>
-        <w:t xml:space="preserve">]</w:t>
+        <w:t xml:space="preserve">    path('api/athletes/&lt;int:athlete_id&gt;/add_photo/',</w:t>
+      </w:r>
+    </w:p>
+    <w:p>
+      <w:pPr>
+        <w:pStyle w:val="HTMLPreformatted"/>
+        <w:shd w:val="clear" w:color="auto" w:fill="F5F5F5"/>
+      </w:pPr>
+      <w:r>
+        <w:rPr>
+          <w:rFonts w:ascii="Consolas" w:hAnsi="Consolas"/>
+          <w:color w:val="383A42"/>
+          <w:sz w:val="18"/>
+          <w:szCs w:val="18"/>
+        </w:rPr>
+        <w:t xml:space="preserve">         views.AddPhotoView.as_view()),</w:t>
+      </w:r>
+    </w:p>
+    <w:p>
+      <w:pPr>
+        <w:pStyle w:val="HTMLPreformatted"/>
+        <w:shd w:val="clear" w:color="auto" w:fill="F5F5F5"/>
+      </w:pPr>
+      <w:r>
+        <w:rPr>
+          <w:rFonts w:ascii="Consolas" w:hAnsi="Consolas"/>
+          <w:color w:val="383A42"/>
+          <w:sz w:val="18"/>
+          <w:szCs w:val="18"/>
+        </w:rPr>
+        <w:t>]</w:t>
       </w:r>
     </w:p>
     <w:p>
       <w:pPr>
         <w:pStyle w:val="Heading1"/>
-        <w:spacing w:before="480" w:after="160"/>
+        <w:spacing w:after="160"/>
       </w:pPr>
       <w:r>
         <w:rPr>
           <w:rFonts w:ascii="Segoe UI" w:hAnsi="Segoe UI" w:cs="Segoe UI"/>
-          <w:b/>
-          <w:bCs/>
           <w:sz w:val="36"/>
           <w:szCs w:val="36"/>
         </w:rPr>
-        <w:t xml:space="preserve">Frontend – Vue.js и Axios</w:t>
+        <w:t>Frontend – Vue.js и Axios</w:t>
       </w:r>
     </w:p>
     <w:p>
@@ -10811,12 +11947,10 @@
       <w:r>
         <w:rPr>
           <w:rFonts w:ascii="Segoe UI" w:hAnsi="Segoe UI" w:cs="Segoe UI"/>
-          <w:b/>
-          <w:bCs/>
           <w:sz w:val="30"/>
           <w:szCs w:val="30"/>
         </w:rPr>
-        <w:t xml:space="preserve">Структура на шаблона</w:t>
+        <w:t>Структура на шаблона</w:t>
       </w:r>
     </w:p>
     <w:p>
@@ -10842,7 +11976,7 @@
           <w:szCs w:val="20"/>
           <w:bdr w:val="single" w:sz="2" w:space="2" w:color="E5E7EB" w:frame="1"/>
         </w:rPr>
-        <w:t xml:space="preserve">main/templates/main/</w:t>
+        <w:t>main/templates/main/</w:t>
       </w:r>
       <w:r>
         <w:rPr>
@@ -10859,7 +11993,7 @@
           <w:szCs w:val="20"/>
           <w:bdr w:val="single" w:sz="2" w:space="2" w:color="E5E7EB" w:frame="1"/>
         </w:rPr>
-        <w:t xml:space="preserve">index.html</w:t>
+        <w:t>index.html</w:t>
       </w:r>
       <w:r>
         <w:rPr>
@@ -10867,7 +12001,7 @@
           <w:sz w:val="24"/>
           <w:szCs w:val="24"/>
         </w:rPr>
-        <w:t xml:space="preserve">.</w:t>
+        <w:t>.</w:t>
       </w:r>
     </w:p>
     <w:p>
@@ -10884,39 +12018,45 @@
           <w:sz w:val="24"/>
           <w:szCs w:val="24"/>
         </w:rPr>
-        <w:t xml:space="preserve">Включваме Vue 3 и Axios чрез CDN:</w:t>
+        <w:t xml:space="preserve">Включваме Vue 3 </w:t>
+      </w:r>
+      <w:r>
+        <w:rPr>
+          <w:rFonts w:ascii="Segoe UI" w:hAnsi="Segoe UI" w:cs="Segoe UI"/>
+          <w:sz w:val="24"/>
+          <w:szCs w:val="24"/>
+        </w:rPr>
+        <w:t>и Axios чрез CDN:</w:t>
       </w:r>
     </w:p>
     <w:p>
       <w:pPr>
         <w:pStyle w:val="HTMLPreformatted"/>
         <w:shd w:val="clear" w:color="auto" w:fill="F5F5F5"/>
-        <w:spacing w:after="0" w:line="240" w:lineRule="auto"/>
-      </w:pPr>
-      <w:r>
-        <w:rPr>
-          <w:rFonts w:ascii="Consolas" w:hAnsi="Consolas" w:cs="Courier New"/>
+      </w:pPr>
+      <w:r>
+        <w:rPr>
+          <w:rFonts w:ascii="Consolas" w:hAnsi="Consolas"/>
           <w:color w:val="383A42"/>
           <w:sz w:val="18"/>
           <w:szCs w:val="18"/>
         </w:rPr>
-        <w:t xml:space="preserve">&lt;script src="https://unpkg.com/vue@3/dist/vue.global.js"&gt;&lt;/script&gt;</w:t>
+        <w:t>&lt;script src="https://unpkg.com/vue@3/dist/vue.global.js"&gt;&lt;/script&gt;</w:t>
       </w:r>
     </w:p>
     <w:p>
       <w:pPr>
         <w:pStyle w:val="HTMLPreformatted"/>
         <w:shd w:val="clear" w:color="auto" w:fill="F5F5F5"/>
-        <w:spacing w:after="0" w:line="240" w:lineRule="auto"/>
-      </w:pPr>
-      <w:r>
-        <w:rPr>
-          <w:rFonts w:ascii="Consolas" w:hAnsi="Consolas" w:cs="Courier New"/>
+      </w:pPr>
+      <w:r>
+        <w:rPr>
+          <w:rFonts w:ascii="Consolas" w:hAnsi="Consolas"/>
           <w:color w:val="383A42"/>
           <w:sz w:val="18"/>
           <w:szCs w:val="18"/>
         </w:rPr>
-        <w:t xml:space="preserve">&lt;script src="https://cdn.jsdelivr.net/npm/axios/dist/axios.min.js"&gt;&lt;/script&gt;</w:t>
+        <w:t>&lt;script src="https://cdn.jsdelivr.net/npm/axios/dist/axios.min.js"&gt;&lt;/script&gt;</w:t>
       </w:r>
     </w:p>
     <w:p>
@@ -10929,10 +12069,8 @@
           <w:i/>
           <w:iCs/>
           <w:color w:val="555555"/>
-          <w:sz w:val="22"/>
-          <w:szCs w:val="22"/>
-        </w:rPr>
-        <w:t xml:space="preserve">Използваме CDN за да избегнем сложни build системи (Webpack/Vite).</w:t>
+        </w:rPr>
+        <w:t>Използваме CDN за да избегнем сложни build системи (Webpack/Vite).</w:t>
       </w:r>
     </w:p>
     <w:p>
@@ -10943,12 +12081,10 @@
       <w:r>
         <w:rPr>
           <w:rFonts w:ascii="Segoe UI" w:hAnsi="Segoe UI" w:cs="Segoe UI"/>
-          <w:b/>
-          <w:bCs/>
           <w:sz w:val="30"/>
           <w:szCs w:val="30"/>
         </w:rPr>
-        <w:t xml:space="preserve">Инициализация и SDI логика</w:t>
+        <w:t>Инициализация и SDI логика</w:t>
       </w:r>
     </w:p>
     <w:p>
@@ -10974,7 +12110,7 @@
           <w:szCs w:val="20"/>
           <w:bdr w:val="single" w:sz="2" w:space="2" w:color="E5E7EB" w:frame="1"/>
         </w:rPr>
-        <w:t xml:space="preserve">showMode</w:t>
+        <w:t>showMode</w:t>
       </w:r>
       <w:r>
         <w:rPr>
@@ -10989,27 +12125,25 @@
       <w:pPr>
         <w:pStyle w:val="HTMLPreformatted"/>
         <w:shd w:val="clear" w:color="auto" w:fill="F5F5F5"/>
-        <w:spacing w:after="0" w:line="240" w:lineRule="auto"/>
-      </w:pPr>
-      <w:r>
-        <w:rPr>
-          <w:rFonts w:ascii="Consolas" w:hAnsi="Consolas" w:cs="Courier New"/>
+      </w:pPr>
+      <w:r>
+        <w:rPr>
+          <w:rFonts w:ascii="Consolas" w:hAnsi="Consolas"/>
           <w:color w:val="383A42"/>
           <w:sz w:val="18"/>
           <w:szCs w:val="18"/>
         </w:rPr>
-        <w:t xml:space="preserve">const App = {</w:t>
+        <w:t>const App = {</w:t>
       </w:r>
     </w:p>
     <w:p>
       <w:pPr>
         <w:pStyle w:val="HTMLPreformatted"/>
         <w:shd w:val="clear" w:color="auto" w:fill="F5F5F5"/>
-        <w:spacing w:after="0" w:line="240" w:lineRule="auto"/>
-      </w:pPr>
-      <w:r>
-        <w:rPr>
-          <w:rFonts w:ascii="Consolas" w:hAnsi="Consolas" w:cs="Courier New"/>
+      </w:pPr>
+      <w:r>
+        <w:rPr>
+          <w:rFonts w:ascii="Consolas" w:hAnsi="Consolas"/>
           <w:color w:val="383A42"/>
           <w:sz w:val="18"/>
           <w:szCs w:val="18"/>
@@ -11021,11 +12155,10 @@
       <w:pPr>
         <w:pStyle w:val="HTMLPreformatted"/>
         <w:shd w:val="clear" w:color="auto" w:fill="F5F5F5"/>
-        <w:spacing w:after="0" w:line="240" w:lineRule="auto"/>
-      </w:pPr>
-      <w:r>
-        <w:rPr>
-          <w:rFonts w:ascii="Consolas" w:hAnsi="Consolas" w:cs="Courier New"/>
+      </w:pPr>
+      <w:r>
+        <w:rPr>
+          <w:rFonts w:ascii="Consolas" w:hAnsi="Consolas"/>
           <w:color w:val="383A42"/>
           <w:sz w:val="18"/>
           <w:szCs w:val="18"/>
@@ -11037,11 +12170,10 @@
       <w:pPr>
         <w:pStyle w:val="HTMLPreformatted"/>
         <w:shd w:val="clear" w:color="auto" w:fill="F5F5F5"/>
-        <w:spacing w:after="0" w:line="240" w:lineRule="auto"/>
-      </w:pPr>
-      <w:r>
-        <w:rPr>
-          <w:rFonts w:ascii="Consolas" w:hAnsi="Consolas" w:cs="Courier New"/>
+      </w:pPr>
+      <w:r>
+        <w:rPr>
+          <w:rFonts w:ascii="Consolas" w:hAnsi="Consolas"/>
           <w:color w:val="383A42"/>
           <w:sz w:val="18"/>
           <w:szCs w:val="18"/>
@@ -11053,11 +12185,10 @@
       <w:pPr>
         <w:pStyle w:val="HTMLPreformatted"/>
         <w:shd w:val="clear" w:color="auto" w:fill="F5F5F5"/>
-        <w:spacing w:after="0" w:line="240" w:lineRule="auto"/>
-      </w:pPr>
-      <w:r>
-        <w:rPr>
-          <w:rFonts w:ascii="Consolas" w:hAnsi="Consolas" w:cs="Courier New"/>
+      </w:pPr>
+      <w:r>
+        <w:rPr>
+          <w:rFonts w:ascii="Consolas" w:hAnsi="Consolas"/>
           <w:color w:val="383A42"/>
           <w:sz w:val="18"/>
           <w:szCs w:val="18"/>
@@ -11069,11 +12200,10 @@
       <w:pPr>
         <w:pStyle w:val="HTMLPreformatted"/>
         <w:shd w:val="clear" w:color="auto" w:fill="F5F5F5"/>
-        <w:spacing w:after="0" w:line="240" w:lineRule="auto"/>
-      </w:pPr>
-      <w:r>
-        <w:rPr>
-          <w:rFonts w:ascii="Consolas" w:hAnsi="Consolas" w:cs="Courier New"/>
+      </w:pPr>
+      <w:r>
+        <w:rPr>
+          <w:rFonts w:ascii="Consolas" w:hAnsi="Consolas"/>
           <w:color w:val="383A42"/>
           <w:sz w:val="18"/>
           <w:szCs w:val="18"/>
@@ -11085,11 +12215,10 @@
       <w:pPr>
         <w:pStyle w:val="HTMLPreformatted"/>
         <w:shd w:val="clear" w:color="auto" w:fill="F5F5F5"/>
-        <w:spacing w:after="0" w:line="240" w:lineRule="auto"/>
-      </w:pPr>
-      <w:r>
-        <w:rPr>
-          <w:rFonts w:ascii="Consolas" w:hAnsi="Consolas" w:cs="Courier New"/>
+      </w:pPr>
+      <w:r>
+        <w:rPr>
+          <w:rFonts w:ascii="Consolas" w:hAnsi="Consolas"/>
           <w:color w:val="383A42"/>
           <w:sz w:val="18"/>
           <w:szCs w:val="18"/>
@@ -11101,11 +12230,10 @@
       <w:pPr>
         <w:pStyle w:val="HTMLPreformatted"/>
         <w:shd w:val="clear" w:color="auto" w:fill="F5F5F5"/>
-        <w:spacing w:after="0" w:line="240" w:lineRule="auto"/>
-      </w:pPr>
-      <w:r>
-        <w:rPr>
-          <w:rFonts w:ascii="Consolas" w:hAnsi="Consolas" w:cs="Courier New"/>
+      </w:pPr>
+      <w:r>
+        <w:rPr>
+          <w:rFonts w:ascii="Consolas" w:hAnsi="Consolas"/>
           <w:color w:val="383A42"/>
           <w:sz w:val="18"/>
           <w:szCs w:val="18"/>
@@ -11117,11 +12245,10 @@
       <w:pPr>
         <w:pStyle w:val="HTMLPreformatted"/>
         <w:shd w:val="clear" w:color="auto" w:fill="F5F5F5"/>
-        <w:spacing w:after="0" w:line="240" w:lineRule="auto"/>
-      </w:pPr>
-      <w:r>
-        <w:rPr>
-          <w:rFonts w:ascii="Consolas" w:hAnsi="Consolas" w:cs="Courier New"/>
+      </w:pPr>
+      <w:r>
+        <w:rPr>
+          <w:rFonts w:ascii="Consolas" w:hAnsi="Consolas"/>
           <w:color w:val="383A42"/>
           <w:sz w:val="18"/>
           <w:szCs w:val="18"/>
@@ -11133,11 +12260,10 @@
       <w:pPr>
         <w:pStyle w:val="HTMLPreformatted"/>
         <w:shd w:val="clear" w:color="auto" w:fill="F5F5F5"/>
-        <w:spacing w:after="0" w:line="240" w:lineRule="auto"/>
-      </w:pPr>
-      <w:r>
-        <w:rPr>
-          <w:rFonts w:ascii="Consolas" w:hAnsi="Consolas" w:cs="Courier New"/>
+      </w:pPr>
+      <w:r>
+        <w:rPr>
+          <w:rFonts w:ascii="Consolas" w:hAnsi="Consolas"/>
           <w:color w:val="383A42"/>
           <w:sz w:val="18"/>
           <w:szCs w:val="18"/>
@@ -11149,11 +12275,10 @@
       <w:pPr>
         <w:pStyle w:val="HTMLPreformatted"/>
         <w:shd w:val="clear" w:color="auto" w:fill="F5F5F5"/>
-        <w:spacing w:after="0" w:line="240" w:lineRule="auto"/>
-      </w:pPr>
-      <w:r>
-        <w:rPr>
-          <w:rFonts w:ascii="Consolas" w:hAnsi="Consolas" w:cs="Courier New"/>
+      </w:pPr>
+      <w:r>
+        <w:rPr>
+          <w:rFonts w:ascii="Consolas" w:hAnsi="Consolas"/>
           <w:color w:val="383A42"/>
           <w:sz w:val="18"/>
           <w:szCs w:val="18"/>
@@ -11165,11 +12290,10 @@
       <w:pPr>
         <w:pStyle w:val="HTMLPreformatted"/>
         <w:shd w:val="clear" w:color="auto" w:fill="F5F5F5"/>
-        <w:spacing w:after="0" w:line="240" w:lineRule="auto"/>
-      </w:pPr>
-      <w:r>
-        <w:rPr>
-          <w:rFonts w:ascii="Consolas" w:hAnsi="Consolas" w:cs="Courier New"/>
+      </w:pPr>
+      <w:r>
+        <w:rPr>
+          <w:rFonts w:ascii="Consolas" w:hAnsi="Consolas"/>
           <w:color w:val="383A42"/>
           <w:sz w:val="18"/>
           <w:szCs w:val="18"/>
@@ -11181,11 +12305,10 @@
       <w:pPr>
         <w:pStyle w:val="HTMLPreformatted"/>
         <w:shd w:val="clear" w:color="auto" w:fill="F5F5F5"/>
-        <w:spacing w:after="0" w:line="240" w:lineRule="auto"/>
-      </w:pPr>
-      <w:r>
-        <w:rPr>
-          <w:rFonts w:ascii="Consolas" w:hAnsi="Consolas" w:cs="Courier New"/>
+      </w:pPr>
+      <w:r>
+        <w:rPr>
+          <w:rFonts w:ascii="Consolas" w:hAnsi="Consolas"/>
           <w:color w:val="383A42"/>
           <w:sz w:val="18"/>
           <w:szCs w:val="18"/>
@@ -11197,11 +12320,10 @@
       <w:pPr>
         <w:pStyle w:val="HTMLPreformatted"/>
         <w:shd w:val="clear" w:color="auto" w:fill="F5F5F5"/>
-        <w:spacing w:after="0" w:line="240" w:lineRule="auto"/>
-      </w:pPr>
-      <w:r>
-        <w:rPr>
-          <w:rFonts w:ascii="Consolas" w:hAnsi="Consolas" w:cs="Courier New"/>
+      </w:pPr>
+      <w:r>
+        <w:rPr>
+          <w:rFonts w:ascii="Consolas" w:hAnsi="Consolas"/>
           <w:color w:val="383A42"/>
           <w:sz w:val="18"/>
           <w:szCs w:val="18"/>
@@ -11213,32 +12335,39 @@
       <w:pPr>
         <w:pStyle w:val="HTMLPreformatted"/>
         <w:shd w:val="clear" w:color="auto" w:fill="F5F5F5"/>
-        <w:spacing w:after="0" w:line="240" w:lineRule="auto"/>
-      </w:pPr>
-      <w:r>
-        <w:rPr>
-          <w:rFonts w:ascii="Consolas" w:hAnsi="Consolas" w:cs="Courier New"/>
+      </w:pPr>
+      <w:r>
+        <w:rPr>
+          <w:rFonts w:ascii="Consolas" w:hAnsi="Consolas"/>
           <w:color w:val="383A42"/>
           <w:sz w:val="18"/>
           <w:szCs w:val="18"/>
         </w:rPr>
-        <w:t xml:space="preserve">}</w:t>
+        <w:t>}</w:t>
       </w:r>
     </w:p>
     <w:p>
       <w:pPr>
         <w:pStyle w:val="HTMLPreformatted"/>
         <w:shd w:val="clear" w:color="auto" w:fill="F5F5F5"/>
-        <w:spacing w:after="0" w:line="240" w:lineRule="auto"/>
-      </w:pPr>
-      <w:r>
-        <w:rPr>
-          <w:rFonts w:ascii="Consolas" w:hAnsi="Consolas" w:cs="Courier New"/>
+      </w:pPr>
+      <w:r>
+        <w:rPr>
+          <w:rFonts w:ascii="Consolas" w:hAnsi="Consolas"/>
           <w:color w:val="383A42"/>
           <w:sz w:val="18"/>
           <w:szCs w:val="18"/>
         </w:rPr>
-        <w:t xml:space="preserve">Vue.createApp(App).mount('#main')</w:t>
+        <w:t>Vue.createApp(App).m</w:t>
+      </w:r>
+      <w:r>
+        <w:rPr>
+          <w:rFonts w:ascii="Consolas" w:hAnsi="Consolas"/>
+          <w:color w:val="383A42"/>
+          <w:sz w:val="18"/>
+          <w:szCs w:val="18"/>
+        </w:rPr>
+        <w:t>ount('#main')</w:t>
       </w:r>
     </w:p>
     <w:p>
@@ -11249,12 +12378,10 @@
       <w:r>
         <w:rPr>
           <w:rFonts w:ascii="Segoe UI" w:hAnsi="Segoe UI" w:cs="Segoe UI"/>
-          <w:b/>
-          <w:bCs/>
           <w:sz w:val="30"/>
           <w:szCs w:val="30"/>
         </w:rPr>
-        <w:t xml:space="preserve">Периодично обновяване и синхронизация на часовника</w:t>
+        <w:t>Периодично обновяване и синхронизация на часовника</w:t>
       </w:r>
     </w:p>
     <w:p>
@@ -11271,34 +12398,32 @@
           <w:sz w:val="24"/>
           <w:szCs w:val="24"/>
         </w:rPr>
-        <w:t xml:space="preserve">Зареждаме системните параметри всяка секунда:</w:t>
+        <w:t>Зареждаме системните параметри всяка секунда:</w:t>
       </w:r>
     </w:p>
     <w:p>
       <w:pPr>
         <w:pStyle w:val="HTMLPreformatted"/>
         <w:shd w:val="clear" w:color="auto" w:fill="F5F5F5"/>
-        <w:spacing w:after="0" w:line="240" w:lineRule="auto"/>
-      </w:pPr>
-      <w:r>
-        <w:rPr>
-          <w:rFonts w:ascii="Consolas" w:hAnsi="Consolas" w:cs="Courier New"/>
+      </w:pPr>
+      <w:r>
+        <w:rPr>
+          <w:rFonts w:ascii="Consolas" w:hAnsi="Consolas"/>
           <w:color w:val="383A42"/>
           <w:sz w:val="18"/>
           <w:szCs w:val="18"/>
         </w:rPr>
-        <w:t xml:space="preserve">startUpdateLoop() {</w:t>
+        <w:t>startUpdateLoop() {</w:t>
       </w:r>
     </w:p>
     <w:p>
       <w:pPr>
         <w:pStyle w:val="HTMLPreformatted"/>
         <w:shd w:val="clear" w:color="auto" w:fill="F5F5F5"/>
-        <w:spacing w:after="0" w:line="240" w:lineRule="auto"/>
-      </w:pPr>
-      <w:r>
-        <w:rPr>
-          <w:rFonts w:ascii="Consolas" w:hAnsi="Consolas" w:cs="Courier New"/>
+      </w:pPr>
+      <w:r>
+        <w:rPr>
+          <w:rFonts w:ascii="Consolas" w:hAnsi="Consolas"/>
           <w:color w:val="383A42"/>
           <w:sz w:val="18"/>
           <w:szCs w:val="18"/>
@@ -11310,128 +12435,130 @@
       <w:pPr>
         <w:pStyle w:val="HTMLPreformatted"/>
         <w:shd w:val="clear" w:color="auto" w:fill="F5F5F5"/>
-        <w:spacing w:after="0" w:line="240" w:lineRule="auto"/>
-      </w:pPr>
-      <w:r>
-        <w:rPr>
-          <w:rFonts w:ascii="Consolas" w:hAnsi="Consolas" w:cs="Courier New"/>
+      </w:pPr>
+      <w:r>
+        <w:rPr>
+          <w:rFonts w:ascii="Consolas" w:hAnsi="Consolas"/>
           <w:color w:val="383A42"/>
           <w:sz w:val="18"/>
           <w:szCs w:val="18"/>
         </w:rPr>
-        <w:t xml:space="preserve">},</w:t>
+        <w:t>},</w:t>
       </w:r>
     </w:p>
     <w:p>
       <w:pPr>
         <w:pStyle w:val="HTMLPreformatted"/>
         <w:shd w:val="clear" w:color="auto" w:fill="F5F5F5"/>
-        <w:spacing w:after="0" w:line="240" w:lineRule="auto"/>
-      </w:pPr>
-      <w:r>
-        <w:rPr>
-          <w:rFonts w:ascii="Consolas" w:hAnsi="Consolas" w:cs="Courier New"/>
+      </w:pPr>
+      <w:r>
+        <w:rPr>
+          <w:rFonts w:ascii="Consolas" w:hAnsi="Consolas"/>
           <w:color w:val="383A42"/>
           <w:sz w:val="18"/>
           <w:szCs w:val="18"/>
         </w:rPr>
-        <w:t xml:space="preserve">loadSysParams() {</w:t>
+        <w:t>loadSysParams() {</w:t>
       </w:r>
     </w:p>
     <w:p>
       <w:pPr>
         <w:pStyle w:val="HTMLPreformatted"/>
         <w:shd w:val="clear" w:color="auto" w:fill="F5F5F5"/>
-        <w:spacing w:after="0" w:line="240" w:lineRule="auto"/>
-      </w:pPr>
-      <w:r>
-        <w:rPr>
-          <w:rFonts w:ascii="Consolas" w:hAnsi="Consolas" w:cs="Courier New"/>
+      </w:pPr>
+      <w:r>
+        <w:rPr>
+          <w:rFonts w:ascii="Consolas" w:hAnsi="Consolas"/>
           <w:color w:val="383A42"/>
           <w:sz w:val="18"/>
           <w:szCs w:val="18"/>
         </w:rPr>
-        <w:t xml:space="preserve">  axios.get('/api/sysparams/').then(resp =&gt; {</w:t>
-      </w:r>
-    </w:p>
-    <w:p>
-      <w:pPr>
-        <w:pStyle w:val="HTMLPreformatted"/>
-        <w:shd w:val="clear" w:color="auto" w:fill="F5F5F5"/>
-        <w:spacing w:after="0" w:line="240" w:lineRule="auto"/>
-      </w:pPr>
-      <w:r>
-        <w:rPr>
-          <w:rFonts w:ascii="Consolas" w:hAnsi="Consolas" w:cs="Courier New"/>
+        <w:t xml:space="preserve">  axios.get('/api/sysparams/').the</w:t>
+      </w:r>
+      <w:r>
+        <w:rPr>
+          <w:rFonts w:ascii="Consolas" w:hAnsi="Consolas"/>
           <w:color w:val="383A42"/>
           <w:sz w:val="18"/>
           <w:szCs w:val="18"/>
         </w:rPr>
-        <w:t xml:space="preserve">    this.sysParams = resp.data[0]</w:t>
+        <w:t>n(resp =&gt; {</w:t>
       </w:r>
     </w:p>
     <w:p>
       <w:pPr>
         <w:pStyle w:val="HTMLPreformatted"/>
         <w:shd w:val="clear" w:color="auto" w:fill="F5F5F5"/>
-        <w:spacing w:after="0" w:line="240" w:lineRule="auto"/>
-      </w:pPr>
-      <w:r>
-        <w:rPr>
-          <w:rFonts w:ascii="Consolas" w:hAnsi="Consolas" w:cs="Courier New"/>
+      </w:pPr>
+      <w:r>
+        <w:rPr>
+          <w:rFonts w:ascii="Consolas" w:hAnsi="Consolas"/>
           <w:color w:val="383A42"/>
           <w:sz w:val="18"/>
           <w:szCs w:val="18"/>
         </w:rPr>
-        <w:t xml:space="preserve">    this.showMode  = this.sysParams.status</w:t>
+        <w:t xml:space="preserve">    this.sysParams = resp.data[0]</w:t>
       </w:r>
     </w:p>
     <w:p>
       <w:pPr>
         <w:pStyle w:val="HTMLPreformatted"/>
         <w:shd w:val="clear" w:color="auto" w:fill="F5F5F5"/>
-        <w:spacing w:after="0" w:line="240" w:lineRule="auto"/>
-      </w:pPr>
-      <w:r>
-        <w:rPr>
-          <w:rFonts w:ascii="Consolas" w:hAnsi="Consolas" w:cs="Courier New"/>
+      </w:pPr>
+      <w:r>
+        <w:rPr>
+          <w:rFonts w:ascii="Consolas" w:hAnsi="Consolas"/>
           <w:color w:val="383A42"/>
           <w:sz w:val="18"/>
           <w:szCs w:val="18"/>
         </w:rPr>
-        <w:t xml:space="preserve">    this.loadStartList()</w:t>
+        <w:t xml:space="preserve">    this.showMode  = this.sysParams.status</w:t>
       </w:r>
     </w:p>
     <w:p>
       <w:pPr>
         <w:pStyle w:val="HTMLPreformatted"/>
         <w:shd w:val="clear" w:color="auto" w:fill="F5F5F5"/>
-        <w:spacing w:after="0" w:line="240" w:lineRule="auto"/>
-      </w:pPr>
-      <w:r>
-        <w:rPr>
-          <w:rFonts w:ascii="Consolas" w:hAnsi="Consolas" w:cs="Courier New"/>
+      </w:pPr>
+      <w:r>
+        <w:rPr>
+          <w:rFonts w:ascii="Consolas" w:hAnsi="Consolas"/>
           <w:color w:val="383A42"/>
           <w:sz w:val="18"/>
           <w:szCs w:val="18"/>
         </w:rPr>
-        <w:t xml:space="preserve">  })</w:t>
+        <w:t xml:space="preserve">    this.loadStartList()</w:t>
       </w:r>
     </w:p>
     <w:p>
       <w:pPr>
         <w:pStyle w:val="HTMLPreformatted"/>
         <w:shd w:val="clear" w:color="auto" w:fill="F5F5F5"/>
-        <w:spacing w:after="0" w:line="240" w:lineRule="auto"/>
-      </w:pPr>
-      <w:r>
-        <w:rPr>
-          <w:rFonts w:ascii="Consolas" w:hAnsi="Consolas" w:cs="Courier New"/>
+      </w:pPr>
+      <w:r>
+        <w:rPr>
+          <w:rFonts w:ascii="Consolas" w:hAnsi="Consolas"/>
           <w:color w:val="383A42"/>
           <w:sz w:val="18"/>
           <w:szCs w:val="18"/>
         </w:rPr>
-        <w:t xml:space="preserve">},</w:t>
+        <w:t xml:space="preserve">  })</w:t>
+      </w:r>
+    </w:p>
+    <w:p>
+      <w:pPr>
+        <w:pStyle w:val="HTMLPreformatted"/>
+        <w:shd w:val="clear" w:color="auto" w:fill="F5F5F5"/>
+      </w:pPr>
+      <w:r>
+        <w:rPr>
+          <w:rFonts w:ascii="Consolas" w:hAnsi="Consolas"/>
+          <w:color w:val="383A42"/>
+          <w:sz w:val="18"/>
+          <w:szCs w:val="18"/>
+        </w:rPr>
+        <w:lastRenderedPageBreak/>
+        <w:t>},</w:t>
       </w:r>
     </w:p>
     <w:p>
@@ -11448,34 +12575,32 @@
           <w:sz w:val="24"/>
           <w:szCs w:val="24"/>
         </w:rPr>
-        <w:t xml:space="preserve">При старт синхронизираме часовника със сървъра (точност 0.1 сек):</w:t>
+        <w:t>При старт синхронизираме часовника със сървъра (точност 0.1 сек):</w:t>
       </w:r>
     </w:p>
     <w:p>
       <w:pPr>
         <w:pStyle w:val="HTMLPreformatted"/>
         <w:shd w:val="clear" w:color="auto" w:fill="F5F5F5"/>
-        <w:spacing w:after="0" w:line="240" w:lineRule="auto"/>
-      </w:pPr>
-      <w:r>
-        <w:rPr>
-          <w:rFonts w:ascii="Consolas" w:hAnsi="Consolas" w:cs="Courier New"/>
+      </w:pPr>
+      <w:r>
+        <w:rPr>
+          <w:rFonts w:ascii="Consolas" w:hAnsi="Consolas"/>
           <w:color w:val="383A42"/>
           <w:sz w:val="18"/>
           <w:szCs w:val="18"/>
         </w:rPr>
-        <w:t xml:space="preserve">fetchStartTime() {</w:t>
+        <w:t>fetchStartTime() {</w:t>
       </w:r>
     </w:p>
     <w:p>
       <w:pPr>
         <w:pStyle w:val="HTMLPreformatted"/>
         <w:shd w:val="clear" w:color="auto" w:fill="F5F5F5"/>
-        <w:spacing w:after="0" w:line="240" w:lineRule="auto"/>
-      </w:pPr>
-      <w:r>
-        <w:rPr>
-          <w:rFonts w:ascii="Consolas" w:hAnsi="Consolas" w:cs="Courier New"/>
+      </w:pPr>
+      <w:r>
+        <w:rPr>
+          <w:rFonts w:ascii="Consolas" w:hAnsi="Consolas"/>
           <w:color w:val="383A42"/>
           <w:sz w:val="18"/>
           <w:szCs w:val="18"/>
@@ -11487,11 +12612,10 @@
       <w:pPr>
         <w:pStyle w:val="HTMLPreformatted"/>
         <w:shd w:val="clear" w:color="auto" w:fill="F5F5F5"/>
-        <w:spacing w:after="0" w:line="240" w:lineRule="auto"/>
-      </w:pPr>
-      <w:r>
-        <w:rPr>
-          <w:rFonts w:ascii="Consolas" w:hAnsi="Consolas" w:cs="Courier New"/>
+      </w:pPr>
+      <w:r>
+        <w:rPr>
+          <w:rFonts w:ascii="Consolas" w:hAnsi="Consolas"/>
           <w:color w:val="383A42"/>
           <w:sz w:val="18"/>
           <w:szCs w:val="18"/>
@@ -11503,11 +12627,10 @@
       <w:pPr>
         <w:pStyle w:val="HTMLPreformatted"/>
         <w:shd w:val="clear" w:color="auto" w:fill="F5F5F5"/>
-        <w:spacing w:after="0" w:line="240" w:lineRule="auto"/>
-      </w:pPr>
-      <w:r>
-        <w:rPr>
-          <w:rFonts w:ascii="Consolas" w:hAnsi="Consolas" w:cs="Courier New"/>
+      </w:pPr>
+      <w:r>
+        <w:rPr>
+          <w:rFonts w:ascii="Consolas" w:hAnsi="Consolas"/>
           <w:color w:val="383A42"/>
           <w:sz w:val="18"/>
           <w:szCs w:val="18"/>
@@ -11519,11 +12642,10 @@
       <w:pPr>
         <w:pStyle w:val="HTMLPreformatted"/>
         <w:shd w:val="clear" w:color="auto" w:fill="F5F5F5"/>
-        <w:spacing w:after="0" w:line="240" w:lineRule="auto"/>
-      </w:pPr>
-      <w:r>
-        <w:rPr>
-          <w:rFonts w:ascii="Consolas" w:hAnsi="Consolas" w:cs="Courier New"/>
+      </w:pPr>
+      <w:r>
+        <w:rPr>
+          <w:rFonts w:ascii="Consolas" w:hAnsi="Consolas"/>
           <w:color w:val="383A42"/>
           <w:sz w:val="18"/>
           <w:szCs w:val="18"/>
@@ -11535,11 +12657,10 @@
       <w:pPr>
         <w:pStyle w:val="HTMLPreformatted"/>
         <w:shd w:val="clear" w:color="auto" w:fill="F5F5F5"/>
-        <w:spacing w:after="0" w:line="240" w:lineRule="auto"/>
-      </w:pPr>
-      <w:r>
-        <w:rPr>
-          <w:rFonts w:ascii="Consolas" w:hAnsi="Consolas" w:cs="Courier New"/>
+      </w:pPr>
+      <w:r>
+        <w:rPr>
+          <w:rFonts w:ascii="Consolas" w:hAnsi="Consolas"/>
           <w:color w:val="383A42"/>
           <w:sz w:val="18"/>
           <w:szCs w:val="18"/>
@@ -11551,43 +12672,40 @@
       <w:pPr>
         <w:pStyle w:val="HTMLPreformatted"/>
         <w:shd w:val="clear" w:color="auto" w:fill="F5F5F5"/>
-        <w:spacing w:after="0" w:line="240" w:lineRule="auto"/>
-      </w:pPr>
-      <w:r>
-        <w:rPr>
-          <w:rFonts w:ascii="Consolas" w:hAnsi="Consolas" w:cs="Courier New"/>
+      </w:pPr>
+      <w:r>
+        <w:rPr>
+          <w:rFonts w:ascii="Consolas" w:hAnsi="Consolas"/>
           <w:color w:val="383A42"/>
           <w:sz w:val="18"/>
           <w:szCs w:val="18"/>
         </w:rPr>
-        <w:t xml:space="preserve">},</w:t>
+        <w:t>},</w:t>
       </w:r>
     </w:p>
     <w:p>
       <w:pPr>
         <w:pStyle w:val="HTMLPreformatted"/>
         <w:shd w:val="clear" w:color="auto" w:fill="F5F5F5"/>
-        <w:spacing w:after="0" w:line="240" w:lineRule="auto"/>
-      </w:pPr>
-      <w:r>
-        <w:rPr>
-          <w:rFonts w:ascii="Consolas" w:hAnsi="Consolas" w:cs="Courier New"/>
+      </w:pPr>
+      <w:r>
+        <w:rPr>
+          <w:rFonts w:ascii="Consolas" w:hAnsi="Consolas"/>
           <w:color w:val="383A42"/>
           <w:sz w:val="18"/>
           <w:szCs w:val="18"/>
         </w:rPr>
-        <w:t xml:space="preserve">startTimerLoop() {</w:t>
+        <w:t>startTimerLoop() {</w:t>
       </w:r>
     </w:p>
     <w:p>
       <w:pPr>
         <w:pStyle w:val="HTMLPreformatted"/>
         <w:shd w:val="clear" w:color="auto" w:fill="F5F5F5"/>
-        <w:spacing w:after="0" w:line="240" w:lineRule="auto"/>
-      </w:pPr>
-      <w:r>
-        <w:rPr>
-          <w:rFonts w:ascii="Consolas" w:hAnsi="Consolas" w:cs="Courier New"/>
+      </w:pPr>
+      <w:r>
+        <w:rPr>
+          <w:rFonts w:ascii="Consolas" w:hAnsi="Consolas"/>
           <w:color w:val="383A42"/>
           <w:sz w:val="18"/>
           <w:szCs w:val="18"/>
@@ -11599,11 +12717,10 @@
       <w:pPr>
         <w:pStyle w:val="HTMLPreformatted"/>
         <w:shd w:val="clear" w:color="auto" w:fill="F5F5F5"/>
-        <w:spacing w:after="0" w:line="240" w:lineRule="auto"/>
-      </w:pPr>
-      <w:r>
-        <w:rPr>
-          <w:rFonts w:ascii="Consolas" w:hAnsi="Consolas" w:cs="Courier New"/>
+      </w:pPr>
+      <w:r>
+        <w:rPr>
+          <w:rFonts w:ascii="Consolas" w:hAnsi="Consolas"/>
           <w:color w:val="383A42"/>
           <w:sz w:val="18"/>
           <w:szCs w:val="18"/>
@@ -11615,11 +12732,10 @@
       <w:pPr>
         <w:pStyle w:val="HTMLPreformatted"/>
         <w:shd w:val="clear" w:color="auto" w:fill="F5F5F5"/>
-        <w:spacing w:after="0" w:line="240" w:lineRule="auto"/>
-      </w:pPr>
-      <w:r>
-        <w:rPr>
-          <w:rFonts w:ascii="Consolas" w:hAnsi="Consolas" w:cs="Courier New"/>
+      </w:pPr>
+      <w:r>
+        <w:rPr>
+          <w:rFonts w:ascii="Consolas" w:hAnsi="Consolas"/>
           <w:color w:val="383A42"/>
           <w:sz w:val="18"/>
           <w:szCs w:val="18"/>
@@ -11631,16 +12747,15 @@
       <w:pPr>
         <w:pStyle w:val="HTMLPreformatted"/>
         <w:shd w:val="clear" w:color="auto" w:fill="F5F5F5"/>
-        <w:spacing w:after="0" w:line="240" w:lineRule="auto"/>
-      </w:pPr>
-      <w:r>
-        <w:rPr>
-          <w:rFonts w:ascii="Consolas" w:hAnsi="Consolas" w:cs="Courier New"/>
+      </w:pPr>
+      <w:r>
+        <w:rPr>
+          <w:rFonts w:ascii="Consolas" w:hAnsi="Consolas"/>
           <w:color w:val="383A42"/>
           <w:sz w:val="18"/>
           <w:szCs w:val="18"/>
         </w:rPr>
-        <w:t xml:space="preserve">},</w:t>
+        <w:t>},</w:t>
       </w:r>
     </w:p>
     <w:p>
@@ -11651,12 +12766,10 @@
       <w:r>
         <w:rPr>
           <w:rFonts w:ascii="Segoe UI" w:hAnsi="Segoe UI" w:cs="Segoe UI"/>
-          <w:b/>
-          <w:bCs/>
           <w:sz w:val="30"/>
           <w:szCs w:val="30"/>
         </w:rPr>
-        <w:t xml:space="preserve">Операторски действия</w:t>
+        <w:t>Операторски действия</w:t>
       </w:r>
     </w:p>
     <w:p>
@@ -11673,263 +12786,265 @@
           <w:sz w:val="24"/>
           <w:szCs w:val="24"/>
         </w:rPr>
-        <w:t xml:space="preserve">При натискане на бутон операторът сменя статуса на състезател:</w:t>
+        <w:t>При натискане на бутон операторът сменя статуса на състезател:</w:t>
       </w:r>
     </w:p>
     <w:p>
       <w:pPr>
         <w:pStyle w:val="HTMLPreformatted"/>
         <w:shd w:val="clear" w:color="auto" w:fill="F5F5F5"/>
-        <w:spacing w:after="0" w:line="240" w:lineRule="auto"/>
-      </w:pPr>
-      <w:r>
-        <w:rPr>
-          <w:rFonts w:ascii="Consolas" w:hAnsi="Consolas" w:cs="Courier New"/>
+      </w:pPr>
+      <w:r>
+        <w:rPr>
+          <w:rFonts w:ascii="Consolas" w:hAnsi="Consolas"/>
           <w:color w:val="383A42"/>
           <w:sz w:val="18"/>
           <w:szCs w:val="18"/>
         </w:rPr>
-        <w:t xml:space="preserve">setStatus(idx, value) {</w:t>
+        <w:t>setStatus(idx, value) {</w:t>
       </w:r>
     </w:p>
     <w:p>
       <w:pPr>
         <w:pStyle w:val="HTMLPreformatted"/>
         <w:shd w:val="clear" w:color="auto" w:fill="F5F5F5"/>
-        <w:spacing w:after="0" w:line="240" w:lineRule="auto"/>
-      </w:pPr>
-      <w:r>
-        <w:rPr>
-          <w:rFonts w:ascii="Consolas" w:hAnsi="Consolas" w:cs="Courier New"/>
+      </w:pPr>
+      <w:r>
+        <w:rPr>
+          <w:rFonts w:ascii="Consolas" w:hAnsi="Consolas"/>
           <w:color w:val="383A42"/>
           <w:sz w:val="18"/>
           <w:szCs w:val="18"/>
         </w:rPr>
-        <w:t xml:space="preserve">  this.editAthlete(idx)</w:t>
-      </w:r>
-    </w:p>
-    <w:p>
-      <w:pPr>
-        <w:pStyle w:val="HTMLPreformatted"/>
-        <w:shd w:val="clear" w:color="auto" w:fill="F5F5F5"/>
-        <w:spacing w:after="0" w:line="240" w:lineRule="auto"/>
-      </w:pPr>
-      <w:r>
-        <w:rPr>
-          <w:rFonts w:ascii="Consolas" w:hAnsi="Consolas" w:cs="Courier New"/>
+        <w:t xml:space="preserve">  this.editAt</w:t>
+      </w:r>
+      <w:r>
+        <w:rPr>
+          <w:rFonts w:ascii="Consolas" w:hAnsi="Consolas"/>
           <w:color w:val="383A42"/>
           <w:sz w:val="18"/>
           <w:szCs w:val="18"/>
         </w:rPr>
-        <w:t xml:space="preserve">  if (value === 2) this.incrementNextNum()</w:t>
+        <w:t>hlete(idx)</w:t>
       </w:r>
     </w:p>
     <w:p>
       <w:pPr>
         <w:pStyle w:val="HTMLPreformatted"/>
         <w:shd w:val="clear" w:color="auto" w:fill="F5F5F5"/>
-        <w:spacing w:after="0" w:line="240" w:lineRule="auto"/>
-      </w:pPr>
-      <w:r>
-        <w:rPr>
-          <w:rFonts w:ascii="Consolas" w:hAnsi="Consolas" w:cs="Courier New"/>
+      </w:pPr>
+      <w:r>
+        <w:rPr>
+          <w:rFonts w:ascii="Consolas" w:hAnsi="Consolas"/>
           <w:color w:val="383A42"/>
           <w:sz w:val="18"/>
           <w:szCs w:val="18"/>
         </w:rPr>
-        <w:t xml:space="preserve">  this.c_athlete.status = value</w:t>
+        <w:t xml:space="preserve">  if (value === 2) this.incrementNextNum()</w:t>
       </w:r>
     </w:p>
     <w:p>
       <w:pPr>
         <w:pStyle w:val="HTMLPreformatted"/>
         <w:shd w:val="clear" w:color="auto" w:fill="F5F5F5"/>
-        <w:spacing w:after="0" w:line="240" w:lineRule="auto"/>
-      </w:pPr>
-      <w:r>
-        <w:rPr>
-          <w:rFonts w:ascii="Consolas" w:hAnsi="Consolas" w:cs="Courier New"/>
+      </w:pPr>
+      <w:r>
+        <w:rPr>
+          <w:rFonts w:ascii="Consolas" w:hAnsi="Consolas"/>
           <w:color w:val="383A42"/>
           <w:sz w:val="18"/>
           <w:szCs w:val="18"/>
         </w:rPr>
-        <w:t xml:space="preserve">  if (value === 3) {         // финал</w:t>
+        <w:t xml:space="preserve">  this.c_athlete.status = value</w:t>
       </w:r>
     </w:p>
     <w:p>
       <w:pPr>
         <w:pStyle w:val="HTMLPreformatted"/>
         <w:shd w:val="clear" w:color="auto" w:fill="F5F5F5"/>
-        <w:spacing w:after="0" w:line="240" w:lineRule="auto"/>
-      </w:pPr>
-      <w:r>
-        <w:rPr>
-          <w:rFonts w:ascii="Consolas" w:hAnsi="Consolas" w:cs="Courier New"/>
+      </w:pPr>
+      <w:r>
+        <w:rPr>
+          <w:rFonts w:ascii="Consolas" w:hAnsi="Consolas"/>
           <w:color w:val="383A42"/>
           <w:sz w:val="18"/>
           <w:szCs w:val="18"/>
         </w:rPr>
-        <w:t xml:space="preserve">    this.c_athlete.result_time = this.formatTimer(this.timerValue)</w:t>
+        <w:t xml:space="preserve">  if (value === 3) {         // финал</w:t>
       </w:r>
     </w:p>
     <w:p>
       <w:pPr>
         <w:pStyle w:val="HTMLPreformatted"/>
         <w:shd w:val="clear" w:color="auto" w:fill="F5F5F5"/>
-        <w:spacing w:after="0" w:line="240" w:lineRule="auto"/>
-      </w:pPr>
-      <w:r>
-        <w:rPr>
-          <w:rFonts w:ascii="Consolas" w:hAnsi="Consolas" w:cs="Courier New"/>
+      </w:pPr>
+      <w:r>
+        <w:rPr>
+          <w:rFonts w:ascii="Consolas" w:hAnsi="Consolas"/>
           <w:color w:val="383A42"/>
           <w:sz w:val="18"/>
           <w:szCs w:val="18"/>
         </w:rPr>
-        <w:t xml:space="preserve">    this.c_athlete.num = 0</w:t>
+        <w:t xml:space="preserve">    this.c_athlete.result_time = this.formatTimer(this.timerValue)</w:t>
       </w:r>
     </w:p>
     <w:p>
       <w:pPr>
         <w:pStyle w:val="HTMLPreformatted"/>
         <w:shd w:val="clear" w:color="auto" w:fill="F5F5F5"/>
-        <w:spacing w:after="0" w:line="240" w:lineRule="auto"/>
-      </w:pPr>
-      <w:r>
-        <w:rPr>
-          <w:rFonts w:ascii="Consolas" w:hAnsi="Consolas" w:cs="Courier New"/>
+      </w:pPr>
+      <w:r>
+        <w:rPr>
+          <w:rFonts w:ascii="Consolas" w:hAnsi="Consolas"/>
           <w:color w:val="383A42"/>
           <w:sz w:val="18"/>
           <w:szCs w:val="18"/>
         </w:rPr>
-        <w:t xml:space="preserve">  } else if (value === 0) {  // дисквалифициран</w:t>
+        <w:t xml:space="preserve">    this.c_athlete.num = 0</w:t>
       </w:r>
     </w:p>
     <w:p>
       <w:pPr>
         <w:pStyle w:val="HTMLPreformatted"/>
         <w:shd w:val="clear" w:color="auto" w:fill="F5F5F5"/>
-        <w:spacing w:after="0" w:line="240" w:lineRule="auto"/>
-      </w:pPr>
-      <w:r>
-        <w:rPr>
-          <w:rFonts w:ascii="Consolas" w:hAnsi="Consolas" w:cs="Courier New"/>
+      </w:pPr>
+      <w:r>
+        <w:rPr>
+          <w:rFonts w:ascii="Consolas" w:hAnsi="Consolas"/>
           <w:color w:val="383A42"/>
           <w:sz w:val="18"/>
           <w:szCs w:val="18"/>
         </w:rPr>
-        <w:t xml:space="preserve">    this.c_athlete.result_time = 'DQ'</w:t>
-      </w:r>
-    </w:p>
-    <w:p>
-      <w:pPr>
-        <w:pStyle w:val="HTMLPreformatted"/>
-        <w:shd w:val="clear" w:color="auto" w:fill="F5F5F5"/>
-        <w:spacing w:after="0" w:line="240" w:lineRule="auto"/>
-      </w:pPr>
-      <w:r>
-        <w:rPr>
-          <w:rFonts w:ascii="Consolas" w:hAnsi="Consolas" w:cs="Courier New"/>
+        <w:t xml:space="preserve">  } else if (value === 0) {  // дисква</w:t>
+      </w:r>
+      <w:r>
+        <w:rPr>
+          <w:rFonts w:ascii="Consolas" w:hAnsi="Consolas"/>
           <w:color w:val="383A42"/>
           <w:sz w:val="18"/>
           <w:szCs w:val="18"/>
         </w:rPr>
-        <w:t xml:space="preserve">    this.c_athlete.num = 9990</w:t>
+        <w:t>лифициран</w:t>
       </w:r>
     </w:p>
     <w:p>
       <w:pPr>
         <w:pStyle w:val="HTMLPreformatted"/>
         <w:shd w:val="clear" w:color="auto" w:fill="F5F5F5"/>
-        <w:spacing w:after="0" w:line="240" w:lineRule="auto"/>
-      </w:pPr>
-      <w:r>
-        <w:rPr>
-          <w:rFonts w:ascii="Consolas" w:hAnsi="Consolas" w:cs="Courier New"/>
+      </w:pPr>
+      <w:r>
+        <w:rPr>
+          <w:rFonts w:ascii="Consolas" w:hAnsi="Consolas"/>
           <w:color w:val="383A42"/>
           <w:sz w:val="18"/>
           <w:szCs w:val="18"/>
         </w:rPr>
-        <w:t xml:space="preserve">  } else if (value === -1) { // не е стартирал</w:t>
+        <w:t xml:space="preserve">    this.c_athlete.result_time = 'DQ'</w:t>
       </w:r>
     </w:p>
     <w:p>
       <w:pPr>
         <w:pStyle w:val="HTMLPreformatted"/>
         <w:shd w:val="clear" w:color="auto" w:fill="F5F5F5"/>
-        <w:spacing w:after="0" w:line="240" w:lineRule="auto"/>
-      </w:pPr>
-      <w:r>
-        <w:rPr>
-          <w:rFonts w:ascii="Consolas" w:hAnsi="Consolas" w:cs="Courier New"/>
+      </w:pPr>
+      <w:r>
+        <w:rPr>
+          <w:rFonts w:ascii="Consolas" w:hAnsi="Consolas"/>
           <w:color w:val="383A42"/>
           <w:sz w:val="18"/>
           <w:szCs w:val="18"/>
         </w:rPr>
-        <w:t xml:space="preserve">    this.c_athlete.result_time = 'NS'</w:t>
+        <w:t xml:space="preserve">    this.c_athlete.num = 9990</w:t>
       </w:r>
     </w:p>
     <w:p>
       <w:pPr>
         <w:pStyle w:val="HTMLPreformatted"/>
         <w:shd w:val="clear" w:color="auto" w:fill="F5F5F5"/>
-        <w:spacing w:after="0" w:line="240" w:lineRule="auto"/>
-      </w:pPr>
-      <w:r>
-        <w:rPr>
-          <w:rFonts w:ascii="Consolas" w:hAnsi="Consolas" w:cs="Courier New"/>
+      </w:pPr>
+      <w:r>
+        <w:rPr>
+          <w:rFonts w:ascii="Consolas" w:hAnsi="Consolas"/>
           <w:color w:val="383A42"/>
           <w:sz w:val="18"/>
           <w:szCs w:val="18"/>
         </w:rPr>
-        <w:t xml:space="preserve">    this.c_athlete.num = 9999</w:t>
+        <w:t xml:space="preserve">  } else if (value === -1) { // не е стартирал</w:t>
       </w:r>
     </w:p>
     <w:p>
       <w:pPr>
         <w:pStyle w:val="HTMLPreformatted"/>
         <w:shd w:val="clear" w:color="auto" w:fill="F5F5F5"/>
-        <w:spacing w:after="0" w:line="240" w:lineRule="auto"/>
-      </w:pPr>
-      <w:r>
-        <w:rPr>
-          <w:rFonts w:ascii="Consolas" w:hAnsi="Consolas" w:cs="Courier New"/>
+      </w:pPr>
+      <w:r>
+        <w:rPr>
+          <w:rFonts w:ascii="Consolas" w:hAnsi="Consolas"/>
           <w:color w:val="383A42"/>
           <w:sz w:val="18"/>
           <w:szCs w:val="18"/>
         </w:rPr>
-        <w:t xml:space="preserve">  }</w:t>
+        <w:t xml:space="preserve">    this.c_athlete.result_time = 'NS'</w:t>
       </w:r>
     </w:p>
     <w:p>
       <w:pPr>
         <w:pStyle w:val="HTMLPreformatted"/>
         <w:shd w:val="clear" w:color="auto" w:fill="F5F5F5"/>
-        <w:spacing w:after="0" w:line="240" w:lineRule="auto"/>
-      </w:pPr>
-      <w:r>
-        <w:rPr>
-          <w:rFonts w:ascii="Consolas" w:hAnsi="Consolas" w:cs="Courier New"/>
+      </w:pPr>
+      <w:r>
+        <w:rPr>
+          <w:rFonts w:ascii="Consolas" w:hAnsi="Consolas"/>
           <w:color w:val="383A42"/>
           <w:sz w:val="18"/>
           <w:szCs w:val="18"/>
         </w:rPr>
-        <w:t xml:space="preserve">  this.saveAthlete()</w:t>
+        <w:t xml:space="preserve">    this.c_athlete.num = 9999</w:t>
       </w:r>
     </w:p>
     <w:p>
       <w:pPr>
         <w:pStyle w:val="HTMLPreformatted"/>
         <w:shd w:val="clear" w:color="auto" w:fill="F5F5F5"/>
-        <w:spacing w:after="0" w:line="240" w:lineRule="auto"/>
-      </w:pPr>
-      <w:r>
-        <w:rPr>
-          <w:rFonts w:ascii="Consolas" w:hAnsi="Consolas" w:cs="Courier New"/>
+      </w:pPr>
+      <w:r>
+        <w:rPr>
+          <w:rFonts w:ascii="Consolas" w:hAnsi="Consolas"/>
           <w:color w:val="383A42"/>
           <w:sz w:val="18"/>
           <w:szCs w:val="18"/>
         </w:rPr>
-        <w:t xml:space="preserve">},</w:t>
+        <w:t xml:space="preserve">  }</w:t>
+      </w:r>
+    </w:p>
+    <w:p>
+      <w:pPr>
+        <w:pStyle w:val="HTMLPreformatted"/>
+        <w:shd w:val="clear" w:color="auto" w:fill="F5F5F5"/>
+      </w:pPr>
+      <w:r>
+        <w:rPr>
+          <w:rFonts w:ascii="Consolas" w:hAnsi="Consolas"/>
+          <w:color w:val="383A42"/>
+          <w:sz w:val="18"/>
+          <w:szCs w:val="18"/>
+        </w:rPr>
+        <w:t xml:space="preserve">  this.saveAthlete()</w:t>
+      </w:r>
+    </w:p>
+    <w:p>
+      <w:pPr>
+        <w:pStyle w:val="HTMLPreformatted"/>
+        <w:shd w:val="clear" w:color="auto" w:fill="F5F5F5"/>
+      </w:pPr>
+      <w:r>
+        <w:rPr>
+          <w:rFonts w:ascii="Consolas" w:hAnsi="Consolas"/>
+          <w:color w:val="383A42"/>
+          <w:sz w:val="18"/>
+          <w:szCs w:val="18"/>
+        </w:rPr>
+        <w:t>},</w:t>
       </w:r>
     </w:p>
     <w:p>
@@ -11946,34 +13061,32 @@
           <w:sz w:val="24"/>
           <w:szCs w:val="24"/>
         </w:rPr>
-        <w:t xml:space="preserve">Бърза размяна на поредни номера между двама състезатели:</w:t>
+        <w:t>Бърза размяна на поредни номера между двама състезатели:</w:t>
       </w:r>
     </w:p>
     <w:p>
       <w:pPr>
         <w:pStyle w:val="HTMLPreformatted"/>
         <w:shd w:val="clear" w:color="auto" w:fill="F5F5F5"/>
-        <w:spacing w:after="0" w:line="240" w:lineRule="auto"/>
-      </w:pPr>
-      <w:r>
-        <w:rPr>
-          <w:rFonts w:ascii="Consolas" w:hAnsi="Consolas" w:cs="Courier New"/>
+      </w:pPr>
+      <w:r>
+        <w:rPr>
+          <w:rFonts w:ascii="Consolas" w:hAnsi="Consolas"/>
           <w:color w:val="383A42"/>
           <w:sz w:val="18"/>
           <w:szCs w:val="18"/>
         </w:rPr>
-        <w:t xml:space="preserve">swapNums(i1, i2) {</w:t>
+        <w:t>swapNums(i1, i2) {</w:t>
       </w:r>
     </w:p>
     <w:p>
       <w:pPr>
         <w:pStyle w:val="HTMLPreformatted"/>
         <w:shd w:val="clear" w:color="auto" w:fill="F5F5F5"/>
-        <w:spacing w:after="0" w:line="240" w:lineRule="auto"/>
-      </w:pPr>
-      <w:r>
-        <w:rPr>
-          <w:rFonts w:ascii="Consolas" w:hAnsi="Consolas" w:cs="Courier New"/>
+      </w:pPr>
+      <w:r>
+        <w:rPr>
+          <w:rFonts w:ascii="Consolas" w:hAnsi="Consolas"/>
           <w:color w:val="383A42"/>
           <w:sz w:val="18"/>
           <w:szCs w:val="18"/>
@@ -11985,11 +13098,10 @@
       <w:pPr>
         <w:pStyle w:val="HTMLPreformatted"/>
         <w:shd w:val="clear" w:color="auto" w:fill="F5F5F5"/>
-        <w:spacing w:after="0" w:line="240" w:lineRule="auto"/>
-      </w:pPr>
-      <w:r>
-        <w:rPr>
-          <w:rFonts w:ascii="Consolas" w:hAnsi="Consolas" w:cs="Courier New"/>
+      </w:pPr>
+      <w:r>
+        <w:rPr>
+          <w:rFonts w:ascii="Consolas" w:hAnsi="Consolas"/>
           <w:color w:val="383A42"/>
           <w:sz w:val="18"/>
           <w:szCs w:val="18"/>
@@ -12001,11 +13113,10 @@
       <w:pPr>
         <w:pStyle w:val="HTMLPreformatted"/>
         <w:shd w:val="clear" w:color="auto" w:fill="F5F5F5"/>
-        <w:spacing w:after="0" w:line="240" w:lineRule="auto"/>
-      </w:pPr>
-      <w:r>
-        <w:rPr>
-          <w:rFonts w:ascii="Consolas" w:hAnsi="Consolas" w:cs="Courier New"/>
+      </w:pPr>
+      <w:r>
+        <w:rPr>
+          <w:rFonts w:ascii="Consolas" w:hAnsi="Consolas"/>
           <w:color w:val="383A42"/>
           <w:sz w:val="18"/>
           <w:szCs w:val="18"/>
@@ -12017,11 +13128,10 @@
       <w:pPr>
         <w:pStyle w:val="HTMLPreformatted"/>
         <w:shd w:val="clear" w:color="auto" w:fill="F5F5F5"/>
-        <w:spacing w:after="0" w:line="240" w:lineRule="auto"/>
-      </w:pPr>
-      <w:r>
-        <w:rPr>
-          <w:rFonts w:ascii="Consolas" w:hAnsi="Consolas" w:cs="Courier New"/>
+      </w:pPr>
+      <w:r>
+        <w:rPr>
+          <w:rFonts w:ascii="Consolas" w:hAnsi="Consolas"/>
           <w:color w:val="383A42"/>
           <w:sz w:val="18"/>
           <w:szCs w:val="18"/>
@@ -12033,80 +13143,83 @@
       <w:pPr>
         <w:pStyle w:val="HTMLPreformatted"/>
         <w:shd w:val="clear" w:color="auto" w:fill="F5F5F5"/>
-        <w:spacing w:after="0" w:line="240" w:lineRule="auto"/>
-      </w:pPr>
-      <w:r>
-        <w:rPr>
-          <w:rFonts w:ascii="Consolas" w:hAnsi="Consolas" w:cs="Courier New"/>
+      </w:pPr>
+      <w:r>
+        <w:rPr>
+          <w:rFonts w:ascii="Consolas" w:hAnsi="Consolas"/>
           <w:color w:val="383A42"/>
           <w:sz w:val="18"/>
           <w:szCs w:val="18"/>
         </w:rPr>
-        <w:t xml:space="preserve">  axios.post('/api/athletes/bulk-num-update/', payload,</w:t>
-      </w:r>
-    </w:p>
-    <w:p>
-      <w:pPr>
-        <w:pStyle w:val="HTMLPreformatted"/>
-        <w:shd w:val="clear" w:color="auto" w:fill="F5F5F5"/>
-        <w:spacing w:after="0" w:line="240" w:lineRule="auto"/>
-      </w:pPr>
-      <w:r>
-        <w:rPr>
-          <w:rFonts w:ascii="Consolas" w:hAnsi="Consolas" w:cs="Courier New"/>
+        <w:t xml:space="preserve">  axios.post('/api/athletes/bul</w:t>
+      </w:r>
+      <w:r>
+        <w:rPr>
+          <w:rFonts w:ascii="Consolas" w:hAnsi="Consolas"/>
           <w:color w:val="383A42"/>
           <w:sz w:val="18"/>
           <w:szCs w:val="18"/>
         </w:rPr>
-        <w:t xml:space="preserve">    { headers: { 'X-CSRFToken': CSRF_TOKEN } })</w:t>
+        <w:t>k-num-update/', payload,</w:t>
       </w:r>
     </w:p>
     <w:p>
       <w:pPr>
         <w:pStyle w:val="HTMLPreformatted"/>
         <w:shd w:val="clear" w:color="auto" w:fill="F5F5F5"/>
-        <w:spacing w:after="0" w:line="240" w:lineRule="auto"/>
-      </w:pPr>
-      <w:r>
-        <w:rPr>
-          <w:rFonts w:ascii="Consolas" w:hAnsi="Consolas" w:cs="Courier New"/>
+      </w:pPr>
+      <w:r>
+        <w:rPr>
+          <w:rFonts w:ascii="Consolas" w:hAnsi="Consolas"/>
           <w:color w:val="383A42"/>
           <w:sz w:val="18"/>
           <w:szCs w:val="18"/>
         </w:rPr>
-        <w:t xml:space="preserve">  .then(() =&gt; this.loadStartList())</w:t>
+        <w:t xml:space="preserve">    { headers: { 'X-CSRFToken': CSRF_TOKEN } })</w:t>
       </w:r>
     </w:p>
     <w:p>
       <w:pPr>
         <w:pStyle w:val="HTMLPreformatted"/>
         <w:shd w:val="clear" w:color="auto" w:fill="F5F5F5"/>
-        <w:spacing w:after="0" w:line="240" w:lineRule="auto"/>
-      </w:pPr>
-      <w:r>
-        <w:rPr>
-          <w:rFonts w:ascii="Consolas" w:hAnsi="Consolas" w:cs="Courier New"/>
+      </w:pPr>
+      <w:r>
+        <w:rPr>
+          <w:rFonts w:ascii="Consolas" w:hAnsi="Consolas"/>
           <w:color w:val="383A42"/>
           <w:sz w:val="18"/>
           <w:szCs w:val="18"/>
         </w:rPr>
-        <w:t xml:space="preserve">},</w:t>
+        <w:t xml:space="preserve">  .then(() =&gt; this.loadStartList())</w:t>
+      </w:r>
+    </w:p>
+    <w:p>
+      <w:pPr>
+        <w:pStyle w:val="HTMLPreformatted"/>
+        <w:shd w:val="clear" w:color="auto" w:fill="F5F5F5"/>
+      </w:pPr>
+      <w:r>
+        <w:rPr>
+          <w:rFonts w:ascii="Consolas" w:hAnsi="Consolas"/>
+          <w:color w:val="383A42"/>
+          <w:sz w:val="18"/>
+          <w:szCs w:val="18"/>
+        </w:rPr>
+        <w:t>},</w:t>
       </w:r>
     </w:p>
     <w:p>
       <w:pPr>
         <w:pStyle w:val="Heading1"/>
-        <w:spacing w:before="480" w:after="160"/>
+        <w:spacing w:after="160"/>
       </w:pPr>
       <w:r>
         <w:rPr>
           <w:rFonts w:ascii="Segoe UI" w:hAnsi="Segoe UI" w:cs="Segoe UI"/>
-          <w:b/>
-          <w:bCs/>
           <w:sz w:val="36"/>
           <w:szCs w:val="36"/>
         </w:rPr>
-        <w:t xml:space="preserve">Мрежова конфигурация</w:t>
+        <w:t>Мрежова конфигурация</w:t>
       </w:r>
     </w:p>
     <w:p>
@@ -12123,23 +13236,22 @@
           <w:sz w:val="24"/>
           <w:szCs w:val="24"/>
         </w:rPr>
-        <w:t xml:space="preserve">Намираме IP адреса на лаптопа:</w:t>
+        <w:t>Намираме IP адреса на лаптопа:</w:t>
       </w:r>
     </w:p>
     <w:p>
       <w:pPr>
         <w:pStyle w:val="HTMLPreformatted"/>
         <w:shd w:val="clear" w:color="auto" w:fill="F5F5F5"/>
-        <w:spacing w:after="0" w:line="240" w:lineRule="auto"/>
-      </w:pPr>
-      <w:r>
-        <w:rPr>
-          <w:rFonts w:ascii="Consolas" w:hAnsi="Consolas" w:cs="Courier New"/>
+      </w:pPr>
+      <w:r>
+        <w:rPr>
+          <w:rFonts w:ascii="Consolas" w:hAnsi="Consolas"/>
           <w:color w:val="383A42"/>
           <w:sz w:val="18"/>
           <w:szCs w:val="18"/>
         </w:rPr>
-        <w:t xml:space="preserve">ipconfig</w:t>
+        <w:t>ipconfig</w:t>
       </w:r>
     </w:p>
     <w:p>
@@ -12152,10 +13264,8 @@
           <w:i/>
           <w:iCs/>
           <w:color w:val="555555"/>
-          <w:sz w:val="22"/>
-          <w:szCs w:val="22"/>
-        </w:rPr>
-        <w:t xml:space="preserve">Търсим реда IPv4 Address, напр. 192.168.1.5</w:t>
+        </w:rPr>
+        <w:t>Търсим реда IPv4 Address, напр. 192.168.1.5</w:t>
       </w:r>
     </w:p>
     <w:p>
@@ -12181,7 +13291,7 @@
           <w:szCs w:val="20"/>
           <w:bdr w:val="single" w:sz="2" w:space="2" w:color="E5E7EB" w:frame="1"/>
         </w:rPr>
-        <w:t xml:space="preserve">settings.py</w:t>
+        <w:t>settings.py</w:t>
       </w:r>
       <w:r>
         <w:rPr>
@@ -12196,16 +13306,15 @@
       <w:pPr>
         <w:pStyle w:val="HTMLPreformatted"/>
         <w:shd w:val="clear" w:color="auto" w:fill="F5F5F5"/>
-        <w:spacing w:after="0" w:line="240" w:lineRule="auto"/>
-      </w:pPr>
-      <w:r>
-        <w:rPr>
-          <w:rFonts w:ascii="Consolas" w:hAnsi="Consolas" w:cs="Courier New"/>
+      </w:pPr>
+      <w:r>
+        <w:rPr>
+          <w:rFonts w:ascii="Consolas" w:hAnsi="Consolas"/>
           <w:color w:val="383A42"/>
           <w:sz w:val="18"/>
           <w:szCs w:val="18"/>
         </w:rPr>
-        <w:t xml:space="preserve">ALLOWED_HOSTS = ['192.168.1.5', '127.0.0.1', 'localhost']</w:t>
+        <w:t>ALLOWED_HOSTS = ['192.168.1.5', '127.0.0.1', 'localhost']</w:t>
       </w:r>
     </w:p>
     <w:p>
@@ -12222,23 +13331,22 @@
           <w:sz w:val="24"/>
           <w:szCs w:val="24"/>
         </w:rPr>
-        <w:t xml:space="preserve">Стартираме сървъра за достъп от цялата мрежа:</w:t>
+        <w:t>Стартираме сървъра за достъп от цялата мрежа:</w:t>
       </w:r>
     </w:p>
     <w:p>
       <w:pPr>
         <w:pStyle w:val="HTMLPreformatted"/>
         <w:shd w:val="clear" w:color="auto" w:fill="F5F5F5"/>
-        <w:spacing w:after="0" w:line="240" w:lineRule="auto"/>
-      </w:pPr>
-      <w:r>
-        <w:rPr>
-          <w:rFonts w:ascii="Consolas" w:hAnsi="Consolas" w:cs="Courier New"/>
+      </w:pPr>
+      <w:r>
+        <w:rPr>
+          <w:rFonts w:ascii="Consolas" w:hAnsi="Consolas"/>
           <w:color w:val="383A42"/>
           <w:sz w:val="18"/>
           <w:szCs w:val="18"/>
         </w:rPr>
-        <w:t xml:space="preserve">python manage.py runserver 0.0.0.0:8000</w:t>
+        <w:t>python manage.py runserver 0.0.0.0:8000</w:t>
       </w:r>
     </w:p>
     <w:p>
@@ -12264,7 +13372,7 @@
           <w:szCs w:val="20"/>
           <w:bdr w:val="single" w:sz="2" w:space="2" w:color="E5E7EB" w:frame="1"/>
         </w:rPr>
-        <w:t xml:space="preserve">http://192.168.1.5:8000</w:t>
+        <w:t>http://192.168.1.5:8000</w:t>
       </w:r>
       <w:r>
         <w:rPr>
@@ -12272,7 +13380,7 @@
           <w:sz w:val="24"/>
           <w:szCs w:val="24"/>
         </w:rPr>
-        <w:t xml:space="preserve">.</w:t>
+        <w:t>.</w:t>
       </w:r>
     </w:p>
     <w:p>
@@ -12285,10 +13393,18 @@
           <w:i/>
           <w:iCs/>
           <w:color w:val="555555"/>
-          <w:sz w:val="22"/>
-          <w:szCs w:val="22"/>
-        </w:rPr>
-        <w:t xml:space="preserve">При проблем – временно изключваме Windows Firewall за частни мрежи или добавяме правило за порт 8000.</w:t>
+        </w:rPr>
+        <w:lastRenderedPageBreak/>
+        <w:t>При проблем – временно изключваме Windo</w:t>
+      </w:r>
+      <w:r>
+        <w:rPr>
+          <w:rFonts w:ascii="Segoe UI" w:hAnsi="Segoe UI" w:cs="Segoe UI"/>
+          <w:i/>
+          <w:iCs/>
+          <w:color w:val="555555"/>
+        </w:rPr>
+        <w:t>ws Firewall за частни мрежи или добавяме правило за порт 8000.</w:t>
       </w:r>
     </w:p>
     <w:sectPr>
@@ -15387,4 +16503,16 @@
   <a:objectDefaults/>
   <a:extraClrSchemeLst/>
 </a:theme>
+</file>
+
+<file path=customXml/item1.xml><?xml version="1.0" encoding="utf-8"?>
+<b:Sources xmlns:b="http://schemas.openxmlformats.org/officeDocument/2006/bibliography" xmlns="http://schemas.openxmlformats.org/officeDocument/2006/bibliography" SelectedStyle="\APASixthEditionOfficeOnline.xsl" StyleName="APA" Version="6"/>
+</file>
+
+<file path=customXml/itemProps1.xml><?xml version="1.0" encoding="utf-8"?>
+<ds:datastoreItem xmlns:ds="http://schemas.openxmlformats.org/officeDocument/2006/customXml" ds:itemID="{CEA1A7E8-E02B-4FA0-B83F-030E2FD9187B}">
+  <ds:schemaRefs>
+    <ds:schemaRef ds:uri="http://schemas.openxmlformats.org/officeDocument/2006/bibliography"/>
+  </ds:schemaRefs>
+</ds:datastoreItem>
 </file>